--- a/out/04_Legal/SNX-LEG-RPT-02 Legal Compliance Evaluation Report (Rev00 DRAFT).docx
+++ b/out/04_Legal/SNX-LEG-RPT-02 Legal Compliance Evaluation Report (Rev00 DRAFT).docx
@@ -5492,7 +5492,7 @@
           <w:sz w:val="24"/>
           <w:szCs w:val="24"/>
         </w:rPr>
-        <w:t xml:space="preserve">4. Staff Legal membandingkan memo kepatuhan pada Periode Evaluasi dengan SNX-LEG-REG-03 (SNX-LEG-SOP-01 prosedur 6.7, USULAN). Staff Legal menulis perubahan peraturan yang belum tercatat di register itu pada tabel Informasi Umum, memperbaruinya di register lebih dulu, lalu mengevaluasinya (USULAN).</w:t>
+        <w:t xml:space="preserve">4. Staff Legal membandingkan memo kepatuhan pada Periode Evaluasi dengan SNX-LEG-REG-03 (SNX-LEG-SOP-01 prosedur 6.7, USULAN).</w:t>
       </w:r>
     </w:p>
     <w:p>
@@ -5516,7 +5516,7 @@
           <w:sz w:val="24"/>
           <w:szCs w:val="24"/>
         </w:rPr>
-        <w:t xml:space="preserve">5. Staff Legal memberi Status Kepatuhan Tidak Berlaku pada Persyaratan yang tidak dapat diterapkan pada kegiatan SINUX selama Periode Evaluasi, dan menulis alasannya di kolom Catatan dan Rujukan Temuan.</w:t>
+        <w:t xml:space="preserve">5. Untuk tiap perubahan peraturan yang belum tercatat di SNX-LEG-REG-03, Staff Legal memperbarui register itu lebih dulu (USULAN).</w:t>
       </w:r>
     </w:p>
     <w:p>
@@ -5540,7 +5540,7 @@
           <w:sz w:val="24"/>
           <w:szCs w:val="24"/>
         </w:rPr>
-        <w:t xml:space="preserve">6. Penanggung Jawab Kegiatan menyerahkan Bukti pemenuhan Persyaratan yang terkena kegiatannya kepada Staff Legal (USULAN).</w:t>
+        <w:t xml:space="preserve">6. Setelah memperbarui register, Staff Legal menulis perubahan itu di tabel Informasi Umum, lalu mengevaluasinya sebagai Persyaratan (USULAN).</w:t>
       </w:r>
     </w:p>
     <w:p>
@@ -5564,7 +5564,7 @@
           <w:sz w:val="24"/>
           <w:szCs w:val="24"/>
         </w:rPr>
-        <w:t xml:space="preserve">7. Staff Legal menentukan Status Kepatuhan tiap Persyaratan dari Bukti yang lokasinya dapat ditelusuri. Bila Bukti belum tersedia atau belum diperiksa, Staff Legal memberi Status Kepatuhan Belum Diverifikasi dan tidak memberi Sesuai.</w:t>
+        <w:t xml:space="preserve">7. Staff Legal memberi Status Kepatuhan Tidak Berlaku pada Persyaratan yang tidak dapat diterapkan pada kegiatan SINUX selama Periode Evaluasi, dan menulis alasannya di kolom Catatan dan Rujukan Temuan.</w:t>
       </w:r>
     </w:p>
     <w:p>
@@ -5588,7 +5588,7 @@
           <w:sz w:val="24"/>
           <w:szCs w:val="24"/>
         </w:rPr>
-        <w:t xml:space="preserve">8. Staff Legal memakai hasil pemantauan di SNX-LEG-RPT-01 yang Periode Pemantauannya berada dalam Periode Evaluasi sebagai Bukti (USULAN).</w:t>
+        <w:t xml:space="preserve">8. Penanggung Jawab Kegiatan menyerahkan Bukti pemenuhan Persyaratan yang terkena kegiatannya kepada Staff Legal (USULAN).</w:t>
       </w:r>
     </w:p>
     <w:p>
@@ -5612,7 +5612,7 @@
           <w:sz w:val="24"/>
           <w:szCs w:val="24"/>
         </w:rPr>
-        <w:t xml:space="preserve">9. Untuk Persyaratan berstatus Sebagian Sesuai atau Tidak Sesuai, Staff Legal menulis Rujukan Temuan. Bila belum ada Catatan Temuan, Staff Legal mencatatnya lebih dulu di SNX-LEG-RPT-01 (USULAN). Tindakan Perbaikan, Penanggung Jawab, dan Target Penyelesaian ada di Catatan Temuan itu, dan Staff Legal tidak mengulangnya di laporan ini.</w:t>
+        <w:t xml:space="preserve">9. Staff Legal menentukan Status Kepatuhan tiap Persyaratan dari Bukti yang lokasinya dapat ditelusuri. Bila Bukti belum tersedia atau belum diperiksa, Staff Legal memberi Status Kepatuhan Belum Diverifikasi dan tidak memberi Sesuai.</w:t>
       </w:r>
     </w:p>
     <w:p>
@@ -5636,7 +5636,7 @@
           <w:sz w:val="24"/>
           <w:szCs w:val="24"/>
         </w:rPr>
-        <w:t xml:space="preserve">10. Staff Legal mengisi tabel Ringkasan per Bidang dari Daftar Evaluasi Persyaratan: jumlah Persyaratan tiap Status Kepatuhan, Cakupan Verifikasi, dan Tingkat Kepatuhan, untuk tiap Bidang dan untuk seluruh Bidang (USULAN).</w:t>
+        <w:t xml:space="preserve">10. Staff Legal memakai hasil pemantauan di SNX-LEG-RPT-01 yang Periode Pemantauannya berada dalam Periode Evaluasi sebagai Bukti (USULAN).</w:t>
       </w:r>
     </w:p>
     <w:p>
@@ -5660,7 +5660,7 @@
           <w:sz w:val="24"/>
           <w:szCs w:val="24"/>
         </w:rPr>
-        <w:t xml:space="preserve">11. Bila satu Bidang tidak punya Persyaratan berstatus Sesuai, Sebagian Sesuai, atau Tidak Sesuai, Staff Legal mengosongkan Tingkat Kepatuhan Bidang itu dan menulis alasannya di Batasan Evaluasi.</w:t>
+        <w:t xml:space="preserve">11. Untuk Persyaratan berstatus Sebagian Sesuai atau Tidak Sesuai, Staff Legal menulis Rujukan Temuan. Bila belum ada Catatan Temuan, Staff Legal mencatatnya lebih dulu di SNX-LEG-RPT-01 (USULAN). Tindakan Perbaikan, Penanggung Jawab, dan Target Penyelesaian ada di Catatan Temuan itu, dan Staff Legal tidak mengulangnya di laporan ini.</w:t>
       </w:r>
     </w:p>
     <w:p>
@@ -5684,7 +5684,7 @@
           <w:sz w:val="24"/>
           <w:szCs w:val="24"/>
         </w:rPr>
-        <w:t xml:space="preserve">12. Staff Legal tidak menyatakan SINUX patuh penuh bila masih ada Persyaratan berstatus Belum Diverifikasi, Sebagian Sesuai, atau Tidak Sesuai (USULAN).</w:t>
+        <w:t xml:space="preserve">12. Staff Legal mengisi tabel Ringkasan per Bidang dari Daftar Evaluasi Persyaratan: jumlah Persyaratan tiap Status Kepatuhan, Cakupan Verifikasi, dan Tingkat Kepatuhan, untuk tiap Bidang dan untuk seluruh Bidang (USULAN).</w:t>
       </w:r>
     </w:p>
     <w:p>
@@ -5708,7 +5708,7 @@
           <w:sz w:val="24"/>
           <w:szCs w:val="24"/>
         </w:rPr>
-        <w:t xml:space="preserve">13. Staff Legal menulis Kesimpulan Umum, Batasan Evaluasi, dan Rekomendasi dari angka pada tabel Ringkasan per Bidang dan dari Bukti yang ada.</w:t>
+        <w:t xml:space="preserve">13. Bila satu Bidang tidak punya Persyaratan berstatus Sesuai, Sebagian Sesuai, atau Tidak Sesuai, Staff Legal mengosongkan Tingkat Kepatuhan Bidang itu dan menulis alasannya di Batasan Evaluasi.</w:t>
       </w:r>
     </w:p>
     <w:p>
@@ -5732,7 +5732,7 @@
           <w:sz w:val="24"/>
           <w:szCs w:val="24"/>
         </w:rPr>
-        <w:t xml:space="preserve">14. Line Manager Legal memeriksa laporan terisi dan menetapkan Tingkat Kepatuhan seluruh Bidang sebelum persetujuan (USULAN).</w:t>
+        <w:t xml:space="preserve">14. Staff Legal tidak menyatakan SINUX patuh penuh bila masih ada Persyaratan berstatus Belum Diverifikasi, Sebagian Sesuai, atau Tidak Sesuai (USULAN).</w:t>
       </w:r>
     </w:p>
     <w:p>
@@ -5756,7 +5756,7 @@
           <w:sz w:val="24"/>
           <w:szCs w:val="24"/>
         </w:rPr>
-        <w:t xml:space="preserve">15. Line Manager Legal menyampaikan laporan terisi yang sudah disetujui kepada Manajemen (USULAN, selaras dengan laporan bulanan di SNX-LEG-SOP-01 prosedur 6.10). Manajemen memutuskan tindak lanjut atas Rekomendasi (USULAN).</w:t>
+        <w:t xml:space="preserve">15. Staff Legal menulis Kesimpulan Umum, Batasan Evaluasi, dan Rekomendasi dari angka pada tabel Ringkasan per Bidang dan dari Bukti yang ada.</w:t>
       </w:r>
     </w:p>
     <w:p>
@@ -5780,7 +5780,55 @@
           <w:sz w:val="24"/>
           <w:szCs w:val="24"/>
         </w:rPr>
-        <w:t xml:space="preserve">16. Staff Legal menyimpan laporan terisi di folder Google Drive departemen Legal (USULAN, SNX-LEG-SOP-01 butir 4.24), menulis lokasi Bukti di kolom Bukti yang Diperiksa, dan menandai laporan RESTRICTED (Internal) menurut SNX-ISMS-PRO-01.</w:t>
+        <w:t xml:space="preserve">16. Line Manager Legal memeriksa laporan terisi dan menetapkan Tingkat Kepatuhan seluruh Bidang sebelum persetujuan (USULAN).</w:t>
+      </w:r>
+    </w:p>
+    <w:p>
+      <w:pPr>
+        <w:pBdr>
+          <w:top w:val="nil"/>
+          <w:left w:val="nil"/>
+          <w:bottom w:val="nil"/>
+          <w:right w:val="nil"/>
+          <w:between w:val="nil"/>
+        </w:pBdr>
+        <w:spacing w:after="120" w:line="252" w:lineRule="auto"/>
+        <w:jc w:val="both"/>
+        <w:rPr>
+          <w:sz w:val="24"/>
+          <w:szCs w:val="24"/>
+        </w:rPr>
+      </w:pPr>
+      <w:r>
+        <w:rPr>
+          <w:sz w:val="24"/>
+          <w:szCs w:val="24"/>
+        </w:rPr>
+        <w:t xml:space="preserve">17. Line Manager Legal menyampaikan laporan terisi yang sudah disetujui kepada Manajemen (USULAN, selaras dengan laporan bulanan di SNX-LEG-SOP-01 prosedur 6.10). Manajemen memutuskan tindak lanjut atas Rekomendasi (USULAN).</w:t>
+      </w:r>
+    </w:p>
+    <w:p>
+      <w:pPr>
+        <w:pBdr>
+          <w:top w:val="nil"/>
+          <w:left w:val="nil"/>
+          <w:bottom w:val="nil"/>
+          <w:right w:val="nil"/>
+          <w:between w:val="nil"/>
+        </w:pBdr>
+        <w:spacing w:after="120" w:line="252" w:lineRule="auto"/>
+        <w:jc w:val="both"/>
+        <w:rPr>
+          <w:sz w:val="24"/>
+          <w:szCs w:val="24"/>
+        </w:rPr>
+      </w:pPr>
+      <w:r>
+        <w:rPr>
+          <w:sz w:val="24"/>
+          <w:szCs w:val="24"/>
+        </w:rPr>
+        <w:t xml:space="preserve">18. Staff Legal menyimpan laporan terisi di folder Google Drive departemen Legal (USULAN, SNX-LEG-SOP-01 butir 4.24), menulis lokasi Bukti di kolom Bukti yang Diperiksa, dan menandai laporan RESTRICTED (Internal) menurut SNX-ISMS-PRO-01.</w:t>
       </w:r>
     </w:p>
     <w:p>
@@ -5930,7 +5978,7 @@
                 <w:sz w:val="24"/>
                 <w:szCs w:val="24"/>
               </w:rPr>
-              <w:t>Pelaksana Evaluasi (USULAN). Menulis Daftar Evaluasi Persyaratan, menentukan Status Kepatuhan, menghitung Cakupan Verifikasi dan Tingkat Kepatuhan, mencatat Rujukan Temuan, dan menyimpan laporan terisi (Ketentuan butir 1 sampai 5, 7 sampai 13, dan 16). Dipetakan ke Legal &amp; Compliance (JA-09) di SNX-HR-ORG-01, menunggu konfirmasi (K-13) (USULAN).</w:t>
+              <w:t>Pelaksana Evaluasi (USULAN). Menulis Daftar Evaluasi Persyaratan, menentukan Status Kepatuhan, menghitung Cakupan Verifikasi dan Tingkat Kepatuhan, mencatat Rujukan Temuan, dan menyimpan laporan terisi (Ketentuan butir 1 sampai 7, 9 sampai 15, dan 18). Nama peran ini dipetakan ke jabatan Legal &amp; Compliance (JA-09) di SNX-HR-ORG-01, menunggu konfirmasi (K-13) (USULAN).</w:t>
             </w:r>
           </w:p>
         </w:tc>
@@ -5991,7 +6039,7 @@
                 <w:sz w:val="24"/>
                 <w:szCs w:val="24"/>
               </w:rPr>
-              <w:t>Pemilik dokumen (USULAN). Memeriksa laporan terisi, menetapkan Tingkat Kepatuhan seluruh Bidang, dan menyampaikan laporan terisi kepada Manajemen (Ketentuan butir 14 dan 15). Dipetakan ke Legal &amp; Compliance (JA-08) di SNX-HR-ORG-01, menunggu konfirmasi (K-13) (USULAN).</w:t>
+              <w:t>Pemilik dokumen (USULAN). Memeriksa laporan terisi, menetapkan Tingkat Kepatuhan seluruh Bidang, dan menyampaikan laporan terisi kepada Manajemen (Ketentuan butir 16 dan 17). Nama peran ini dipetakan ke jabatan Legal &amp; Compliance (JA-08) di SNX-HR-ORG-01, menunggu konfirmasi (K-13) (USULAN).</w:t>
             </w:r>
           </w:p>
         </w:tc>
@@ -6052,7 +6100,7 @@
                 <w:sz w:val="24"/>
                 <w:szCs w:val="24"/>
               </w:rPr>
-              <w:t>Menyerahkan Bukti pemenuhan Persyaratan yang terkena kegiatannya kepada Staff Legal (Ketentuan butir 6).</w:t>
+              <w:t>Menyerahkan Bukti pemenuhan Persyaratan yang terkena kegiatannya kepada Staff Legal (Ketentuan butir 8).</w:t>
             </w:r>
           </w:p>
         </w:tc>
@@ -6174,7 +6222,7 @@
                 <w:sz w:val="24"/>
                 <w:szCs w:val="24"/>
               </w:rPr>
-              <w:t>Menerima laporan terisi yang sudah disetujui dan memutuskan tindak lanjut atas Rekomendasi (Ketentuan butir 15) (USULAN).</w:t>
+              <w:t>Menerima laporan terisi yang sudah disetujui dan memutuskan tindak lanjut atas Rekomendasi (Ketentuan butir 17) (USULAN).</w:t>
             </w:r>
           </w:p>
         </w:tc>
@@ -6286,7 +6334,7 @@
           <w:sz w:val="24"/>
           <w:szCs w:val="24"/>
         </w:rPr>
-        <w:t xml:space="preserve">2. Pelaksana Evaluasi memuat nama dan jabatan. Daftar Persyaratan yang Dipakai memuat tanggal peninjauan terakhir SNX-LEG-REG-03. Laporan Pemantauan yang Dipakai memuat Periode Pemantauan tiap laporan SNX-LEG-RPT-01 yang dipakai sebagai Bukti. Perubahan Peraturan pada Periode Evaluasi memuat perubahan menurut Ketentuan butir 4.</w:t>
+        <w:t xml:space="preserve">2. Pelaksana Evaluasi memuat nama dan jabatan. Daftar Persyaratan yang Dipakai memuat tanggal peninjauan terakhir SNX-LEG-REG-03. Laporan Pemantauan yang Dipakai memuat Periode Pemantauan tiap laporan SNX-LEG-RPT-01 yang dipakai sebagai Bukti. Perubahan Peraturan pada Periode Evaluasi memuat perubahan menurut Ketentuan butir 6.</w:t>
       </w:r>
     </w:p>
     <w:p>
@@ -6358,7 +6406,7 @@
           <w:sz w:val="24"/>
           <w:szCs w:val="24"/>
         </w:rPr>
-        <w:t xml:space="preserve">5. Kolom Bukti yang Diperiksa memuat nama Bukti dan lokasinya. Kolom Status Kepatuhan diisi satu dari lima nilai pada bagian Istilah. Kolom Catatan dan Rujukan Temuan memuat Rujukan Temuan menurut Ketentuan butir 9, atau alasan Status Kepatuhan Tidak Berlaku atau Belum Diverifikasi.</w:t>
+        <w:t xml:space="preserve">5. Kolom Bukti yang Diperiksa memuat nama Bukti dan lokasinya. Kolom Status Kepatuhan diisi satu dari lima nilai pada bagian Istilah. Kolom Catatan dan Rujukan Temuan memuat Rujukan Temuan menurut Ketentuan butir 11, atau alasan Status Kepatuhan Tidak Berlaku atau Belum Diverifikasi.</w:t>
       </w:r>
     </w:p>
     <w:p>
@@ -6454,7 +6502,7 @@
           <w:sz w:val="24"/>
           <w:szCs w:val="24"/>
         </w:rPr>
-        <w:t xml:space="preserve">9. Batasan Evaluasi memuat Persyaratan yang dikecualikan menurut Ketentuan butir 3, Bukti yang masih diperlukan untuk Persyaratan berstatus Belum Diverifikasi, dan Bidang yang Tingkat Kepatuhannya dikosongkan menurut Ketentuan butir 11.</w:t>
+        <w:t xml:space="preserve">9. Batasan Evaluasi memuat Persyaratan yang dikecualikan menurut Ketentuan butir 3, Bukti yang masih diperlukan untuk Persyaratan berstatus Belum Diverifikasi, dan Bidang yang Tingkat Kepatuhannya dikosongkan menurut Ketentuan butir 13.</w:t>
       </w:r>
     </w:p>
     <w:p>
@@ -13821,7 +13869,7 @@
                 <w:sz w:val="24"/>
                 <w:szCs w:val="24"/>
               </w:rPr>
-              <w:t>Legal Document Control &amp; Retention. Tempat usulan periode retensi dan Kategori 4 (dokumen penelaahan Legal).</w:t>
+              <w:t>Legal Document Control &amp; Retention. Tempat usulan periode retensi dan Kategori 4 (dokumen penelaahan Legal), repositori resmi (butir 4.8), dan pembagian pemilik rekaman dan pencatat (butir 4.26).</w:t>
             </w:r>
           </w:p>
         </w:tc>
@@ -13943,7 +13991,7 @@
                 <w:sz w:val="24"/>
                 <w:szCs w:val="24"/>
               </w:rPr>
-              <w:t>Struktur Organisasi SINUX. Sumber nama jabatan Line Manager Legal, Staff Legal, unit Management, dan jabatan untuk kolom Penanggung Jawab Kegiatan.</w:t>
+              <w:t>Struktur Organisasi SINUX. Sumber jabatan Legal &amp; Compliance (JA-08 dan JA-09), yang dipetakan ke nama peran Line Manager Legal dan Staff Legal (USULAN), serta unit Management dan jabatan Penanggung Jawab Kegiatan.</w:t>
             </w:r>
           </w:p>
         </w:tc>
@@ -14164,7 +14212,7 @@
                 <w:sz w:val="24"/>
                 <w:szCs w:val="24"/>
               </w:rPr>
-              <w:t>Folder Google Drive departemen Legal (Ketentuan butir 16). Pencatat Staff Legal, pemilik Line Manager Legal (USULAN). Klasifikasi RESTRICTED (Internal) menurut SNX-ISMS-PRO-01.</w:t>
+              <w:t>Folder Google Drive departemen Legal (Ketentuan butir 18; SNX-LEG-SOP-03 butir 4.8). Pencatat Staff Legal, pemilik Line Manager Legal (SNX-LEG-SOP-03 butir 4.26, USULAN). Klasifikasi RESTRICTED (Internal) menurut SNX-ISMS-PRO-01.</w:t>
             </w:r>
           </w:p>
         </w:tc>
@@ -14254,7 +14302,7 @@
                 <w:sz w:val="24"/>
                 <w:szCs w:val="24"/>
               </w:rPr>
-              <w:t>Lokasi tertulis di kolom Bukti yang Diperiksa (Ketentuan butir 16). Pencatat lokasi Staff Legal, pemilik Bukti Penanggung Jawab Kegiatan (USULAN).</w:t>
+              <w:t>Lokasi tertulis di kolom Bukti yang Diperiksa (Ketentuan butir 18). Pencatat lokasi Staff Legal. Bukti asli dimiliki Penanggung Jawab Kegiatan di unit asalnya; salinan di folder Google Drive departemen Legal, bila ada, dimiliki Line Manager Legal (SNX-LEG-SOP-03 butir 4.26, USULAN).</w:t>
             </w:r>
           </w:p>
         </w:tc>

--- a/out/04_Legal/SNX-LEG-RPT-02 Legal Compliance Evaluation Report (Rev00 DRAFT).docx
+++ b/out/04_Legal/SNX-LEG-RPT-02 Legal Compliance Evaluation Report (Rev00 DRAFT).docx
@@ -1801,7 +1801,7 @@
           </w:tcPr>
           <w:p>
             <w:r>
-              <w:t>Staff Legal</w:t>
+              <w:t>Alif Altamziz / Staff Legal</w:t>
             </w:r>
           </w:p>
         </w:tc>
@@ -1903,7 +1903,7 @@
           </w:tcPr>
           <w:p>
             <w:r>
-              <w:t>Line Manager Legal</w:t>
+              <w:t>Ester Febe Utomo / Line Manager Legal</w:t>
             </w:r>
           </w:p>
         </w:tc>
@@ -5978,7 +5978,7 @@
                 <w:sz w:val="24"/>
                 <w:szCs w:val="24"/>
               </w:rPr>
-              <w:t>Pelaksana Evaluasi (USULAN). Menulis Daftar Evaluasi Persyaratan, menentukan Status Kepatuhan, menghitung Cakupan Verifikasi dan Tingkat Kepatuhan, mencatat Rujukan Temuan, dan menyimpan laporan terisi (Ketentuan butir 1 sampai 7, 9 sampai 15, dan 18). Nama peran ini dipetakan ke jabatan Legal &amp; Compliance (JA-09) di SNX-HR-ORG-01, menunggu konfirmasi (K-13) (USULAN).</w:t>
+              <w:t>Pelaksana Evaluasi (USULAN). Menulis Daftar Evaluasi Persyaratan, menentukan Status Kepatuhan, menghitung Cakupan Verifikasi dan Tingkat Kepatuhan, mencatat Rujukan Temuan, dan menyimpan laporan terisi (Ketentuan butir 1 sampai 7, 9 sampai 15, dan 18). Nama peran ini dipetakan ke jabatan Legal &amp; Compliance (JA-09) di SNX-HR-ORG-01.</w:t>
             </w:r>
           </w:p>
         </w:tc>
@@ -6039,7 +6039,7 @@
                 <w:sz w:val="24"/>
                 <w:szCs w:val="24"/>
               </w:rPr>
-              <w:t>Pemilik dokumen (USULAN). Memeriksa laporan terisi, menetapkan Tingkat Kepatuhan seluruh Bidang, dan menyampaikan laporan terisi kepada Manajemen (Ketentuan butir 16 dan 17). Nama peran ini dipetakan ke jabatan Legal &amp; Compliance (JA-08) di SNX-HR-ORG-01, menunggu konfirmasi (K-13) (USULAN).</w:t>
+              <w:t>Pemilik dokumen (USULAN). Memeriksa laporan terisi, menetapkan Tingkat Kepatuhan seluruh Bidang, dan menyampaikan laporan terisi kepada Manajemen (Ketentuan butir 16 dan 17). Nama peran ini dipetakan ke jabatan Legal &amp; Compliance (JA-08) di SNX-HR-ORG-01.</w:t>
             </w:r>
           </w:p>
         </w:tc>
@@ -13991,7 +13991,7 @@
                 <w:sz w:val="24"/>
                 <w:szCs w:val="24"/>
               </w:rPr>
-              <w:t>Struktur Organisasi SINUX. Sumber jabatan Legal &amp; Compliance (JA-08 dan JA-09), yang dipetakan ke nama peran Line Manager Legal dan Staff Legal (USULAN), serta unit Management dan jabatan Penanggung Jawab Kegiatan.</w:t>
+              <w:t>Struktur Organisasi SINUX. Sumber jabatan Legal &amp; Compliance (JA-08 dan JA-09), yang dipetakan ke nama peran Line Manager Legal dan Staff Legal, serta unit Management dan jabatan Penanggung Jawab Kegiatan.</w:t>
             </w:r>
           </w:p>
         </w:tc>

--- a/out/04_Legal/SNX-LEG-RPT-02 Legal Compliance Evaluation Report (Rev00 DRAFT).docx
+++ b/out/04_Legal/SNX-LEG-RPT-02 Legal Compliance Evaluation Report (Rev00 DRAFT).docx
@@ -217,6 +217,7 @@
     <w:p>
       <w:pPr>
         <w:pStyle w:val="Heading1"/>
+        <w:keepNext/>
         <w:widowControl w:val="0"/>
         <w:spacing w:line="240" w:lineRule="auto"/>
         <w:ind w:right="407" w:firstLine="0"/>
@@ -511,6 +512,10 @@
         <w:gridCol w:w="5850"/>
       </w:tblGrid>
       <w:tr>
+        <w:trPr>
+          <w:cantSplit/>
+          <w:tblHeader/>
+        </w:trPr>
         <w:tc>
           <w:tcPr>
             <w:tcW w:w="3150" w:type="dxa"/>
@@ -523,6 +528,7 @@
           </w:tcPr>
           <w:p>
             <w:pPr>
+              <w:keepNext/>
               <w:widowControl w:val="0"/>
               <w:pBdr>
                 <w:top w:val="nil"/>
@@ -563,6 +569,7 @@
           </w:tcPr>
           <w:p>
             <w:pPr>
+              <w:keepNext/>
               <w:widowControl w:val="0"/>
               <w:pBdr>
                 <w:top w:val="nil"/>
@@ -593,6 +600,9 @@
         </w:tc>
       </w:tr>
       <w:tr>
+        <w:trPr>
+          <w:cantSplit/>
+        </w:trPr>
         <w:tc>
           <w:tcPr>
             <w:tcW w:w="3150" w:type="dxa"/>
@@ -646,6 +656,9 @@
         </w:tc>
       </w:tr>
       <w:tr>
+        <w:trPr>
+          <w:cantSplit/>
+        </w:trPr>
         <w:tc>
           <w:tcPr>
             <w:tcW w:w="3150" w:type="dxa"/>
@@ -699,6 +712,9 @@
         </w:tc>
       </w:tr>
       <w:tr>
+        <w:trPr>
+          <w:cantSplit/>
+        </w:trPr>
         <w:tc>
           <w:tcPr>
             <w:tcW w:w="3150" w:type="dxa"/>
@@ -750,6 +766,9 @@
         </w:tc>
       </w:tr>
       <w:tr>
+        <w:trPr>
+          <w:cantSplit/>
+        </w:trPr>
         <w:tc>
           <w:tcPr>
             <w:tcW w:w="3150" w:type="dxa"/>
@@ -810,6 +829,9 @@
         </w:tc>
       </w:tr>
       <w:tr>
+        <w:trPr>
+          <w:cantSplit/>
+        </w:trPr>
         <w:tc>
           <w:tcPr>
             <w:tcW w:w="3150" w:type="dxa"/>
@@ -861,6 +883,9 @@
         </w:tc>
       </w:tr>
       <w:tr>
+        <w:trPr>
+          <w:cantSplit/>
+        </w:trPr>
         <w:tc>
           <w:tcPr>
             <w:tcW w:w="3150" w:type="dxa"/>
@@ -914,6 +939,9 @@
         </w:tc>
       </w:tr>
       <w:tr>
+        <w:trPr>
+          <w:cantSplit/>
+        </w:trPr>
         <w:tc>
           <w:tcPr>
             <w:tcW w:w="3150" w:type="dxa"/>
@@ -967,6 +995,9 @@
         </w:tc>
       </w:tr>
       <w:tr>
+        <w:trPr>
+          <w:cantSplit/>
+        </w:trPr>
         <w:tc>
           <w:tcPr>
             <w:tcW w:w="3150" w:type="dxa"/>
@@ -1020,6 +1051,9 @@
         </w:tc>
       </w:tr>
       <w:tr>
+        <w:trPr>
+          <w:cantSplit/>
+        </w:trPr>
         <w:tc>
           <w:tcPr>
             <w:tcW w:w="3150" w:type="dxa"/>
@@ -1073,6 +1107,9 @@
         </w:tc>
       </w:tr>
       <w:tr>
+        <w:trPr>
+          <w:cantSplit/>
+        </w:trPr>
         <w:tc>
           <w:tcPr>
             <w:tcW w:w="3150" w:type="dxa"/>
@@ -1126,6 +1163,9 @@
         </w:tc>
       </w:tr>
       <w:tr>
+        <w:trPr>
+          <w:cantSplit/>
+        </w:trPr>
         <w:tc>
           <w:tcPr>
             <w:tcW w:w="3150" w:type="dxa"/>
@@ -1207,6 +1247,7 @@
     <w:p>
       <w:pPr>
         <w:pStyle w:val="Heading1"/>
+        <w:keepNext/>
         <w:widowControl w:val="0"/>
         <w:spacing w:before="816" w:line="240" w:lineRule="auto"/>
         <w:ind w:right="407"/>
@@ -1243,6 +1284,10 @@
         <w:gridCol w:w="3010"/>
       </w:tblGrid>
       <w:tr>
+        <w:trPr>
+          <w:cantSplit/>
+          <w:tblHeader/>
+        </w:trPr>
         <w:tc>
           <w:tcPr>
             <w:tcW w:w="3009" w:type="dxa"/>
@@ -1255,6 +1300,7 @@
           </w:tcPr>
           <w:p>
             <w:pPr>
+              <w:keepNext/>
               <w:widowControl w:val="0"/>
               <w:spacing w:line="240" w:lineRule="auto"/>
               <w:jc w:val="center"/>
@@ -1288,6 +1334,7 @@
           </w:tcPr>
           <w:p>
             <w:pPr>
+              <w:keepNext/>
               <w:widowControl w:val="0"/>
               <w:spacing w:line="240" w:lineRule="auto"/>
               <w:jc w:val="center"/>
@@ -1321,6 +1368,7 @@
           </w:tcPr>
           <w:p>
             <w:pPr>
+              <w:keepNext/>
               <w:widowControl w:val="0"/>
               <w:spacing w:line="240" w:lineRule="auto"/>
               <w:jc w:val="center"/>
@@ -1344,6 +1392,9 @@
         </w:tc>
       </w:tr>
       <w:tr>
+        <w:trPr>
+          <w:cantSplit/>
+        </w:trPr>
         <w:tc>
           <w:tcPr>
             <w:tcW w:w="3009" w:type="dxa"/>
@@ -1392,6 +1443,9 @@
         </w:tc>
       </w:tr>
       <w:tr>
+        <w:trPr>
+          <w:cantSplit/>
+        </w:trPr>
         <w:tc>
           <w:tcPr>
             <w:tcW w:w="3009" w:type="dxa"/>
@@ -1463,6 +1517,9 @@
         </w:tc>
       </w:tr>
       <w:tr>
+        <w:trPr>
+          <w:cantSplit/>
+        </w:trPr>
         <w:tc>
           <w:tcPr>
             <w:tcW w:w="3009" w:type="dxa"/>
@@ -1537,6 +1594,7 @@
     <w:p>
       <w:pPr>
         <w:pStyle w:val="Heading1"/>
+        <w:keepNext/>
         <w:widowControl w:val="0"/>
         <w:spacing w:before="816" w:line="240" w:lineRule="auto"/>
         <w:ind w:right="407"/>
@@ -1578,6 +1636,10 @@
         <w:gridCol w:w="2235"/>
       </w:tblGrid>
       <w:tr>
+        <w:trPr>
+          <w:cantSplit/>
+          <w:tblHeader/>
+        </w:trPr>
         <w:tc>
           <w:tcPr>
             <w:tcW w:w="810" w:type="dxa"/>
@@ -1590,6 +1652,7 @@
           </w:tcPr>
           <w:p>
             <w:pPr>
+              <w:keepNext/>
               <w:widowControl w:val="0"/>
               <w:pBdr>
                 <w:top w:val="nil"/>
@@ -1630,6 +1693,7 @@
           </w:tcPr>
           <w:p>
             <w:pPr>
+              <w:keepNext/>
               <w:widowControl w:val="0"/>
               <w:spacing w:line="240" w:lineRule="auto"/>
               <w:jc w:val="center"/>
@@ -1663,6 +1727,7 @@
           </w:tcPr>
           <w:p>
             <w:pPr>
+              <w:keepNext/>
               <w:widowControl w:val="0"/>
               <w:pBdr>
                 <w:top w:val="nil"/>
@@ -1703,6 +1768,7 @@
           </w:tcPr>
           <w:p>
             <w:pPr>
+              <w:keepNext/>
               <w:widowControl w:val="0"/>
               <w:pBdr>
                 <w:top w:val="nil"/>
@@ -1733,6 +1799,9 @@
         </w:tc>
       </w:tr>
       <w:tr>
+        <w:trPr>
+          <w:cantSplit/>
+        </w:trPr>
         <w:tc>
           <w:tcPr>
             <w:tcW w:w="810" w:type="dxa"/>
@@ -1835,6 +1904,9 @@
         </w:tc>
       </w:tr>
       <w:tr>
+        <w:trPr>
+          <w:cantSplit/>
+        </w:trPr>
         <w:tc>
           <w:tcPr>
             <w:tcW w:w="810" w:type="dxa"/>
@@ -1937,6 +2009,9 @@
         </w:tc>
       </w:tr>
       <w:tr>
+        <w:trPr>
+          <w:cantSplit/>
+        </w:trPr>
         <w:tc>
           <w:tcPr>
             <w:tcW w:w="810" w:type="dxa"/>
@@ -2388,7 +2463,7 @@
           <w:sz w:val="24"/>
           <w:szCs w:val="24"/>
         </w:rPr>
-        <w:t xml:space="preserve">Hasil yang dijaga: tiap Persyaratan yang dievaluasi punya Status Kepatuhan berbukti, dan Tingkat Kepatuhan hanya dihitung dari Persyaratan yang sudah diverifikasi.</w:t>
+        <w:t xml:space="preserve">Hasil yang dijaga: setiap Persyaratan yang dievaluasi memiliki Status Kepatuhan berbukti, dan Tingkat Kepatuhan hanya dihitung dari Persyaratan yang sudah diverifikasi.</w:t>
       </w:r>
     </w:p>
     <w:p>
@@ -2406,6 +2481,7 @@
     </w:p>
     <w:p>
       <w:pPr>
+        <w:keepNext/>
         <w:pBdr>
           <w:top w:val="nil"/>
           <w:left w:val="nil"/>
@@ -2425,7 +2501,7 @@
           <w:sz w:val="24"/>
           <w:szCs w:val="24"/>
         </w:rPr>
-        <w:t xml:space="preserve">Satu laporan mencakup seluruh SINUX untuk satu Periode Evaluasi. Persyaratan yang dievaluasi dikelompokkan dalam delapan Bidang berikut. Kolom Bukti dari Dokumen Legal berstatus (USULAN).</w:t>
+        <w:t xml:space="preserve">Satu laporan mencakup seluruh SINUX untuk satu Periode Evaluasi, dengan Persyaratan dikelompokkan dalam delapan Bidang berikut. Kolom Bukti dari Dokumen Legal berstatus (USULAN).</w:t>
       </w:r>
     </w:p>
     <w:tbl>
@@ -2444,6 +2520,8 @@
       </w:tblGrid>
       <w:tr>
         <w:trPr>
+          <w:cantSplit/>
+          <w:tblHeader/>
           <w:jc w:val="center"/>
         </w:trPr>
         <w:tc>
@@ -2459,6 +2537,7 @@
           </w:tcPr>
           <w:p>
             <w:pPr>
+              <w:keepNext/>
               <w:jc w:val="center"/>
               <w:rPr>
                 <w:sz w:val="24"/>
@@ -2489,6 +2568,7 @@
           </w:tcPr>
           <w:p>
             <w:pPr>
+              <w:keepNext/>
               <w:jc w:val="center"/>
               <w:rPr>
                 <w:sz w:val="24"/>
@@ -2519,6 +2599,7 @@
           </w:tcPr>
           <w:p>
             <w:pPr>
+              <w:keepNext/>
               <w:jc w:val="center"/>
               <w:rPr>
                 <w:sz w:val="24"/>
@@ -2539,6 +2620,7 @@
       </w:tr>
       <w:tr>
         <w:trPr>
+          <w:cantSplit/>
           <w:jc w:val="center"/>
         </w:trPr>
         <w:tc>
@@ -2610,7 +2692,7 @@
           </w:tcPr>
           <w:p>
             <w:pPr>
-              <w:jc w:val="both"/>
+              <w:jc w:val="left"/>
               <w:rPr>
                 <w:sz w:val="24"/>
                 <w:szCs w:val="24"/>
@@ -2629,6 +2711,7 @@
       </w:tr>
       <w:tr>
         <w:trPr>
+          <w:cantSplit/>
           <w:jc w:val="center"/>
         </w:trPr>
         <w:tc>
@@ -2700,7 +2783,7 @@
           </w:tcPr>
           <w:p>
             <w:pPr>
-              <w:jc w:val="both"/>
+              <w:jc w:val="left"/>
               <w:rPr>
                 <w:sz w:val="24"/>
                 <w:szCs w:val="24"/>
@@ -2719,6 +2802,7 @@
       </w:tr>
       <w:tr>
         <w:trPr>
+          <w:cantSplit/>
           <w:jc w:val="center"/>
         </w:trPr>
         <w:tc>
@@ -2790,7 +2874,7 @@
           </w:tcPr>
           <w:p>
             <w:pPr>
-              <w:jc w:val="both"/>
+              <w:jc w:val="left"/>
               <w:rPr>
                 <w:sz w:val="24"/>
                 <w:szCs w:val="24"/>
@@ -2809,6 +2893,7 @@
       </w:tr>
       <w:tr>
         <w:trPr>
+          <w:cantSplit/>
           <w:jc w:val="center"/>
         </w:trPr>
         <w:tc>
@@ -2880,7 +2965,7 @@
           </w:tcPr>
           <w:p>
             <w:pPr>
-              <w:jc w:val="both"/>
+              <w:jc w:val="left"/>
               <w:rPr>
                 <w:sz w:val="24"/>
                 <w:szCs w:val="24"/>
@@ -2899,6 +2984,7 @@
       </w:tr>
       <w:tr>
         <w:trPr>
+          <w:cantSplit/>
           <w:jc w:val="center"/>
         </w:trPr>
         <w:tc>
@@ -2970,7 +3056,7 @@
           </w:tcPr>
           <w:p>
             <w:pPr>
-              <w:jc w:val="both"/>
+              <w:jc w:val="left"/>
               <w:rPr>
                 <w:sz w:val="24"/>
                 <w:szCs w:val="24"/>
@@ -2989,6 +3075,7 @@
       </w:tr>
       <w:tr>
         <w:trPr>
+          <w:cantSplit/>
           <w:jc w:val="center"/>
         </w:trPr>
         <w:tc>
@@ -3060,7 +3147,7 @@
           </w:tcPr>
           <w:p>
             <w:pPr>
-              <w:jc w:val="both"/>
+              <w:jc w:val="left"/>
               <w:rPr>
                 <w:sz w:val="24"/>
                 <w:szCs w:val="24"/>
@@ -3079,6 +3166,7 @@
       </w:tr>
       <w:tr>
         <w:trPr>
+          <w:cantSplit/>
           <w:jc w:val="center"/>
         </w:trPr>
         <w:tc>
@@ -3150,7 +3238,7 @@
           </w:tcPr>
           <w:p>
             <w:pPr>
-              <w:jc w:val="both"/>
+              <w:jc w:val="left"/>
               <w:rPr>
                 <w:sz w:val="24"/>
                 <w:szCs w:val="24"/>
@@ -3169,6 +3257,7 @@
       </w:tr>
       <w:tr>
         <w:trPr>
+          <w:cantSplit/>
           <w:jc w:val="center"/>
         </w:trPr>
         <w:tc>
@@ -3240,7 +3329,7 @@
           </w:tcPr>
           <w:p>
             <w:pPr>
-              <w:jc w:val="both"/>
+              <w:jc w:val="left"/>
               <w:rPr>
                 <w:sz w:val="24"/>
                 <w:szCs w:val="24"/>
@@ -3284,6 +3373,7 @@
     </w:p>
     <w:p>
       <w:pPr>
+        <w:keepNext/>
         <w:pBdr>
           <w:top w:val="nil"/>
           <w:left w:val="nil"/>
@@ -3321,6 +3411,8 @@
       </w:tblGrid>
       <w:tr>
         <w:trPr>
+          <w:cantSplit/>
+          <w:tblHeader/>
           <w:jc w:val="center"/>
         </w:trPr>
         <w:tc>
@@ -3336,6 +3428,7 @@
           </w:tcPr>
           <w:p>
             <w:pPr>
+              <w:keepNext/>
               <w:jc w:val="center"/>
               <w:rPr>
                 <w:sz w:val="24"/>
@@ -3366,6 +3459,7 @@
           </w:tcPr>
           <w:p>
             <w:pPr>
+              <w:keepNext/>
               <w:jc w:val="center"/>
               <w:rPr>
                 <w:sz w:val="24"/>
@@ -3386,6 +3480,7 @@
       </w:tr>
       <w:tr>
         <w:trPr>
+          <w:cantSplit/>
           <w:jc w:val="center"/>
         </w:trPr>
         <w:tc>
@@ -3440,13 +3535,14 @@
                 <w:sz w:val="24"/>
                 <w:szCs w:val="24"/>
               </w:rPr>
-              <w:t>Kebijakan dan prosedur internal bukan peraturan perundang-undangan atau persyaratan hukum. Pemantauannya ada di aspek M7 SNX-LEG-RPT-01.</w:t>
+              <w:t>Kebijakan dan prosedur internal bukan peraturan perundang-undangan atau persyaratan hukum, dan dipantau pada aspek M7 SNX-LEG-RPT-01.</w:t>
             </w:r>
           </w:p>
         </w:tc>
       </w:tr>
       <w:tr>
         <w:trPr>
+          <w:cantSplit/>
           <w:jc w:val="center"/>
         </w:trPr>
         <w:tc>
@@ -3508,6 +3604,7 @@
       </w:tr>
       <w:tr>
         <w:trPr>
+          <w:cantSplit/>
           <w:jc w:val="center"/>
         </w:trPr>
         <w:tc>
@@ -3569,6 +3666,7 @@
       </w:tr>
       <w:tr>
         <w:trPr>
+          <w:cantSplit/>
           <w:jc w:val="center"/>
         </w:trPr>
         <w:tc>
@@ -3630,6 +3728,7 @@
       </w:tr>
       <w:tr>
         <w:trPr>
+          <w:cantSplit/>
           <w:jc w:val="center"/>
         </w:trPr>
         <w:tc>
@@ -3656,7 +3755,7 @@
                 <w:sz w:val="24"/>
                 <w:szCs w:val="24"/>
               </w:rPr>
-              <w:t>Tinjauan rinci pelindungan data pribadi dan kerahasiaan</w:t>
+              <w:t>Review (tinjauan) rinci pelindungan data pribadi dan kerahasiaan</w:t>
             </w:r>
           </w:p>
         </w:tc>
@@ -3691,6 +3790,7 @@
       </w:tr>
       <w:tr>
         <w:trPr>
+          <w:cantSplit/>
           <w:jc w:val="center"/>
         </w:trPr>
         <w:tc>
@@ -3752,6 +3852,7 @@
       </w:tr>
       <w:tr>
         <w:trPr>
+          <w:cantSplit/>
           <w:jc w:val="center"/>
         </w:trPr>
         <w:tc>
@@ -3813,6 +3914,7 @@
       </w:tr>
       <w:tr>
         <w:trPr>
+          <w:cantSplit/>
           <w:jc w:val="center"/>
         </w:trPr>
         <w:tc>
@@ -3913,6 +4015,7 @@
     <w:p>
       <w:pPr>
         <w:pStyle w:val="Heading2"/>
+        <w:keepNext/>
         <w:numPr>
           <w:ilvl w:val="1"/>
           <w:numId w:val="7"/>
@@ -3938,6 +4041,8 @@
       </w:tblGrid>
       <w:tr>
         <w:trPr>
+          <w:cantSplit/>
+          <w:tblHeader/>
           <w:jc w:val="center"/>
         </w:trPr>
         <w:tc>
@@ -3953,6 +4058,7 @@
           </w:tcPr>
           <w:p>
             <w:pPr>
+              <w:keepNext/>
               <w:jc w:val="center"/>
               <w:rPr>
                 <w:sz w:val="24"/>
@@ -3983,6 +4089,7 @@
           </w:tcPr>
           <w:p>
             <w:pPr>
+              <w:keepNext/>
               <w:jc w:val="center"/>
               <w:rPr>
                 <w:sz w:val="24"/>
@@ -4003,6 +4110,7 @@
       </w:tr>
       <w:tr>
         <w:trPr>
+          <w:cantSplit/>
           <w:jc w:val="center"/>
         </w:trPr>
         <w:tc>
@@ -4057,13 +4165,14 @@
                 <w:sz w:val="24"/>
                 <w:szCs w:val="24"/>
               </w:rPr>
-              <w:t>Label untuk isi yang belum diputus secara tertulis oleh pimpinan SINUX.</w:t>
+              <w:t>Label untuk isi yang belum diputuskan secara tertulis oleh pimpinan SINUX.</w:t>
             </w:r>
           </w:p>
         </w:tc>
       </w:tr>
       <w:tr>
         <w:trPr>
+          <w:cantSplit/>
           <w:jc w:val="center"/>
         </w:trPr>
         <w:tc>
@@ -4125,6 +4234,7 @@
       </w:tr>
       <w:tr>
         <w:trPr>
+          <w:cantSplit/>
           <w:jc w:val="center"/>
         </w:trPr>
         <w:tc>
@@ -4186,6 +4296,7 @@
       </w:tr>
       <w:tr>
         <w:trPr>
+          <w:cantSplit/>
           <w:jc w:val="center"/>
         </w:trPr>
         <w:tc>
@@ -4247,6 +4358,7 @@
       </w:tr>
       <w:tr>
         <w:trPr>
+          <w:cantSplit/>
           <w:jc w:val="center"/>
         </w:trPr>
         <w:tc>
@@ -4301,13 +4413,14 @@
                 <w:sz w:val="24"/>
                 <w:szCs w:val="24"/>
               </w:rPr>
-              <w:t>Penentuan Status Kepatuhan tiap Persyaratan dan penghitungan Tingkat Kepatuhan untuk satu Periode Evaluasi.</w:t>
+              <w:t>Penentuan Status Kepatuhan setiap Persyaratan dan penghitungan Tingkat Kepatuhan untuk satu Periode Evaluasi.</w:t>
             </w:r>
           </w:p>
         </w:tc>
       </w:tr>
       <w:tr>
         <w:trPr>
+          <w:cantSplit/>
           <w:jc w:val="center"/>
         </w:trPr>
         <w:tc>
@@ -4369,6 +4482,7 @@
       </w:tr>
       <w:tr>
         <w:trPr>
+          <w:cantSplit/>
           <w:jc w:val="center"/>
         </w:trPr>
         <w:tc>
@@ -4430,6 +4544,7 @@
       </w:tr>
       <w:tr>
         <w:trPr>
+          <w:cantSplit/>
           <w:jc w:val="center"/>
         </w:trPr>
         <w:tc>
@@ -4491,6 +4606,7 @@
       </w:tr>
       <w:tr>
         <w:trPr>
+          <w:cantSplit/>
           <w:jc w:val="center"/>
         </w:trPr>
         <w:tc>
@@ -4552,6 +4668,7 @@
       </w:tr>
       <w:tr>
         <w:trPr>
+          <w:cantSplit/>
           <w:jc w:val="center"/>
         </w:trPr>
         <w:tc>
@@ -4613,6 +4730,7 @@
       </w:tr>
       <w:tr>
         <w:trPr>
+          <w:cantSplit/>
           <w:jc w:val="center"/>
         </w:trPr>
         <w:tc>
@@ -4674,6 +4792,7 @@
       </w:tr>
       <w:tr>
         <w:trPr>
+          <w:cantSplit/>
           <w:jc w:val="center"/>
         </w:trPr>
         <w:tc>
@@ -4735,6 +4854,7 @@
       </w:tr>
       <w:tr>
         <w:trPr>
+          <w:cantSplit/>
           <w:jc w:val="center"/>
         </w:trPr>
         <w:tc>
@@ -4789,13 +4909,14 @@
                 <w:sz w:val="24"/>
                 <w:szCs w:val="24"/>
               </w:rPr>
-              <w:t>Salah satu dari lima nilai pada tabel Nilai Status Kepatuhan, untuk keadaan pemenuhan satu Persyaratan.</w:t>
+              <w:t>Keadaan pemenuhan satu Persyaratan, dinyatakan dengan salah satu dari lima nilai di tabel Nilai Status Kepatuhan.</w:t>
             </w:r>
           </w:p>
         </w:tc>
       </w:tr>
       <w:tr>
         <w:trPr>
+          <w:cantSplit/>
           <w:jc w:val="center"/>
         </w:trPr>
         <w:tc>
@@ -4857,6 +4978,7 @@
       </w:tr>
       <w:tr>
         <w:trPr>
+          <w:cantSplit/>
           <w:jc w:val="center"/>
         </w:trPr>
         <w:tc>
@@ -4956,6 +5078,7 @@
     </w:p>
     <w:p>
       <w:pPr>
+        <w:keepNext/>
         <w:pBdr>
           <w:top w:val="nil"/>
           <w:left w:val="nil"/>
@@ -4993,6 +5116,8 @@
       </w:tblGrid>
       <w:tr>
         <w:trPr>
+          <w:cantSplit/>
+          <w:tblHeader/>
           <w:jc w:val="center"/>
         </w:trPr>
         <w:tc>
@@ -5008,6 +5133,7 @@
           </w:tcPr>
           <w:p>
             <w:pPr>
+              <w:keepNext/>
               <w:jc w:val="center"/>
               <w:rPr>
                 <w:sz w:val="24"/>
@@ -5038,6 +5164,7 @@
           </w:tcPr>
           <w:p>
             <w:pPr>
+              <w:keepNext/>
               <w:jc w:val="center"/>
               <w:rPr>
                 <w:sz w:val="24"/>
@@ -5058,6 +5185,7 @@
       </w:tr>
       <w:tr>
         <w:trPr>
+          <w:cantSplit/>
           <w:jc w:val="center"/>
         </w:trPr>
         <w:tc>
@@ -5119,6 +5247,7 @@
       </w:tr>
       <w:tr>
         <w:trPr>
+          <w:cantSplit/>
           <w:jc w:val="center"/>
         </w:trPr>
         <w:tc>
@@ -5180,6 +5309,7 @@
       </w:tr>
       <w:tr>
         <w:trPr>
+          <w:cantSplit/>
           <w:jc w:val="center"/>
         </w:trPr>
         <w:tc>
@@ -5241,6 +5371,7 @@
       </w:tr>
       <w:tr>
         <w:trPr>
+          <w:cantSplit/>
           <w:jc w:val="center"/>
         </w:trPr>
         <w:tc>
@@ -5302,6 +5433,7 @@
       </w:tr>
       <w:tr>
         <w:trPr>
+          <w:cantSplit/>
           <w:jc w:val="center"/>
         </w:trPr>
         <w:tc>
@@ -5420,7 +5552,7 @@
           <w:sz w:val="24"/>
           <w:szCs w:val="24"/>
         </w:rPr>
-        <w:t xml:space="preserve">1. Satu laporan dipakai untuk satu Periode Evaluasi. Staff Legal mengisi tabel Informasi Umum. Frekuensi laporan belum diputus (USULAN: satu laporan per tahun).</w:t>
+        <w:t xml:space="preserve">1. Satu laporan dipakai untuk satu Periode Evaluasi, dan Staff Legal mengisi tabel Informasi Umum. Frekuensi laporan masih menunggu keputusan; usulannya satu laporan per tahun (USULAN).</w:t>
       </w:r>
     </w:p>
     <w:p>
@@ -5444,7 +5576,7 @@
           <w:sz w:val="24"/>
           <w:szCs w:val="24"/>
         </w:rPr>
-        <w:t xml:space="preserve">2. Staff Legal menulis satu baris Daftar Evaluasi Persyaratan untuk tiap Persyaratan di SNX-LEG-REG-03 yang berstatus Berlaku atau Perlu Diperbarui pada akhir Periode Evaluasi (USULAN).</w:t>
+        <w:t xml:space="preserve">2. Staff Legal menulis satu baris Daftar Evaluasi Persyaratan untuk setiap Persyaratan di SNX-LEG-REG-03 yang berstatus Berlaku atau Perlu Diperbarui pada akhir Periode Evaluasi (USULAN).</w:t>
       </w:r>
     </w:p>
     <w:p>
@@ -5468,7 +5600,7 @@
           <w:sz w:val="24"/>
           <w:szCs w:val="24"/>
         </w:rPr>
-        <w:t xml:space="preserve">3. Staff Legal menulis di Batasan Evaluasi tiap Persyaratan yang statusnya di SNX-LEG-REG-03 masih Belum Diverifikasi, dan tidak menghitungnya (USULAN).</w:t>
+        <w:t xml:space="preserve">3. Staff Legal menulis di Batasan Evaluasi setiap Persyaratan yang statusnya di SNX-LEG-REG-03 masih Belum Diverifikasi, tanpa menghitungnya (USULAN).</w:t>
       </w:r>
     </w:p>
     <w:p>
@@ -5516,7 +5648,7 @@
           <w:sz w:val="24"/>
           <w:szCs w:val="24"/>
         </w:rPr>
-        <w:t xml:space="preserve">5. Untuk tiap perubahan peraturan yang belum tercatat di SNX-LEG-REG-03, Staff Legal memperbarui register itu lebih dulu (USULAN).</w:t>
+        <w:t xml:space="preserve">5. Staff Legal memperbarui SNX-LEG-REG-03 lebih dulu untuk setiap perubahan peraturan yang belum tercatat di register itu (USULAN).</w:t>
       </w:r>
     </w:p>
     <w:p>
@@ -5612,7 +5744,7 @@
           <w:sz w:val="24"/>
           <w:szCs w:val="24"/>
         </w:rPr>
-        <w:t xml:space="preserve">9. Staff Legal menentukan Status Kepatuhan tiap Persyaratan dari Bukti yang lokasinya dapat ditelusuri. Bila Bukti belum tersedia atau belum diperiksa, Staff Legal memberi Status Kepatuhan Belum Diverifikasi dan tidak memberi Sesuai.</w:t>
+        <w:t xml:space="preserve">9. Staff Legal menentukan Status Kepatuhan setiap Persyaratan dari Bukti yang lokasinya dapat ditelusuri. Jika Bukti belum tersedia atau belum diperiksa, statusnya Belum Diverifikasi, bukan Sesuai.</w:t>
       </w:r>
     </w:p>
     <w:p>
@@ -5660,7 +5792,7 @@
           <w:sz w:val="24"/>
           <w:szCs w:val="24"/>
         </w:rPr>
-        <w:t xml:space="preserve">11. Untuk Persyaratan berstatus Sebagian Sesuai atau Tidak Sesuai, Staff Legal menulis Rujukan Temuan. Bila belum ada Catatan Temuan, Staff Legal mencatatnya lebih dulu di SNX-LEG-RPT-01 (USULAN). Tindakan Perbaikan, Penanggung Jawab, dan Target Penyelesaian ada di Catatan Temuan itu, dan Staff Legal tidak mengulangnya di laporan ini.</w:t>
+        <w:t xml:space="preserve">11. Staff Legal menulis Rujukan Temuan untuk Persyaratan berstatus Sebagian Sesuai atau Tidak Sesuai. Tindakan Perbaikan, Penanggung Jawab, dan Target Penyelesaian tidak diulang di laporan ini. Jika belum ada Catatan Temuan, Staff Legal mencatatnya lebih dulu di SNX-LEG-RPT-01 (USULAN).</w:t>
       </w:r>
     </w:p>
     <w:p>
@@ -5684,7 +5816,7 @@
           <w:sz w:val="24"/>
           <w:szCs w:val="24"/>
         </w:rPr>
-        <w:t xml:space="preserve">12. Staff Legal mengisi tabel Ringkasan per Bidang dari Daftar Evaluasi Persyaratan: jumlah Persyaratan tiap Status Kepatuhan, Cakupan Verifikasi, dan Tingkat Kepatuhan, untuk tiap Bidang dan untuk seluruh Bidang (USULAN).</w:t>
+        <w:t xml:space="preserve">12. Staff Legal mengisi tabel Ringkasan per Bidang dari Daftar Evaluasi Persyaratan: jumlah Persyaratan per Status Kepatuhan, Cakupan Verifikasi, dan Tingkat Kepatuhan, untuk setiap Bidang dan seluruh Bidang (USULAN).</w:t>
       </w:r>
     </w:p>
     <w:p>
@@ -5708,7 +5840,7 @@
           <w:sz w:val="24"/>
           <w:szCs w:val="24"/>
         </w:rPr>
-        <w:t xml:space="preserve">13. Bila satu Bidang tidak punya Persyaratan berstatus Sesuai, Sebagian Sesuai, atau Tidak Sesuai, Staff Legal mengosongkan Tingkat Kepatuhan Bidang itu dan menulis alasannya di Batasan Evaluasi.</w:t>
+        <w:t xml:space="preserve">13. Jika satu Bidang tidak memiliki Persyaratan berstatus Sesuai, Sebagian Sesuai, atau Tidak Sesuai, Staff Legal mengosongkan Tingkat Kepatuhan Bidang itu dan menulis alasannya di Batasan Evaluasi.</w:t>
       </w:r>
     </w:p>
     <w:p>
@@ -5732,7 +5864,7 @@
           <w:sz w:val="24"/>
           <w:szCs w:val="24"/>
         </w:rPr>
-        <w:t xml:space="preserve">14. Staff Legal tidak menyatakan SINUX patuh penuh bila masih ada Persyaratan berstatus Belum Diverifikasi, Sebagian Sesuai, atau Tidak Sesuai (USULAN).</w:t>
+        <w:t xml:space="preserve">14. Staff Legal tidak menyatakan SINUX patuh penuh jika masih ada Persyaratan berstatus Belum Diverifikasi, Sebagian Sesuai, atau Tidak Sesuai (USULAN).</w:t>
       </w:r>
     </w:p>
     <w:p>
@@ -5804,7 +5936,7 @@
           <w:sz w:val="24"/>
           <w:szCs w:val="24"/>
         </w:rPr>
-        <w:t xml:space="preserve">17. Line Manager Legal menyampaikan laporan terisi yang sudah disetujui kepada Manajemen (USULAN, selaras dengan laporan bulanan di SNX-LEG-SOP-01 prosedur 6.10). Manajemen memutuskan tindak lanjut atas Rekomendasi (USULAN).</w:t>
+        <w:t xml:space="preserve">17. Line Manager Legal menyampaikan laporan terisi yang sudah disetujui kepada Manajemen, selaras dengan laporan bulanan di SNX-LEG-SOP-01 prosedur 6.10 (USULAN). Manajemen memutuskan tindak lanjut atas Rekomendasi (USULAN).</w:t>
       </w:r>
     </w:p>
     <w:p>
@@ -5828,12 +5960,13 @@
           <w:sz w:val="24"/>
           <w:szCs w:val="24"/>
         </w:rPr>
-        <w:t xml:space="preserve">18. Staff Legal menyimpan laporan terisi di folder Google Drive departemen Legal (USULAN, SNX-LEG-SOP-01 butir 4.24), menulis lokasi Bukti di kolom Bukti yang Diperiksa, dan menandai laporan RESTRICTED (Internal) menurut SNX-ISMS-PRO-01.</w:t>
+        <w:t xml:space="preserve">18. Staff Legal menyimpan laporan terisi di folder Google Drive Departemen Legal (USULAN, SNX-LEG-SOP-01 butir 4.24), menulis lokasi Bukti di kolom Bukti yang Diperiksa, dan menandai laporan RESTRICTED (Internal) menurut SNX-ISMS-PRO-01.</w:t>
       </w:r>
     </w:p>
     <w:p>
       <w:pPr>
         <w:pStyle w:val="Heading1"/>
+        <w:keepNext/>
         <w:numPr>
           <w:ilvl w:val="0"/>
           <w:numId w:val="7"/>
@@ -5859,6 +5992,8 @@
       </w:tblGrid>
       <w:tr>
         <w:trPr>
+          <w:cantSplit/>
+          <w:tblHeader/>
           <w:jc w:val="center"/>
         </w:trPr>
         <w:tc>
@@ -5874,6 +6009,7 @@
           </w:tcPr>
           <w:p>
             <w:pPr>
+              <w:keepNext/>
               <w:jc w:val="center"/>
               <w:rPr>
                 <w:sz w:val="24"/>
@@ -5904,6 +6040,7 @@
           </w:tcPr>
           <w:p>
             <w:pPr>
+              <w:keepNext/>
               <w:jc w:val="center"/>
               <w:rPr>
                 <w:sz w:val="24"/>
@@ -5924,6 +6061,7 @@
       </w:tr>
       <w:tr>
         <w:trPr>
+          <w:cantSplit/>
           <w:jc w:val="center"/>
         </w:trPr>
         <w:tc>
@@ -5978,13 +6116,14 @@
                 <w:sz w:val="24"/>
                 <w:szCs w:val="24"/>
               </w:rPr>
-              <w:t>Pelaksana Evaluasi (USULAN). Menulis Daftar Evaluasi Persyaratan, menentukan Status Kepatuhan, menghitung Cakupan Verifikasi dan Tingkat Kepatuhan, mencatat Rujukan Temuan, dan menyimpan laporan terisi (Ketentuan butir 1 sampai 7, 9 sampai 15, dan 18). Nama peran ini dipetakan ke jabatan Legal &amp; Compliance (JA-09) di SNX-HR-ORG-01.</w:t>
+              <w:t>Menulis Daftar Evaluasi Persyaratan, menentukan Status Kepatuhan, menghitung Cakupan Verifikasi dan Tingkat Kepatuhan, mencatat Rujukan Temuan, serta menyimpan laporan terisi. Jabatan: Legal &amp; Compliance (JA-09). Pelaksana Evaluasi (USULAN).</w:t>
             </w:r>
           </w:p>
         </w:tc>
       </w:tr>
       <w:tr>
         <w:trPr>
+          <w:cantSplit/>
           <w:jc w:val="center"/>
         </w:trPr>
         <w:tc>
@@ -6039,13 +6178,14 @@
                 <w:sz w:val="24"/>
                 <w:szCs w:val="24"/>
               </w:rPr>
-              <w:t>Pemilik dokumen (USULAN). Memeriksa laporan terisi, menetapkan Tingkat Kepatuhan seluruh Bidang, dan menyampaikan laporan terisi kepada Manajemen (Ketentuan butir 16 dan 17). Nama peran ini dipetakan ke jabatan Legal &amp; Compliance (JA-08) di SNX-HR-ORG-01.</w:t>
+              <w:t>Memeriksa laporan terisi, menetapkan Tingkat Kepatuhan seluruh Bidang, dan menyampaikan laporan terisi kepada Manajemen. Jabatan: Legal &amp; Compliance (JA-08). Pemilik dokumen (USULAN).</w:t>
             </w:r>
           </w:p>
         </w:tc>
       </w:tr>
       <w:tr>
         <w:trPr>
+          <w:cantSplit/>
           <w:jc w:val="center"/>
         </w:trPr>
         <w:tc>
@@ -6100,13 +6240,14 @@
                 <w:sz w:val="24"/>
                 <w:szCs w:val="24"/>
               </w:rPr>
-              <w:t>Menyerahkan Bukti pemenuhan Persyaratan yang terkena kegiatannya kepada Staff Legal (Ketentuan butir 8).</w:t>
+              <w:t>Menyerahkan kepada Staff Legal Bukti pemenuhan Persyaratan yang terkena kegiatannya.</w:t>
             </w:r>
           </w:p>
         </w:tc>
       </w:tr>
       <w:tr>
         <w:trPr>
+          <w:cantSplit/>
           <w:jc w:val="center"/>
         </w:trPr>
         <w:tc>
@@ -6168,6 +6309,7 @@
       </w:tr>
       <w:tr>
         <w:trPr>
+          <w:cantSplit/>
           <w:jc w:val="center"/>
         </w:trPr>
         <w:tc>
@@ -6222,7 +6364,7 @@
                 <w:sz w:val="24"/>
                 <w:szCs w:val="24"/>
               </w:rPr>
-              <w:t>Menerima laporan terisi yang sudah disetujui dan memutuskan tindak lanjut atas Rekomendasi (Ketentuan butir 17) (USULAN).</w:t>
+              <w:t>Menerima laporan terisi yang sudah disetujui dan memutuskan tindak lanjut atas Rekomendasi (USULAN).</w:t>
             </w:r>
           </w:p>
         </w:tc>
@@ -6310,7 +6452,7 @@
           <w:sz w:val="24"/>
           <w:szCs w:val="24"/>
         </w:rPr>
-        <w:t xml:space="preserve">1. Staff Legal mengisi tabel Informasi Umum. Nama Perusahaan sudah terisi. Periode Evaluasi memuat rentang tanggal yang dievaluasi, dan Tanggal Evaluasi memuat tanggal pemeriksaan Bukti yang terakhir.</w:t>
+        <w:t xml:space="preserve">1. Isi tabel Informasi Umum; Nama Perusahaan sudah terisi. Di Periode Evaluasi, tulis rentang tanggal yang dievaluasi. Di Tanggal Evaluasi, tulis tanggal pemeriksaan Bukti terakhir.</w:t>
       </w:r>
     </w:p>
     <w:p>
@@ -6334,7 +6476,7 @@
           <w:sz w:val="24"/>
           <w:szCs w:val="24"/>
         </w:rPr>
-        <w:t xml:space="preserve">2. Pelaksana Evaluasi memuat nama dan jabatan. Daftar Persyaratan yang Dipakai memuat tanggal peninjauan terakhir SNX-LEG-REG-03. Laporan Pemantauan yang Dipakai memuat Periode Pemantauan tiap laporan SNX-LEG-RPT-01 yang dipakai sebagai Bukti. Perubahan Peraturan pada Periode Evaluasi memuat perubahan menurut Ketentuan butir 6.</w:t>
+        <w:t xml:space="preserve">2. Di Pelaksana Evaluasi, tulis nama dan jabatan. Di Daftar Persyaratan yang Dipakai, tulis tanggal review terakhir SNX-LEG-REG-03. Di Laporan Pemantauan yang Dipakai, tulis Periode Pemantauan setiap laporan SNX-LEG-RPT-01 yang dipakai sebagai Bukti. Di Perubahan Peraturan pada Periode Evaluasi, tulis perubahan peraturan pada periode itu yang baru dicatat ke SNX-LEG-REG-03 (USULAN).</w:t>
       </w:r>
     </w:p>
     <w:p>
@@ -6358,7 +6500,7 @@
           <w:sz w:val="24"/>
           <w:szCs w:val="24"/>
         </w:rPr>
-        <w:t xml:space="preserve">3. Pada Daftar Evaluasi Persyaratan, kolom Bidang sudah terisi satu baris per Bidang. Staff Legal menambah baris dengan nama Bidang yang sama bila satu Bidang punya lebih dari satu Persyaratan.</w:t>
+        <w:t xml:space="preserve">3. Di Daftar Evaluasi Persyaratan, kolom Bidang sudah terisi satu baris per Bidang. Tambah baris dengan nama Bidang yang sama jika satu Bidang punya lebih dari satu Persyaratan.</w:t>
       </w:r>
     </w:p>
     <w:p>
@@ -6382,7 +6524,7 @@
           <w:sz w:val="24"/>
           <w:szCs w:val="24"/>
         </w:rPr>
-        <w:t xml:space="preserve">4. Kolom No. di Register memuat nomor baris Persyaratan di SNX-LEG-REG-03. Kolom Persyaratan memuat peraturan atau persyaratan beserta kewajiban bagi SINUX, sebagaimana tertulis di register itu.</w:t>
+        <w:t xml:space="preserve">4. Di kolom No. di Register, tulis nomor baris Persyaratan di SNX-LEG-REG-03. Di kolom Persyaratan, tulis peraturan atau persyaratan beserta kewajiban bagi SINUX, persis seperti di register itu.</w:t>
       </w:r>
     </w:p>
     <w:p>
@@ -6406,7 +6548,7 @@
           <w:sz w:val="24"/>
           <w:szCs w:val="24"/>
         </w:rPr>
-        <w:t xml:space="preserve">5. Kolom Bukti yang Diperiksa memuat nama Bukti dan lokasinya. Kolom Status Kepatuhan diisi satu dari lima nilai pada bagian Istilah. Kolom Catatan dan Rujukan Temuan memuat Rujukan Temuan menurut Ketentuan butir 11, atau alasan Status Kepatuhan Tidak Berlaku atau Belum Diverifikasi.</w:t>
+        <w:t xml:space="preserve">5. Di kolom Bukti yang Diperiksa, tulis nama dan lokasi Bukti. Isi kolom Status Kepatuhan dengan salah satu dari lima nilai di bagian Istilah. Di kolom Catatan dan Rujukan Temuan, tulis Rujukan Temuan untuk status Sebagian Sesuai atau Tidak Sesuai, atau alasan status Tidak Berlaku atau Belum Diverifikasi (USULAN).</w:t>
       </w:r>
     </w:p>
     <w:p>
@@ -6430,7 +6572,7 @@
           <w:sz w:val="24"/>
           <w:szCs w:val="24"/>
         </w:rPr>
-        <w:t xml:space="preserve">6. Pada Ringkasan per Bidang, tabel jumlah memuat banyaknya baris Daftar Evaluasi Persyaratan dengan Status Kepatuhan itu. Tabel persentase memuat Cakupan Verifikasi dan Tingkat Kepatuhan. Baris Seluruh Bidang dihitung dari semua baris Daftar Evaluasi Persyaratan, bukan dari rata-rata persentase tiap Bidang (USULAN).</w:t>
+        <w:t xml:space="preserve">6. Di Ringkasan per Bidang, isi tabel jumlah dengan banyaknya baris Daftar Evaluasi Persyaratan per Status Kepatuhan, dan tabel persentase dengan Cakupan Verifikasi serta Tingkat Kepatuhan. Hitung baris Seluruh Bidang dari semua baris Daftar Evaluasi Persyaratan, bukan dari rata-rata persentase setiap Bidang (USULAN).</w:t>
       </w:r>
     </w:p>
     <w:p>
@@ -6454,7 +6596,7 @@
           <w:sz w:val="24"/>
           <w:szCs w:val="24"/>
         </w:rPr>
-        <w:t xml:space="preserve">7. Pada Ringkasan Temuan dan Pembanding, Jumlah Catatan Temuan yang dirujuk memuat banyaknya Catatan Temuan berbeda yang tertulis di kolom Catatan dan Rujukan Temuan. Jumlah yang masih terbuka memuat Catatan Temuan berstatus Terbuka atau Menunggu Verifikasi di SNX-LEG-RPT-01 (USULAN). Tingkat Kepatuhan periode sebelumnya diambil dari laporan terisi sebelumnya, dan dikosongkan bila belum ada.</w:t>
+        <w:t xml:space="preserve">7. Di Ringkasan Temuan dan Pembanding, isi Jumlah Catatan Temuan yang dirujuk dengan banyaknya Catatan Temuan berbeda di kolom Catatan dan Rujukan Temuan. Ambil Tingkat Kepatuhan periode sebelumnya dari laporan terisi sebelumnya, atau kosongkan jika belum ada. Jumlah yang masih terbuka adalah Catatan Temuan berstatus Terbuka atau Menunggu Verifikasi di SNX-LEG-RPT-01 (USULAN).</w:t>
       </w:r>
     </w:p>
     <w:p>
@@ -6478,7 +6620,7 @@
           <w:sz w:val="24"/>
           <w:szCs w:val="24"/>
         </w:rPr>
-        <w:t xml:space="preserve">8. Pada Hasil Evaluasi, Line Manager Legal mengisi Tingkat Kepatuhan yang Ditetapkan dengan persentase baris Seluruh Bidang, setelah memeriksa Status Kepatuhan tiap Persyaratan. Staff Legal menguraikan kondisi kepatuhan pada Kesimpulan Umum dari hasil pemeriksaan dan Bukti yang tersedia.</w:t>
+        <w:t xml:space="preserve">8. Di Hasil Evaluasi, uraikan kondisi kepatuhan pada Kesimpulan Umum dari hasil pemeriksaan dan Bukti yang tersedia. Tingkat Kepatuhan yang Ditetapkan diisi Line Manager Legal dengan persentase baris Seluruh Bidang, setelah memeriksa Status Kepatuhan setiap Persyaratan.</w:t>
       </w:r>
     </w:p>
     <w:p>
@@ -6502,7 +6644,7 @@
           <w:sz w:val="24"/>
           <w:szCs w:val="24"/>
         </w:rPr>
-        <w:t xml:space="preserve">9. Batasan Evaluasi memuat Persyaratan yang dikecualikan menurut Ketentuan butir 3, Bukti yang masih diperlukan untuk Persyaratan berstatus Belum Diverifikasi, dan Bidang yang Tingkat Kepatuhannya dikosongkan menurut Ketentuan butir 13.</w:t>
+        <w:t xml:space="preserve">9. Di Batasan Evaluasi, tulis Bukti yang masih diperlukan untuk Persyaratan berstatus Belum Diverifikasi, Bidang yang Tingkat Kepatuhannya dikosongkan beserta alasannya, dan Persyaratan yang masih Belum Diverifikasi di SNX-LEG-REG-03 dan tidak dihitung (USULAN).</w:t>
       </w:r>
     </w:p>
     <w:p>
@@ -6526,7 +6668,7 @@
           <w:sz w:val="24"/>
           <w:szCs w:val="24"/>
         </w:rPr>
-        <w:t xml:space="preserve">10. Tabel Rekomendasi diisi satu baris per Rekomendasi. Kolom Pelaksana yang Disarankan memuat nama peran atau jabatan, dan kolom Rujukan memuat nama Bidang atau No. di Register Persyaratan yang menjadi dasar.</w:t>
+        <w:t xml:space="preserve">10. Isi tabel Rekomendasi satu baris per Rekomendasi. Di kolom Pelaksana yang Disarankan, tulis nama peran atau jabatan; di kolom Rujukan, tulis nama Bidang atau No. di Register Persyaratan yang menjadi dasar.</w:t>
       </w:r>
     </w:p>
     <w:p>
@@ -6550,7 +6692,7 @@
           <w:sz w:val="24"/>
           <w:szCs w:val="24"/>
         </w:rPr>
-        <w:t xml:space="preserve">11. Pada Persetujuan dan Pengesahan, Staff Legal mengisi baris Disusun oleh, Line Manager Legal mengisi baris Diperiksa oleh, dan Penyetuju Laporan mengisi baris Disetujui oleh (USULAN). Tiap pihak menulis nama dan jabatan, tanggal, dan tanda tangan sendiri.</w:t>
+        <w:t xml:space="preserve">11. Di tabel Persetujuan dan Pengesahan, baris Disusun oleh diisi Staff Legal, Diperiksa oleh diisi Line Manager Legal, dan Disetujui oleh diisi Penyetuju Laporan (USULAN). Setiap pihak menulis nama, jabatan, tanggal, dan tanda tangannya sendiri.</w:t>
       </w:r>
     </w:p>
     <w:p>
@@ -6587,12 +6729,13 @@
           <w:sz w:val="24"/>
           <w:szCs w:val="24"/>
         </w:rPr>
-        <w:t xml:space="preserve">Semua sel isian kosong sampai Staff Legal mengisinya untuk satu Periode Evaluasi. Sel Nama Perusahaan, nomor baris awal, dan nama Bidang sudah terisi.</w:t>
+        <w:t xml:space="preserve">Sel isian diisi Staff Legal untuk satu Periode Evaluasi. Nama Perusahaan, nomor baris awal, dan nama Bidang sudah terisi.</w:t>
       </w:r>
     </w:p>
     <w:p>
       <w:pPr>
         <w:pStyle w:val="Heading2"/>
+        <w:keepNext/>
         <w:numPr>
           <w:ilvl w:val="1"/>
           <w:numId w:val="7"/>
@@ -6618,6 +6761,8 @@
       </w:tblGrid>
       <w:tr>
         <w:trPr>
+          <w:cantSplit/>
+          <w:tblHeader/>
           <w:jc w:val="center"/>
         </w:trPr>
         <w:tc>
@@ -6633,6 +6778,7 @@
           </w:tcPr>
           <w:p>
             <w:pPr>
+              <w:keepNext/>
               <w:jc w:val="center"/>
               <w:rPr>
                 <w:sz w:val="24"/>
@@ -6663,6 +6809,7 @@
           </w:tcPr>
           <w:p>
             <w:pPr>
+              <w:keepNext/>
               <w:jc w:val="center"/>
               <w:rPr>
                 <w:sz w:val="24"/>
@@ -6683,6 +6830,7 @@
       </w:tr>
       <w:tr>
         <w:trPr>
+          <w:cantSplit/>
           <w:jc w:val="center"/>
         </w:trPr>
         <w:tc>
@@ -6744,6 +6892,7 @@
       </w:tr>
       <w:tr>
         <w:trPr>
+          <w:cantSplit/>
           <w:jc w:val="center"/>
         </w:trPr>
         <w:tc>
@@ -6804,6 +6953,7 @@
       </w:tr>
       <w:tr>
         <w:trPr>
+          <w:cantSplit/>
           <w:jc w:val="center"/>
         </w:trPr>
         <w:tc>
@@ -6864,6 +7014,7 @@
       </w:tr>
       <w:tr>
         <w:trPr>
+          <w:cantSplit/>
           <w:jc w:val="center"/>
         </w:trPr>
         <w:tc>
@@ -6924,6 +7075,7 @@
       </w:tr>
       <w:tr>
         <w:trPr>
+          <w:cantSplit/>
           <w:jc w:val="center"/>
         </w:trPr>
         <w:tc>
@@ -6984,6 +7136,7 @@
       </w:tr>
       <w:tr>
         <w:trPr>
+          <w:cantSplit/>
           <w:jc w:val="center"/>
         </w:trPr>
         <w:tc>
@@ -7044,6 +7197,7 @@
       </w:tr>
       <w:tr>
         <w:trPr>
+          <w:cantSplit/>
           <w:jc w:val="center"/>
         </w:trPr>
         <w:tc>
@@ -7130,6 +7284,7 @@
     <w:p>
       <w:pPr>
         <w:pStyle w:val="Heading2"/>
+        <w:keepNext/>
         <w:numPr>
           <w:ilvl w:val="1"/>
           <w:numId w:val="7"/>
@@ -7150,30 +7305,33 @@
         <w:tblLook w:val="0400" w:firstRow="0" w:lastRow="0" w:firstColumn="0" w:lastColumn="0" w:noHBand="0" w:noVBand="1"/>
       </w:tblPr>
       <w:tblGrid>
-        <w:gridCol w:w="2097"/>
-        <w:gridCol w:w="1304"/>
-        <w:gridCol w:w="1701"/>
+        <w:gridCol w:w="1984"/>
+        <w:gridCol w:w="1134"/>
+        <w:gridCol w:w="1814"/>
         <w:gridCol w:w="1474"/>
-        <w:gridCol w:w="1530"/>
-        <w:gridCol w:w="1360"/>
+        <w:gridCol w:w="1417"/>
+        <w:gridCol w:w="1247"/>
       </w:tblGrid>
       <w:tr>
         <w:trPr>
+          <w:cantSplit/>
+          <w:tblHeader/>
           <w:jc w:val="center"/>
         </w:trPr>
         <w:tc>
           <w:tcPr>
-            <w:tcW w:w="2097" w:type="dxa"/>
-            <w:tcBorders>
-              <w:top w:val="single" w:sz="8" w:space="0" w:color="000000"/>
-              <w:left w:val="single" w:sz="8" w:space="0" w:color="000000"/>
-              <w:bottom w:val="single" w:sz="8" w:space="0" w:color="000000"/>
-              <w:right w:val="single" w:sz="8" w:space="0" w:color="000000"/>
-            </w:tcBorders>
-            <w:vAlign w:val="center"/>
-          </w:tcPr>
-          <w:p>
-            <w:pPr>
+            <w:tcW w:w="1984" w:type="dxa"/>
+            <w:tcBorders>
+              <w:top w:val="single" w:sz="8" w:space="0" w:color="000000"/>
+              <w:left w:val="single" w:sz="8" w:space="0" w:color="000000"/>
+              <w:bottom w:val="single" w:sz="8" w:space="0" w:color="000000"/>
+              <w:right w:val="single" w:sz="8" w:space="0" w:color="000000"/>
+            </w:tcBorders>
+            <w:vAlign w:val="center"/>
+          </w:tcPr>
+          <w:p>
+            <w:pPr>
+              <w:keepNext/>
               <w:jc w:val="center"/>
               <w:rPr>
                 <w:sz w:val="24"/>
@@ -7193,17 +7351,18 @@
         </w:tc>
         <w:tc>
           <w:tcPr>
-            <w:tcW w:w="1304" w:type="dxa"/>
-            <w:tcBorders>
-              <w:top w:val="single" w:sz="8" w:space="0" w:color="000000"/>
-              <w:left w:val="single" w:sz="8" w:space="0" w:color="000000"/>
-              <w:bottom w:val="single" w:sz="8" w:space="0" w:color="000000"/>
-              <w:right w:val="single" w:sz="8" w:space="0" w:color="000000"/>
-            </w:tcBorders>
-            <w:vAlign w:val="center"/>
-          </w:tcPr>
-          <w:p>
-            <w:pPr>
+            <w:tcW w:w="1134" w:type="dxa"/>
+            <w:tcBorders>
+              <w:top w:val="single" w:sz="8" w:space="0" w:color="000000"/>
+              <w:left w:val="single" w:sz="8" w:space="0" w:color="000000"/>
+              <w:bottom w:val="single" w:sz="8" w:space="0" w:color="000000"/>
+              <w:right w:val="single" w:sz="8" w:space="0" w:color="000000"/>
+            </w:tcBorders>
+            <w:vAlign w:val="center"/>
+          </w:tcPr>
+          <w:p>
+            <w:pPr>
+              <w:keepNext/>
               <w:jc w:val="center"/>
               <w:rPr>
                 <w:sz w:val="24"/>
@@ -7223,17 +7382,18 @@
         </w:tc>
         <w:tc>
           <w:tcPr>
-            <w:tcW w:w="1701" w:type="dxa"/>
-            <w:tcBorders>
-              <w:top w:val="single" w:sz="8" w:space="0" w:color="000000"/>
-              <w:left w:val="single" w:sz="8" w:space="0" w:color="000000"/>
-              <w:bottom w:val="single" w:sz="8" w:space="0" w:color="000000"/>
-              <w:right w:val="single" w:sz="8" w:space="0" w:color="000000"/>
-            </w:tcBorders>
-            <w:vAlign w:val="center"/>
-          </w:tcPr>
-          <w:p>
-            <w:pPr>
+            <w:tcW w:w="1814" w:type="dxa"/>
+            <w:tcBorders>
+              <w:top w:val="single" w:sz="8" w:space="0" w:color="000000"/>
+              <w:left w:val="single" w:sz="8" w:space="0" w:color="000000"/>
+              <w:bottom w:val="single" w:sz="8" w:space="0" w:color="000000"/>
+              <w:right w:val="single" w:sz="8" w:space="0" w:color="000000"/>
+            </w:tcBorders>
+            <w:vAlign w:val="center"/>
+          </w:tcPr>
+          <w:p>
+            <w:pPr>
+              <w:keepNext/>
               <w:jc w:val="center"/>
               <w:rPr>
                 <w:sz w:val="24"/>
@@ -7264,6 +7424,7 @@
           </w:tcPr>
           <w:p>
             <w:pPr>
+              <w:keepNext/>
               <w:jc w:val="center"/>
               <w:rPr>
                 <w:sz w:val="24"/>
@@ -7283,17 +7444,18 @@
         </w:tc>
         <w:tc>
           <w:tcPr>
-            <w:tcW w:w="1530" w:type="dxa"/>
-            <w:tcBorders>
-              <w:top w:val="single" w:sz="8" w:space="0" w:color="000000"/>
-              <w:left w:val="single" w:sz="8" w:space="0" w:color="000000"/>
-              <w:bottom w:val="single" w:sz="8" w:space="0" w:color="000000"/>
-              <w:right w:val="single" w:sz="8" w:space="0" w:color="000000"/>
-            </w:tcBorders>
-            <w:vAlign w:val="center"/>
-          </w:tcPr>
-          <w:p>
-            <w:pPr>
+            <w:tcW w:w="1417" w:type="dxa"/>
+            <w:tcBorders>
+              <w:top w:val="single" w:sz="8" w:space="0" w:color="000000"/>
+              <w:left w:val="single" w:sz="8" w:space="0" w:color="000000"/>
+              <w:bottom w:val="single" w:sz="8" w:space="0" w:color="000000"/>
+              <w:right w:val="single" w:sz="8" w:space="0" w:color="000000"/>
+            </w:tcBorders>
+            <w:vAlign w:val="center"/>
+          </w:tcPr>
+          <w:p>
+            <w:pPr>
+              <w:keepNext/>
               <w:jc w:val="center"/>
               <w:rPr>
                 <w:sz w:val="24"/>
@@ -7313,17 +7475,18 @@
         </w:tc>
         <w:tc>
           <w:tcPr>
-            <w:tcW w:w="1360" w:type="dxa"/>
-            <w:tcBorders>
-              <w:top w:val="single" w:sz="8" w:space="0" w:color="000000"/>
-              <w:left w:val="single" w:sz="8" w:space="0" w:color="000000"/>
-              <w:bottom w:val="single" w:sz="8" w:space="0" w:color="000000"/>
-              <w:right w:val="single" w:sz="8" w:space="0" w:color="000000"/>
-            </w:tcBorders>
-            <w:vAlign w:val="center"/>
-          </w:tcPr>
-          <w:p>
-            <w:pPr>
+            <w:tcW w:w="1247" w:type="dxa"/>
+            <w:tcBorders>
+              <w:top w:val="single" w:sz="8" w:space="0" w:color="000000"/>
+              <w:left w:val="single" w:sz="8" w:space="0" w:color="000000"/>
+              <w:bottom w:val="single" w:sz="8" w:space="0" w:color="000000"/>
+              <w:right w:val="single" w:sz="8" w:space="0" w:color="000000"/>
+            </w:tcBorders>
+            <w:vAlign w:val="center"/>
+          </w:tcPr>
+          <w:p>
+            <w:pPr>
+              <w:keepNext/>
               <w:jc w:val="center"/>
               <w:rPr>
                 <w:sz w:val="24"/>
@@ -7344,11 +7507,12 @@
       </w:tr>
       <w:tr>
         <w:trPr>
+          <w:cantSplit/>
           <w:jc w:val="center"/>
         </w:trPr>
         <w:tc>
           <w:tcPr>
-            <w:tcW w:w="2097" w:type="dxa"/>
+            <w:tcW w:w="1984" w:type="dxa"/>
             <w:tcBorders>
               <w:top w:val="single" w:sz="8" w:space="0" w:color="000000"/>
               <w:left w:val="single" w:sz="8" w:space="0" w:color="000000"/>
@@ -7376,45 +7540,45 @@
         </w:tc>
         <w:tc>
           <w:tcPr>
-            <w:tcW w:w="1304" w:type="dxa"/>
-            <w:tcBorders>
-              <w:top w:val="single" w:sz="8" w:space="0" w:color="000000"/>
-              <w:left w:val="single" w:sz="8" w:space="0" w:color="000000"/>
-              <w:bottom w:val="single" w:sz="8" w:space="0" w:color="000000"/>
-              <w:right w:val="single" w:sz="8" w:space="0" w:color="000000"/>
-            </w:tcBorders>
-            <w:vAlign w:val="center"/>
-          </w:tcPr>
-          <w:p>
-            <w:pPr>
-              <w:rPr>
-                <w:sz w:val="24"/>
-                <w:szCs w:val="24"/>
-              </w:rPr>
-            </w:pPr>
-            <w:r>
-              <w:rPr>
-                <w:b w:val="0"/>
-                <w:sz w:val="24"/>
-                <w:szCs w:val="24"/>
-              </w:rPr>
-            </w:r>
-          </w:p>
-        </w:tc>
-        <w:tc>
-          <w:tcPr>
-            <w:tcW w:w="1701" w:type="dxa"/>
-            <w:tcBorders>
-              <w:top w:val="single" w:sz="8" w:space="0" w:color="000000"/>
-              <w:left w:val="single" w:sz="8" w:space="0" w:color="000000"/>
-              <w:bottom w:val="single" w:sz="8" w:space="0" w:color="000000"/>
-              <w:right w:val="single" w:sz="8" w:space="0" w:color="000000"/>
-            </w:tcBorders>
-            <w:vAlign w:val="center"/>
-          </w:tcPr>
-          <w:p>
-            <w:pPr>
-              <w:jc w:val="both"/>
+            <w:tcW w:w="1134" w:type="dxa"/>
+            <w:tcBorders>
+              <w:top w:val="single" w:sz="8" w:space="0" w:color="000000"/>
+              <w:left w:val="single" w:sz="8" w:space="0" w:color="000000"/>
+              <w:bottom w:val="single" w:sz="8" w:space="0" w:color="000000"/>
+              <w:right w:val="single" w:sz="8" w:space="0" w:color="000000"/>
+            </w:tcBorders>
+            <w:vAlign w:val="center"/>
+          </w:tcPr>
+          <w:p>
+            <w:pPr>
+              <w:rPr>
+                <w:sz w:val="24"/>
+                <w:szCs w:val="24"/>
+              </w:rPr>
+            </w:pPr>
+            <w:r>
+              <w:rPr>
+                <w:b w:val="0"/>
+                <w:sz w:val="24"/>
+                <w:szCs w:val="24"/>
+              </w:rPr>
+            </w:r>
+          </w:p>
+        </w:tc>
+        <w:tc>
+          <w:tcPr>
+            <w:tcW w:w="1814" w:type="dxa"/>
+            <w:tcBorders>
+              <w:top w:val="single" w:sz="8" w:space="0" w:color="000000"/>
+              <w:left w:val="single" w:sz="8" w:space="0" w:color="000000"/>
+              <w:bottom w:val="single" w:sz="8" w:space="0" w:color="000000"/>
+              <w:right w:val="single" w:sz="8" w:space="0" w:color="000000"/>
+            </w:tcBorders>
+            <w:vAlign w:val="center"/>
+          </w:tcPr>
+          <w:p>
+            <w:pPr>
+              <w:jc w:val="left"/>
               <w:rPr>
                 <w:sz w:val="24"/>
                 <w:szCs w:val="24"/>
@@ -7442,63 +7606,63 @@
           </w:tcPr>
           <w:p>
             <w:pPr>
-              <w:jc w:val="both"/>
-              <w:rPr>
-                <w:sz w:val="24"/>
-                <w:szCs w:val="24"/>
-              </w:rPr>
-            </w:pPr>
-            <w:r>
-              <w:rPr>
-                <w:b w:val="0"/>
-                <w:sz w:val="24"/>
-                <w:szCs w:val="24"/>
-              </w:rPr>
-            </w:r>
-          </w:p>
-        </w:tc>
-        <w:tc>
-          <w:tcPr>
-            <w:tcW w:w="1530" w:type="dxa"/>
-            <w:tcBorders>
-              <w:top w:val="single" w:sz="8" w:space="0" w:color="000000"/>
-              <w:left w:val="single" w:sz="8" w:space="0" w:color="000000"/>
-              <w:bottom w:val="single" w:sz="8" w:space="0" w:color="000000"/>
-              <w:right w:val="single" w:sz="8" w:space="0" w:color="000000"/>
-            </w:tcBorders>
-            <w:vAlign w:val="center"/>
-          </w:tcPr>
-          <w:p>
-            <w:pPr>
-              <w:jc w:val="both"/>
-              <w:rPr>
-                <w:sz w:val="24"/>
-                <w:szCs w:val="24"/>
-              </w:rPr>
-            </w:pPr>
-            <w:r>
-              <w:rPr>
-                <w:b w:val="0"/>
-                <w:sz w:val="24"/>
-                <w:szCs w:val="24"/>
-              </w:rPr>
-            </w:r>
-          </w:p>
-        </w:tc>
-        <w:tc>
-          <w:tcPr>
-            <w:tcW w:w="1360" w:type="dxa"/>
-            <w:tcBorders>
-              <w:top w:val="single" w:sz="8" w:space="0" w:color="000000"/>
-              <w:left w:val="single" w:sz="8" w:space="0" w:color="000000"/>
-              <w:bottom w:val="single" w:sz="8" w:space="0" w:color="000000"/>
-              <w:right w:val="single" w:sz="8" w:space="0" w:color="000000"/>
-            </w:tcBorders>
-            <w:vAlign w:val="center"/>
-          </w:tcPr>
-          <w:p>
-            <w:pPr>
-              <w:jc w:val="both"/>
+              <w:jc w:val="left"/>
+              <w:rPr>
+                <w:sz w:val="24"/>
+                <w:szCs w:val="24"/>
+              </w:rPr>
+            </w:pPr>
+            <w:r>
+              <w:rPr>
+                <w:b w:val="0"/>
+                <w:sz w:val="24"/>
+                <w:szCs w:val="24"/>
+              </w:rPr>
+            </w:r>
+          </w:p>
+        </w:tc>
+        <w:tc>
+          <w:tcPr>
+            <w:tcW w:w="1417" w:type="dxa"/>
+            <w:tcBorders>
+              <w:top w:val="single" w:sz="8" w:space="0" w:color="000000"/>
+              <w:left w:val="single" w:sz="8" w:space="0" w:color="000000"/>
+              <w:bottom w:val="single" w:sz="8" w:space="0" w:color="000000"/>
+              <w:right w:val="single" w:sz="8" w:space="0" w:color="000000"/>
+            </w:tcBorders>
+            <w:vAlign w:val="center"/>
+          </w:tcPr>
+          <w:p>
+            <w:pPr>
+              <w:jc w:val="left"/>
+              <w:rPr>
+                <w:sz w:val="24"/>
+                <w:szCs w:val="24"/>
+              </w:rPr>
+            </w:pPr>
+            <w:r>
+              <w:rPr>
+                <w:b w:val="0"/>
+                <w:sz w:val="24"/>
+                <w:szCs w:val="24"/>
+              </w:rPr>
+            </w:r>
+          </w:p>
+        </w:tc>
+        <w:tc>
+          <w:tcPr>
+            <w:tcW w:w="1247" w:type="dxa"/>
+            <w:tcBorders>
+              <w:top w:val="single" w:sz="8" w:space="0" w:color="000000"/>
+              <w:left w:val="single" w:sz="8" w:space="0" w:color="000000"/>
+              <w:bottom w:val="single" w:sz="8" w:space="0" w:color="000000"/>
+              <w:right w:val="single" w:sz="8" w:space="0" w:color="000000"/>
+            </w:tcBorders>
+            <w:vAlign w:val="center"/>
+          </w:tcPr>
+          <w:p>
+            <w:pPr>
+              <w:jc w:val="left"/>
               <w:rPr>
                 <w:sz w:val="24"/>
                 <w:szCs w:val="24"/>
@@ -7516,11 +7680,12 @@
       </w:tr>
       <w:tr>
         <w:trPr>
+          <w:cantSplit/>
           <w:jc w:val="center"/>
         </w:trPr>
         <w:tc>
           <w:tcPr>
-            <w:tcW w:w="2097" w:type="dxa"/>
+            <w:tcW w:w="1984" w:type="dxa"/>
             <w:tcBorders>
               <w:top w:val="single" w:sz="8" w:space="0" w:color="000000"/>
               <w:left w:val="single" w:sz="8" w:space="0" w:color="000000"/>
@@ -7548,45 +7713,45 @@
         </w:tc>
         <w:tc>
           <w:tcPr>
-            <w:tcW w:w="1304" w:type="dxa"/>
-            <w:tcBorders>
-              <w:top w:val="single" w:sz="8" w:space="0" w:color="000000"/>
-              <w:left w:val="single" w:sz="8" w:space="0" w:color="000000"/>
-              <w:bottom w:val="single" w:sz="8" w:space="0" w:color="000000"/>
-              <w:right w:val="single" w:sz="8" w:space="0" w:color="000000"/>
-            </w:tcBorders>
-            <w:vAlign w:val="center"/>
-          </w:tcPr>
-          <w:p>
-            <w:pPr>
-              <w:rPr>
-                <w:sz w:val="24"/>
-                <w:szCs w:val="24"/>
-              </w:rPr>
-            </w:pPr>
-            <w:r>
-              <w:rPr>
-                <w:b w:val="0"/>
-                <w:sz w:val="24"/>
-                <w:szCs w:val="24"/>
-              </w:rPr>
-            </w:r>
-          </w:p>
-        </w:tc>
-        <w:tc>
-          <w:tcPr>
-            <w:tcW w:w="1701" w:type="dxa"/>
-            <w:tcBorders>
-              <w:top w:val="single" w:sz="8" w:space="0" w:color="000000"/>
-              <w:left w:val="single" w:sz="8" w:space="0" w:color="000000"/>
-              <w:bottom w:val="single" w:sz="8" w:space="0" w:color="000000"/>
-              <w:right w:val="single" w:sz="8" w:space="0" w:color="000000"/>
-            </w:tcBorders>
-            <w:vAlign w:val="center"/>
-          </w:tcPr>
-          <w:p>
-            <w:pPr>
-              <w:jc w:val="both"/>
+            <w:tcW w:w="1134" w:type="dxa"/>
+            <w:tcBorders>
+              <w:top w:val="single" w:sz="8" w:space="0" w:color="000000"/>
+              <w:left w:val="single" w:sz="8" w:space="0" w:color="000000"/>
+              <w:bottom w:val="single" w:sz="8" w:space="0" w:color="000000"/>
+              <w:right w:val="single" w:sz="8" w:space="0" w:color="000000"/>
+            </w:tcBorders>
+            <w:vAlign w:val="center"/>
+          </w:tcPr>
+          <w:p>
+            <w:pPr>
+              <w:rPr>
+                <w:sz w:val="24"/>
+                <w:szCs w:val="24"/>
+              </w:rPr>
+            </w:pPr>
+            <w:r>
+              <w:rPr>
+                <w:b w:val="0"/>
+                <w:sz w:val="24"/>
+                <w:szCs w:val="24"/>
+              </w:rPr>
+            </w:r>
+          </w:p>
+        </w:tc>
+        <w:tc>
+          <w:tcPr>
+            <w:tcW w:w="1814" w:type="dxa"/>
+            <w:tcBorders>
+              <w:top w:val="single" w:sz="8" w:space="0" w:color="000000"/>
+              <w:left w:val="single" w:sz="8" w:space="0" w:color="000000"/>
+              <w:bottom w:val="single" w:sz="8" w:space="0" w:color="000000"/>
+              <w:right w:val="single" w:sz="8" w:space="0" w:color="000000"/>
+            </w:tcBorders>
+            <w:vAlign w:val="center"/>
+          </w:tcPr>
+          <w:p>
+            <w:pPr>
+              <w:jc w:val="left"/>
               <w:rPr>
                 <w:sz w:val="24"/>
                 <w:szCs w:val="24"/>
@@ -7614,63 +7779,63 @@
           </w:tcPr>
           <w:p>
             <w:pPr>
-              <w:jc w:val="both"/>
-              <w:rPr>
-                <w:sz w:val="24"/>
-                <w:szCs w:val="24"/>
-              </w:rPr>
-            </w:pPr>
-            <w:r>
-              <w:rPr>
-                <w:b w:val="0"/>
-                <w:sz w:val="24"/>
-                <w:szCs w:val="24"/>
-              </w:rPr>
-            </w:r>
-          </w:p>
-        </w:tc>
-        <w:tc>
-          <w:tcPr>
-            <w:tcW w:w="1530" w:type="dxa"/>
-            <w:tcBorders>
-              <w:top w:val="single" w:sz="8" w:space="0" w:color="000000"/>
-              <w:left w:val="single" w:sz="8" w:space="0" w:color="000000"/>
-              <w:bottom w:val="single" w:sz="8" w:space="0" w:color="000000"/>
-              <w:right w:val="single" w:sz="8" w:space="0" w:color="000000"/>
-            </w:tcBorders>
-            <w:vAlign w:val="center"/>
-          </w:tcPr>
-          <w:p>
-            <w:pPr>
-              <w:jc w:val="both"/>
-              <w:rPr>
-                <w:sz w:val="24"/>
-                <w:szCs w:val="24"/>
-              </w:rPr>
-            </w:pPr>
-            <w:r>
-              <w:rPr>
-                <w:b w:val="0"/>
-                <w:sz w:val="24"/>
-                <w:szCs w:val="24"/>
-              </w:rPr>
-            </w:r>
-          </w:p>
-        </w:tc>
-        <w:tc>
-          <w:tcPr>
-            <w:tcW w:w="1360" w:type="dxa"/>
-            <w:tcBorders>
-              <w:top w:val="single" w:sz="8" w:space="0" w:color="000000"/>
-              <w:left w:val="single" w:sz="8" w:space="0" w:color="000000"/>
-              <w:bottom w:val="single" w:sz="8" w:space="0" w:color="000000"/>
-              <w:right w:val="single" w:sz="8" w:space="0" w:color="000000"/>
-            </w:tcBorders>
-            <w:vAlign w:val="center"/>
-          </w:tcPr>
-          <w:p>
-            <w:pPr>
-              <w:jc w:val="both"/>
+              <w:jc w:val="left"/>
+              <w:rPr>
+                <w:sz w:val="24"/>
+                <w:szCs w:val="24"/>
+              </w:rPr>
+            </w:pPr>
+            <w:r>
+              <w:rPr>
+                <w:b w:val="0"/>
+                <w:sz w:val="24"/>
+                <w:szCs w:val="24"/>
+              </w:rPr>
+            </w:r>
+          </w:p>
+        </w:tc>
+        <w:tc>
+          <w:tcPr>
+            <w:tcW w:w="1417" w:type="dxa"/>
+            <w:tcBorders>
+              <w:top w:val="single" w:sz="8" w:space="0" w:color="000000"/>
+              <w:left w:val="single" w:sz="8" w:space="0" w:color="000000"/>
+              <w:bottom w:val="single" w:sz="8" w:space="0" w:color="000000"/>
+              <w:right w:val="single" w:sz="8" w:space="0" w:color="000000"/>
+            </w:tcBorders>
+            <w:vAlign w:val="center"/>
+          </w:tcPr>
+          <w:p>
+            <w:pPr>
+              <w:jc w:val="left"/>
+              <w:rPr>
+                <w:sz w:val="24"/>
+                <w:szCs w:val="24"/>
+              </w:rPr>
+            </w:pPr>
+            <w:r>
+              <w:rPr>
+                <w:b w:val="0"/>
+                <w:sz w:val="24"/>
+                <w:szCs w:val="24"/>
+              </w:rPr>
+            </w:r>
+          </w:p>
+        </w:tc>
+        <w:tc>
+          <w:tcPr>
+            <w:tcW w:w="1247" w:type="dxa"/>
+            <w:tcBorders>
+              <w:top w:val="single" w:sz="8" w:space="0" w:color="000000"/>
+              <w:left w:val="single" w:sz="8" w:space="0" w:color="000000"/>
+              <w:bottom w:val="single" w:sz="8" w:space="0" w:color="000000"/>
+              <w:right w:val="single" w:sz="8" w:space="0" w:color="000000"/>
+            </w:tcBorders>
+            <w:vAlign w:val="center"/>
+          </w:tcPr>
+          <w:p>
+            <w:pPr>
+              <w:jc w:val="left"/>
               <w:rPr>
                 <w:sz w:val="24"/>
                 <w:szCs w:val="24"/>
@@ -7688,11 +7853,12 @@
       </w:tr>
       <w:tr>
         <w:trPr>
+          <w:cantSplit/>
           <w:jc w:val="center"/>
         </w:trPr>
         <w:tc>
           <w:tcPr>
-            <w:tcW w:w="2097" w:type="dxa"/>
+            <w:tcW w:w="1984" w:type="dxa"/>
             <w:tcBorders>
               <w:top w:val="single" w:sz="8" w:space="0" w:color="000000"/>
               <w:left w:val="single" w:sz="8" w:space="0" w:color="000000"/>
@@ -7720,45 +7886,45 @@
         </w:tc>
         <w:tc>
           <w:tcPr>
-            <w:tcW w:w="1304" w:type="dxa"/>
-            <w:tcBorders>
-              <w:top w:val="single" w:sz="8" w:space="0" w:color="000000"/>
-              <w:left w:val="single" w:sz="8" w:space="0" w:color="000000"/>
-              <w:bottom w:val="single" w:sz="8" w:space="0" w:color="000000"/>
-              <w:right w:val="single" w:sz="8" w:space="0" w:color="000000"/>
-            </w:tcBorders>
-            <w:vAlign w:val="center"/>
-          </w:tcPr>
-          <w:p>
-            <w:pPr>
-              <w:rPr>
-                <w:sz w:val="24"/>
-                <w:szCs w:val="24"/>
-              </w:rPr>
-            </w:pPr>
-            <w:r>
-              <w:rPr>
-                <w:b w:val="0"/>
-                <w:sz w:val="24"/>
-                <w:szCs w:val="24"/>
-              </w:rPr>
-            </w:r>
-          </w:p>
-        </w:tc>
-        <w:tc>
-          <w:tcPr>
-            <w:tcW w:w="1701" w:type="dxa"/>
-            <w:tcBorders>
-              <w:top w:val="single" w:sz="8" w:space="0" w:color="000000"/>
-              <w:left w:val="single" w:sz="8" w:space="0" w:color="000000"/>
-              <w:bottom w:val="single" w:sz="8" w:space="0" w:color="000000"/>
-              <w:right w:val="single" w:sz="8" w:space="0" w:color="000000"/>
-            </w:tcBorders>
-            <w:vAlign w:val="center"/>
-          </w:tcPr>
-          <w:p>
-            <w:pPr>
-              <w:jc w:val="both"/>
+            <w:tcW w:w="1134" w:type="dxa"/>
+            <w:tcBorders>
+              <w:top w:val="single" w:sz="8" w:space="0" w:color="000000"/>
+              <w:left w:val="single" w:sz="8" w:space="0" w:color="000000"/>
+              <w:bottom w:val="single" w:sz="8" w:space="0" w:color="000000"/>
+              <w:right w:val="single" w:sz="8" w:space="0" w:color="000000"/>
+            </w:tcBorders>
+            <w:vAlign w:val="center"/>
+          </w:tcPr>
+          <w:p>
+            <w:pPr>
+              <w:rPr>
+                <w:sz w:val="24"/>
+                <w:szCs w:val="24"/>
+              </w:rPr>
+            </w:pPr>
+            <w:r>
+              <w:rPr>
+                <w:b w:val="0"/>
+                <w:sz w:val="24"/>
+                <w:szCs w:val="24"/>
+              </w:rPr>
+            </w:r>
+          </w:p>
+        </w:tc>
+        <w:tc>
+          <w:tcPr>
+            <w:tcW w:w="1814" w:type="dxa"/>
+            <w:tcBorders>
+              <w:top w:val="single" w:sz="8" w:space="0" w:color="000000"/>
+              <w:left w:val="single" w:sz="8" w:space="0" w:color="000000"/>
+              <w:bottom w:val="single" w:sz="8" w:space="0" w:color="000000"/>
+              <w:right w:val="single" w:sz="8" w:space="0" w:color="000000"/>
+            </w:tcBorders>
+            <w:vAlign w:val="center"/>
+          </w:tcPr>
+          <w:p>
+            <w:pPr>
+              <w:jc w:val="left"/>
               <w:rPr>
                 <w:sz w:val="24"/>
                 <w:szCs w:val="24"/>
@@ -7786,63 +7952,63 @@
           </w:tcPr>
           <w:p>
             <w:pPr>
-              <w:jc w:val="both"/>
-              <w:rPr>
-                <w:sz w:val="24"/>
-                <w:szCs w:val="24"/>
-              </w:rPr>
-            </w:pPr>
-            <w:r>
-              <w:rPr>
-                <w:b w:val="0"/>
-                <w:sz w:val="24"/>
-                <w:szCs w:val="24"/>
-              </w:rPr>
-            </w:r>
-          </w:p>
-        </w:tc>
-        <w:tc>
-          <w:tcPr>
-            <w:tcW w:w="1530" w:type="dxa"/>
-            <w:tcBorders>
-              <w:top w:val="single" w:sz="8" w:space="0" w:color="000000"/>
-              <w:left w:val="single" w:sz="8" w:space="0" w:color="000000"/>
-              <w:bottom w:val="single" w:sz="8" w:space="0" w:color="000000"/>
-              <w:right w:val="single" w:sz="8" w:space="0" w:color="000000"/>
-            </w:tcBorders>
-            <w:vAlign w:val="center"/>
-          </w:tcPr>
-          <w:p>
-            <w:pPr>
-              <w:jc w:val="both"/>
-              <w:rPr>
-                <w:sz w:val="24"/>
-                <w:szCs w:val="24"/>
-              </w:rPr>
-            </w:pPr>
-            <w:r>
-              <w:rPr>
-                <w:b w:val="0"/>
-                <w:sz w:val="24"/>
-                <w:szCs w:val="24"/>
-              </w:rPr>
-            </w:r>
-          </w:p>
-        </w:tc>
-        <w:tc>
-          <w:tcPr>
-            <w:tcW w:w="1360" w:type="dxa"/>
-            <w:tcBorders>
-              <w:top w:val="single" w:sz="8" w:space="0" w:color="000000"/>
-              <w:left w:val="single" w:sz="8" w:space="0" w:color="000000"/>
-              <w:bottom w:val="single" w:sz="8" w:space="0" w:color="000000"/>
-              <w:right w:val="single" w:sz="8" w:space="0" w:color="000000"/>
-            </w:tcBorders>
-            <w:vAlign w:val="center"/>
-          </w:tcPr>
-          <w:p>
-            <w:pPr>
-              <w:jc w:val="both"/>
+              <w:jc w:val="left"/>
+              <w:rPr>
+                <w:sz w:val="24"/>
+                <w:szCs w:val="24"/>
+              </w:rPr>
+            </w:pPr>
+            <w:r>
+              <w:rPr>
+                <w:b w:val="0"/>
+                <w:sz w:val="24"/>
+                <w:szCs w:val="24"/>
+              </w:rPr>
+            </w:r>
+          </w:p>
+        </w:tc>
+        <w:tc>
+          <w:tcPr>
+            <w:tcW w:w="1417" w:type="dxa"/>
+            <w:tcBorders>
+              <w:top w:val="single" w:sz="8" w:space="0" w:color="000000"/>
+              <w:left w:val="single" w:sz="8" w:space="0" w:color="000000"/>
+              <w:bottom w:val="single" w:sz="8" w:space="0" w:color="000000"/>
+              <w:right w:val="single" w:sz="8" w:space="0" w:color="000000"/>
+            </w:tcBorders>
+            <w:vAlign w:val="center"/>
+          </w:tcPr>
+          <w:p>
+            <w:pPr>
+              <w:jc w:val="left"/>
+              <w:rPr>
+                <w:sz w:val="24"/>
+                <w:szCs w:val="24"/>
+              </w:rPr>
+            </w:pPr>
+            <w:r>
+              <w:rPr>
+                <w:b w:val="0"/>
+                <w:sz w:val="24"/>
+                <w:szCs w:val="24"/>
+              </w:rPr>
+            </w:r>
+          </w:p>
+        </w:tc>
+        <w:tc>
+          <w:tcPr>
+            <w:tcW w:w="1247" w:type="dxa"/>
+            <w:tcBorders>
+              <w:top w:val="single" w:sz="8" w:space="0" w:color="000000"/>
+              <w:left w:val="single" w:sz="8" w:space="0" w:color="000000"/>
+              <w:bottom w:val="single" w:sz="8" w:space="0" w:color="000000"/>
+              <w:right w:val="single" w:sz="8" w:space="0" w:color="000000"/>
+            </w:tcBorders>
+            <w:vAlign w:val="center"/>
+          </w:tcPr>
+          <w:p>
+            <w:pPr>
+              <w:jc w:val="left"/>
               <w:rPr>
                 <w:sz w:val="24"/>
                 <w:szCs w:val="24"/>
@@ -7860,11 +8026,12 @@
       </w:tr>
       <w:tr>
         <w:trPr>
+          <w:cantSplit/>
           <w:jc w:val="center"/>
         </w:trPr>
         <w:tc>
           <w:tcPr>
-            <w:tcW w:w="2097" w:type="dxa"/>
+            <w:tcW w:w="1984" w:type="dxa"/>
             <w:tcBorders>
               <w:top w:val="single" w:sz="8" w:space="0" w:color="000000"/>
               <w:left w:val="single" w:sz="8" w:space="0" w:color="000000"/>
@@ -7892,45 +8059,45 @@
         </w:tc>
         <w:tc>
           <w:tcPr>
-            <w:tcW w:w="1304" w:type="dxa"/>
-            <w:tcBorders>
-              <w:top w:val="single" w:sz="8" w:space="0" w:color="000000"/>
-              <w:left w:val="single" w:sz="8" w:space="0" w:color="000000"/>
-              <w:bottom w:val="single" w:sz="8" w:space="0" w:color="000000"/>
-              <w:right w:val="single" w:sz="8" w:space="0" w:color="000000"/>
-            </w:tcBorders>
-            <w:vAlign w:val="center"/>
-          </w:tcPr>
-          <w:p>
-            <w:pPr>
-              <w:rPr>
-                <w:sz w:val="24"/>
-                <w:szCs w:val="24"/>
-              </w:rPr>
-            </w:pPr>
-            <w:r>
-              <w:rPr>
-                <w:b w:val="0"/>
-                <w:sz w:val="24"/>
-                <w:szCs w:val="24"/>
-              </w:rPr>
-            </w:r>
-          </w:p>
-        </w:tc>
-        <w:tc>
-          <w:tcPr>
-            <w:tcW w:w="1701" w:type="dxa"/>
-            <w:tcBorders>
-              <w:top w:val="single" w:sz="8" w:space="0" w:color="000000"/>
-              <w:left w:val="single" w:sz="8" w:space="0" w:color="000000"/>
-              <w:bottom w:val="single" w:sz="8" w:space="0" w:color="000000"/>
-              <w:right w:val="single" w:sz="8" w:space="0" w:color="000000"/>
-            </w:tcBorders>
-            <w:vAlign w:val="center"/>
-          </w:tcPr>
-          <w:p>
-            <w:pPr>
-              <w:jc w:val="both"/>
+            <w:tcW w:w="1134" w:type="dxa"/>
+            <w:tcBorders>
+              <w:top w:val="single" w:sz="8" w:space="0" w:color="000000"/>
+              <w:left w:val="single" w:sz="8" w:space="0" w:color="000000"/>
+              <w:bottom w:val="single" w:sz="8" w:space="0" w:color="000000"/>
+              <w:right w:val="single" w:sz="8" w:space="0" w:color="000000"/>
+            </w:tcBorders>
+            <w:vAlign w:val="center"/>
+          </w:tcPr>
+          <w:p>
+            <w:pPr>
+              <w:rPr>
+                <w:sz w:val="24"/>
+                <w:szCs w:val="24"/>
+              </w:rPr>
+            </w:pPr>
+            <w:r>
+              <w:rPr>
+                <w:b w:val="0"/>
+                <w:sz w:val="24"/>
+                <w:szCs w:val="24"/>
+              </w:rPr>
+            </w:r>
+          </w:p>
+        </w:tc>
+        <w:tc>
+          <w:tcPr>
+            <w:tcW w:w="1814" w:type="dxa"/>
+            <w:tcBorders>
+              <w:top w:val="single" w:sz="8" w:space="0" w:color="000000"/>
+              <w:left w:val="single" w:sz="8" w:space="0" w:color="000000"/>
+              <w:bottom w:val="single" w:sz="8" w:space="0" w:color="000000"/>
+              <w:right w:val="single" w:sz="8" w:space="0" w:color="000000"/>
+            </w:tcBorders>
+            <w:vAlign w:val="center"/>
+          </w:tcPr>
+          <w:p>
+            <w:pPr>
+              <w:jc w:val="left"/>
               <w:rPr>
                 <w:sz w:val="24"/>
                 <w:szCs w:val="24"/>
@@ -7958,63 +8125,63 @@
           </w:tcPr>
           <w:p>
             <w:pPr>
-              <w:jc w:val="both"/>
-              <w:rPr>
-                <w:sz w:val="24"/>
-                <w:szCs w:val="24"/>
-              </w:rPr>
-            </w:pPr>
-            <w:r>
-              <w:rPr>
-                <w:b w:val="0"/>
-                <w:sz w:val="24"/>
-                <w:szCs w:val="24"/>
-              </w:rPr>
-            </w:r>
-          </w:p>
-        </w:tc>
-        <w:tc>
-          <w:tcPr>
-            <w:tcW w:w="1530" w:type="dxa"/>
-            <w:tcBorders>
-              <w:top w:val="single" w:sz="8" w:space="0" w:color="000000"/>
-              <w:left w:val="single" w:sz="8" w:space="0" w:color="000000"/>
-              <w:bottom w:val="single" w:sz="8" w:space="0" w:color="000000"/>
-              <w:right w:val="single" w:sz="8" w:space="0" w:color="000000"/>
-            </w:tcBorders>
-            <w:vAlign w:val="center"/>
-          </w:tcPr>
-          <w:p>
-            <w:pPr>
-              <w:jc w:val="both"/>
-              <w:rPr>
-                <w:sz w:val="24"/>
-                <w:szCs w:val="24"/>
-              </w:rPr>
-            </w:pPr>
-            <w:r>
-              <w:rPr>
-                <w:b w:val="0"/>
-                <w:sz w:val="24"/>
-                <w:szCs w:val="24"/>
-              </w:rPr>
-            </w:r>
-          </w:p>
-        </w:tc>
-        <w:tc>
-          <w:tcPr>
-            <w:tcW w:w="1360" w:type="dxa"/>
-            <w:tcBorders>
-              <w:top w:val="single" w:sz="8" w:space="0" w:color="000000"/>
-              <w:left w:val="single" w:sz="8" w:space="0" w:color="000000"/>
-              <w:bottom w:val="single" w:sz="8" w:space="0" w:color="000000"/>
-              <w:right w:val="single" w:sz="8" w:space="0" w:color="000000"/>
-            </w:tcBorders>
-            <w:vAlign w:val="center"/>
-          </w:tcPr>
-          <w:p>
-            <w:pPr>
-              <w:jc w:val="both"/>
+              <w:jc w:val="left"/>
+              <w:rPr>
+                <w:sz w:val="24"/>
+                <w:szCs w:val="24"/>
+              </w:rPr>
+            </w:pPr>
+            <w:r>
+              <w:rPr>
+                <w:b w:val="0"/>
+                <w:sz w:val="24"/>
+                <w:szCs w:val="24"/>
+              </w:rPr>
+            </w:r>
+          </w:p>
+        </w:tc>
+        <w:tc>
+          <w:tcPr>
+            <w:tcW w:w="1417" w:type="dxa"/>
+            <w:tcBorders>
+              <w:top w:val="single" w:sz="8" w:space="0" w:color="000000"/>
+              <w:left w:val="single" w:sz="8" w:space="0" w:color="000000"/>
+              <w:bottom w:val="single" w:sz="8" w:space="0" w:color="000000"/>
+              <w:right w:val="single" w:sz="8" w:space="0" w:color="000000"/>
+            </w:tcBorders>
+            <w:vAlign w:val="center"/>
+          </w:tcPr>
+          <w:p>
+            <w:pPr>
+              <w:jc w:val="left"/>
+              <w:rPr>
+                <w:sz w:val="24"/>
+                <w:szCs w:val="24"/>
+              </w:rPr>
+            </w:pPr>
+            <w:r>
+              <w:rPr>
+                <w:b w:val="0"/>
+                <w:sz w:val="24"/>
+                <w:szCs w:val="24"/>
+              </w:rPr>
+            </w:r>
+          </w:p>
+        </w:tc>
+        <w:tc>
+          <w:tcPr>
+            <w:tcW w:w="1247" w:type="dxa"/>
+            <w:tcBorders>
+              <w:top w:val="single" w:sz="8" w:space="0" w:color="000000"/>
+              <w:left w:val="single" w:sz="8" w:space="0" w:color="000000"/>
+              <w:bottom w:val="single" w:sz="8" w:space="0" w:color="000000"/>
+              <w:right w:val="single" w:sz="8" w:space="0" w:color="000000"/>
+            </w:tcBorders>
+            <w:vAlign w:val="center"/>
+          </w:tcPr>
+          <w:p>
+            <w:pPr>
+              <w:jc w:val="left"/>
               <w:rPr>
                 <w:sz w:val="24"/>
                 <w:szCs w:val="24"/>
@@ -8032,11 +8199,12 @@
       </w:tr>
       <w:tr>
         <w:trPr>
+          <w:cantSplit/>
           <w:jc w:val="center"/>
         </w:trPr>
         <w:tc>
           <w:tcPr>
-            <w:tcW w:w="2097" w:type="dxa"/>
+            <w:tcW w:w="1984" w:type="dxa"/>
             <w:tcBorders>
               <w:top w:val="single" w:sz="8" w:space="0" w:color="000000"/>
               <w:left w:val="single" w:sz="8" w:space="0" w:color="000000"/>
@@ -8064,45 +8232,45 @@
         </w:tc>
         <w:tc>
           <w:tcPr>
-            <w:tcW w:w="1304" w:type="dxa"/>
-            <w:tcBorders>
-              <w:top w:val="single" w:sz="8" w:space="0" w:color="000000"/>
-              <w:left w:val="single" w:sz="8" w:space="0" w:color="000000"/>
-              <w:bottom w:val="single" w:sz="8" w:space="0" w:color="000000"/>
-              <w:right w:val="single" w:sz="8" w:space="0" w:color="000000"/>
-            </w:tcBorders>
-            <w:vAlign w:val="center"/>
-          </w:tcPr>
-          <w:p>
-            <w:pPr>
-              <w:rPr>
-                <w:sz w:val="24"/>
-                <w:szCs w:val="24"/>
-              </w:rPr>
-            </w:pPr>
-            <w:r>
-              <w:rPr>
-                <w:b w:val="0"/>
-                <w:sz w:val="24"/>
-                <w:szCs w:val="24"/>
-              </w:rPr>
-            </w:r>
-          </w:p>
-        </w:tc>
-        <w:tc>
-          <w:tcPr>
-            <w:tcW w:w="1701" w:type="dxa"/>
-            <w:tcBorders>
-              <w:top w:val="single" w:sz="8" w:space="0" w:color="000000"/>
-              <w:left w:val="single" w:sz="8" w:space="0" w:color="000000"/>
-              <w:bottom w:val="single" w:sz="8" w:space="0" w:color="000000"/>
-              <w:right w:val="single" w:sz="8" w:space="0" w:color="000000"/>
-            </w:tcBorders>
-            <w:vAlign w:val="center"/>
-          </w:tcPr>
-          <w:p>
-            <w:pPr>
-              <w:jc w:val="both"/>
+            <w:tcW w:w="1134" w:type="dxa"/>
+            <w:tcBorders>
+              <w:top w:val="single" w:sz="8" w:space="0" w:color="000000"/>
+              <w:left w:val="single" w:sz="8" w:space="0" w:color="000000"/>
+              <w:bottom w:val="single" w:sz="8" w:space="0" w:color="000000"/>
+              <w:right w:val="single" w:sz="8" w:space="0" w:color="000000"/>
+            </w:tcBorders>
+            <w:vAlign w:val="center"/>
+          </w:tcPr>
+          <w:p>
+            <w:pPr>
+              <w:rPr>
+                <w:sz w:val="24"/>
+                <w:szCs w:val="24"/>
+              </w:rPr>
+            </w:pPr>
+            <w:r>
+              <w:rPr>
+                <w:b w:val="0"/>
+                <w:sz w:val="24"/>
+                <w:szCs w:val="24"/>
+              </w:rPr>
+            </w:r>
+          </w:p>
+        </w:tc>
+        <w:tc>
+          <w:tcPr>
+            <w:tcW w:w="1814" w:type="dxa"/>
+            <w:tcBorders>
+              <w:top w:val="single" w:sz="8" w:space="0" w:color="000000"/>
+              <w:left w:val="single" w:sz="8" w:space="0" w:color="000000"/>
+              <w:bottom w:val="single" w:sz="8" w:space="0" w:color="000000"/>
+              <w:right w:val="single" w:sz="8" w:space="0" w:color="000000"/>
+            </w:tcBorders>
+            <w:vAlign w:val="center"/>
+          </w:tcPr>
+          <w:p>
+            <w:pPr>
+              <w:jc w:val="left"/>
               <w:rPr>
                 <w:sz w:val="24"/>
                 <w:szCs w:val="24"/>
@@ -8130,63 +8298,63 @@
           </w:tcPr>
           <w:p>
             <w:pPr>
-              <w:jc w:val="both"/>
-              <w:rPr>
-                <w:sz w:val="24"/>
-                <w:szCs w:val="24"/>
-              </w:rPr>
-            </w:pPr>
-            <w:r>
-              <w:rPr>
-                <w:b w:val="0"/>
-                <w:sz w:val="24"/>
-                <w:szCs w:val="24"/>
-              </w:rPr>
-            </w:r>
-          </w:p>
-        </w:tc>
-        <w:tc>
-          <w:tcPr>
-            <w:tcW w:w="1530" w:type="dxa"/>
-            <w:tcBorders>
-              <w:top w:val="single" w:sz="8" w:space="0" w:color="000000"/>
-              <w:left w:val="single" w:sz="8" w:space="0" w:color="000000"/>
-              <w:bottom w:val="single" w:sz="8" w:space="0" w:color="000000"/>
-              <w:right w:val="single" w:sz="8" w:space="0" w:color="000000"/>
-            </w:tcBorders>
-            <w:vAlign w:val="center"/>
-          </w:tcPr>
-          <w:p>
-            <w:pPr>
-              <w:jc w:val="both"/>
-              <w:rPr>
-                <w:sz w:val="24"/>
-                <w:szCs w:val="24"/>
-              </w:rPr>
-            </w:pPr>
-            <w:r>
-              <w:rPr>
-                <w:b w:val="0"/>
-                <w:sz w:val="24"/>
-                <w:szCs w:val="24"/>
-              </w:rPr>
-            </w:r>
-          </w:p>
-        </w:tc>
-        <w:tc>
-          <w:tcPr>
-            <w:tcW w:w="1360" w:type="dxa"/>
-            <w:tcBorders>
-              <w:top w:val="single" w:sz="8" w:space="0" w:color="000000"/>
-              <w:left w:val="single" w:sz="8" w:space="0" w:color="000000"/>
-              <w:bottom w:val="single" w:sz="8" w:space="0" w:color="000000"/>
-              <w:right w:val="single" w:sz="8" w:space="0" w:color="000000"/>
-            </w:tcBorders>
-            <w:vAlign w:val="center"/>
-          </w:tcPr>
-          <w:p>
-            <w:pPr>
-              <w:jc w:val="both"/>
+              <w:jc w:val="left"/>
+              <w:rPr>
+                <w:sz w:val="24"/>
+                <w:szCs w:val="24"/>
+              </w:rPr>
+            </w:pPr>
+            <w:r>
+              <w:rPr>
+                <w:b w:val="0"/>
+                <w:sz w:val="24"/>
+                <w:szCs w:val="24"/>
+              </w:rPr>
+            </w:r>
+          </w:p>
+        </w:tc>
+        <w:tc>
+          <w:tcPr>
+            <w:tcW w:w="1417" w:type="dxa"/>
+            <w:tcBorders>
+              <w:top w:val="single" w:sz="8" w:space="0" w:color="000000"/>
+              <w:left w:val="single" w:sz="8" w:space="0" w:color="000000"/>
+              <w:bottom w:val="single" w:sz="8" w:space="0" w:color="000000"/>
+              <w:right w:val="single" w:sz="8" w:space="0" w:color="000000"/>
+            </w:tcBorders>
+            <w:vAlign w:val="center"/>
+          </w:tcPr>
+          <w:p>
+            <w:pPr>
+              <w:jc w:val="left"/>
+              <w:rPr>
+                <w:sz w:val="24"/>
+                <w:szCs w:val="24"/>
+              </w:rPr>
+            </w:pPr>
+            <w:r>
+              <w:rPr>
+                <w:b w:val="0"/>
+                <w:sz w:val="24"/>
+                <w:szCs w:val="24"/>
+              </w:rPr>
+            </w:r>
+          </w:p>
+        </w:tc>
+        <w:tc>
+          <w:tcPr>
+            <w:tcW w:w="1247" w:type="dxa"/>
+            <w:tcBorders>
+              <w:top w:val="single" w:sz="8" w:space="0" w:color="000000"/>
+              <w:left w:val="single" w:sz="8" w:space="0" w:color="000000"/>
+              <w:bottom w:val="single" w:sz="8" w:space="0" w:color="000000"/>
+              <w:right w:val="single" w:sz="8" w:space="0" w:color="000000"/>
+            </w:tcBorders>
+            <w:vAlign w:val="center"/>
+          </w:tcPr>
+          <w:p>
+            <w:pPr>
+              <w:jc w:val="left"/>
               <w:rPr>
                 <w:sz w:val="24"/>
                 <w:szCs w:val="24"/>
@@ -8204,11 +8372,12 @@
       </w:tr>
       <w:tr>
         <w:trPr>
+          <w:cantSplit/>
           <w:jc w:val="center"/>
         </w:trPr>
         <w:tc>
           <w:tcPr>
-            <w:tcW w:w="2097" w:type="dxa"/>
+            <w:tcW w:w="1984" w:type="dxa"/>
             <w:tcBorders>
               <w:top w:val="single" w:sz="8" w:space="0" w:color="000000"/>
               <w:left w:val="single" w:sz="8" w:space="0" w:color="000000"/>
@@ -8236,45 +8405,45 @@
         </w:tc>
         <w:tc>
           <w:tcPr>
-            <w:tcW w:w="1304" w:type="dxa"/>
-            <w:tcBorders>
-              <w:top w:val="single" w:sz="8" w:space="0" w:color="000000"/>
-              <w:left w:val="single" w:sz="8" w:space="0" w:color="000000"/>
-              <w:bottom w:val="single" w:sz="8" w:space="0" w:color="000000"/>
-              <w:right w:val="single" w:sz="8" w:space="0" w:color="000000"/>
-            </w:tcBorders>
-            <w:vAlign w:val="center"/>
-          </w:tcPr>
-          <w:p>
-            <w:pPr>
-              <w:rPr>
-                <w:sz w:val="24"/>
-                <w:szCs w:val="24"/>
-              </w:rPr>
-            </w:pPr>
-            <w:r>
-              <w:rPr>
-                <w:b w:val="0"/>
-                <w:sz w:val="24"/>
-                <w:szCs w:val="24"/>
-              </w:rPr>
-            </w:r>
-          </w:p>
-        </w:tc>
-        <w:tc>
-          <w:tcPr>
-            <w:tcW w:w="1701" w:type="dxa"/>
-            <w:tcBorders>
-              <w:top w:val="single" w:sz="8" w:space="0" w:color="000000"/>
-              <w:left w:val="single" w:sz="8" w:space="0" w:color="000000"/>
-              <w:bottom w:val="single" w:sz="8" w:space="0" w:color="000000"/>
-              <w:right w:val="single" w:sz="8" w:space="0" w:color="000000"/>
-            </w:tcBorders>
-            <w:vAlign w:val="center"/>
-          </w:tcPr>
-          <w:p>
-            <w:pPr>
-              <w:jc w:val="both"/>
+            <w:tcW w:w="1134" w:type="dxa"/>
+            <w:tcBorders>
+              <w:top w:val="single" w:sz="8" w:space="0" w:color="000000"/>
+              <w:left w:val="single" w:sz="8" w:space="0" w:color="000000"/>
+              <w:bottom w:val="single" w:sz="8" w:space="0" w:color="000000"/>
+              <w:right w:val="single" w:sz="8" w:space="0" w:color="000000"/>
+            </w:tcBorders>
+            <w:vAlign w:val="center"/>
+          </w:tcPr>
+          <w:p>
+            <w:pPr>
+              <w:rPr>
+                <w:sz w:val="24"/>
+                <w:szCs w:val="24"/>
+              </w:rPr>
+            </w:pPr>
+            <w:r>
+              <w:rPr>
+                <w:b w:val="0"/>
+                <w:sz w:val="24"/>
+                <w:szCs w:val="24"/>
+              </w:rPr>
+            </w:r>
+          </w:p>
+        </w:tc>
+        <w:tc>
+          <w:tcPr>
+            <w:tcW w:w="1814" w:type="dxa"/>
+            <w:tcBorders>
+              <w:top w:val="single" w:sz="8" w:space="0" w:color="000000"/>
+              <w:left w:val="single" w:sz="8" w:space="0" w:color="000000"/>
+              <w:bottom w:val="single" w:sz="8" w:space="0" w:color="000000"/>
+              <w:right w:val="single" w:sz="8" w:space="0" w:color="000000"/>
+            </w:tcBorders>
+            <w:vAlign w:val="center"/>
+          </w:tcPr>
+          <w:p>
+            <w:pPr>
+              <w:jc w:val="left"/>
               <w:rPr>
                 <w:sz w:val="24"/>
                 <w:szCs w:val="24"/>
@@ -8302,63 +8471,63 @@
           </w:tcPr>
           <w:p>
             <w:pPr>
-              <w:jc w:val="both"/>
-              <w:rPr>
-                <w:sz w:val="24"/>
-                <w:szCs w:val="24"/>
-              </w:rPr>
-            </w:pPr>
-            <w:r>
-              <w:rPr>
-                <w:b w:val="0"/>
-                <w:sz w:val="24"/>
-                <w:szCs w:val="24"/>
-              </w:rPr>
-            </w:r>
-          </w:p>
-        </w:tc>
-        <w:tc>
-          <w:tcPr>
-            <w:tcW w:w="1530" w:type="dxa"/>
-            <w:tcBorders>
-              <w:top w:val="single" w:sz="8" w:space="0" w:color="000000"/>
-              <w:left w:val="single" w:sz="8" w:space="0" w:color="000000"/>
-              <w:bottom w:val="single" w:sz="8" w:space="0" w:color="000000"/>
-              <w:right w:val="single" w:sz="8" w:space="0" w:color="000000"/>
-            </w:tcBorders>
-            <w:vAlign w:val="center"/>
-          </w:tcPr>
-          <w:p>
-            <w:pPr>
-              <w:jc w:val="both"/>
-              <w:rPr>
-                <w:sz w:val="24"/>
-                <w:szCs w:val="24"/>
-              </w:rPr>
-            </w:pPr>
-            <w:r>
-              <w:rPr>
-                <w:b w:val="0"/>
-                <w:sz w:val="24"/>
-                <w:szCs w:val="24"/>
-              </w:rPr>
-            </w:r>
-          </w:p>
-        </w:tc>
-        <w:tc>
-          <w:tcPr>
-            <w:tcW w:w="1360" w:type="dxa"/>
-            <w:tcBorders>
-              <w:top w:val="single" w:sz="8" w:space="0" w:color="000000"/>
-              <w:left w:val="single" w:sz="8" w:space="0" w:color="000000"/>
-              <w:bottom w:val="single" w:sz="8" w:space="0" w:color="000000"/>
-              <w:right w:val="single" w:sz="8" w:space="0" w:color="000000"/>
-            </w:tcBorders>
-            <w:vAlign w:val="center"/>
-          </w:tcPr>
-          <w:p>
-            <w:pPr>
-              <w:jc w:val="both"/>
+              <w:jc w:val="left"/>
+              <w:rPr>
+                <w:sz w:val="24"/>
+                <w:szCs w:val="24"/>
+              </w:rPr>
+            </w:pPr>
+            <w:r>
+              <w:rPr>
+                <w:b w:val="0"/>
+                <w:sz w:val="24"/>
+                <w:szCs w:val="24"/>
+              </w:rPr>
+            </w:r>
+          </w:p>
+        </w:tc>
+        <w:tc>
+          <w:tcPr>
+            <w:tcW w:w="1417" w:type="dxa"/>
+            <w:tcBorders>
+              <w:top w:val="single" w:sz="8" w:space="0" w:color="000000"/>
+              <w:left w:val="single" w:sz="8" w:space="0" w:color="000000"/>
+              <w:bottom w:val="single" w:sz="8" w:space="0" w:color="000000"/>
+              <w:right w:val="single" w:sz="8" w:space="0" w:color="000000"/>
+            </w:tcBorders>
+            <w:vAlign w:val="center"/>
+          </w:tcPr>
+          <w:p>
+            <w:pPr>
+              <w:jc w:val="left"/>
+              <w:rPr>
+                <w:sz w:val="24"/>
+                <w:szCs w:val="24"/>
+              </w:rPr>
+            </w:pPr>
+            <w:r>
+              <w:rPr>
+                <w:b w:val="0"/>
+                <w:sz w:val="24"/>
+                <w:szCs w:val="24"/>
+              </w:rPr>
+            </w:r>
+          </w:p>
+        </w:tc>
+        <w:tc>
+          <w:tcPr>
+            <w:tcW w:w="1247" w:type="dxa"/>
+            <w:tcBorders>
+              <w:top w:val="single" w:sz="8" w:space="0" w:color="000000"/>
+              <w:left w:val="single" w:sz="8" w:space="0" w:color="000000"/>
+              <w:bottom w:val="single" w:sz="8" w:space="0" w:color="000000"/>
+              <w:right w:val="single" w:sz="8" w:space="0" w:color="000000"/>
+            </w:tcBorders>
+            <w:vAlign w:val="center"/>
+          </w:tcPr>
+          <w:p>
+            <w:pPr>
+              <w:jc w:val="left"/>
               <w:rPr>
                 <w:sz w:val="24"/>
                 <w:szCs w:val="24"/>
@@ -8376,11 +8545,12 @@
       </w:tr>
       <w:tr>
         <w:trPr>
+          <w:cantSplit/>
           <w:jc w:val="center"/>
         </w:trPr>
         <w:tc>
           <w:tcPr>
-            <w:tcW w:w="2097" w:type="dxa"/>
+            <w:tcW w:w="1984" w:type="dxa"/>
             <w:tcBorders>
               <w:top w:val="single" w:sz="8" w:space="0" w:color="000000"/>
               <w:left w:val="single" w:sz="8" w:space="0" w:color="000000"/>
@@ -8408,45 +8578,45 @@
         </w:tc>
         <w:tc>
           <w:tcPr>
-            <w:tcW w:w="1304" w:type="dxa"/>
-            <w:tcBorders>
-              <w:top w:val="single" w:sz="8" w:space="0" w:color="000000"/>
-              <w:left w:val="single" w:sz="8" w:space="0" w:color="000000"/>
-              <w:bottom w:val="single" w:sz="8" w:space="0" w:color="000000"/>
-              <w:right w:val="single" w:sz="8" w:space="0" w:color="000000"/>
-            </w:tcBorders>
-            <w:vAlign w:val="center"/>
-          </w:tcPr>
-          <w:p>
-            <w:pPr>
-              <w:rPr>
-                <w:sz w:val="24"/>
-                <w:szCs w:val="24"/>
-              </w:rPr>
-            </w:pPr>
-            <w:r>
-              <w:rPr>
-                <w:b w:val="0"/>
-                <w:sz w:val="24"/>
-                <w:szCs w:val="24"/>
-              </w:rPr>
-            </w:r>
-          </w:p>
-        </w:tc>
-        <w:tc>
-          <w:tcPr>
-            <w:tcW w:w="1701" w:type="dxa"/>
-            <w:tcBorders>
-              <w:top w:val="single" w:sz="8" w:space="0" w:color="000000"/>
-              <w:left w:val="single" w:sz="8" w:space="0" w:color="000000"/>
-              <w:bottom w:val="single" w:sz="8" w:space="0" w:color="000000"/>
-              <w:right w:val="single" w:sz="8" w:space="0" w:color="000000"/>
-            </w:tcBorders>
-            <w:vAlign w:val="center"/>
-          </w:tcPr>
-          <w:p>
-            <w:pPr>
-              <w:jc w:val="both"/>
+            <w:tcW w:w="1134" w:type="dxa"/>
+            <w:tcBorders>
+              <w:top w:val="single" w:sz="8" w:space="0" w:color="000000"/>
+              <w:left w:val="single" w:sz="8" w:space="0" w:color="000000"/>
+              <w:bottom w:val="single" w:sz="8" w:space="0" w:color="000000"/>
+              <w:right w:val="single" w:sz="8" w:space="0" w:color="000000"/>
+            </w:tcBorders>
+            <w:vAlign w:val="center"/>
+          </w:tcPr>
+          <w:p>
+            <w:pPr>
+              <w:rPr>
+                <w:sz w:val="24"/>
+                <w:szCs w:val="24"/>
+              </w:rPr>
+            </w:pPr>
+            <w:r>
+              <w:rPr>
+                <w:b w:val="0"/>
+                <w:sz w:val="24"/>
+                <w:szCs w:val="24"/>
+              </w:rPr>
+            </w:r>
+          </w:p>
+        </w:tc>
+        <w:tc>
+          <w:tcPr>
+            <w:tcW w:w="1814" w:type="dxa"/>
+            <w:tcBorders>
+              <w:top w:val="single" w:sz="8" w:space="0" w:color="000000"/>
+              <w:left w:val="single" w:sz="8" w:space="0" w:color="000000"/>
+              <w:bottom w:val="single" w:sz="8" w:space="0" w:color="000000"/>
+              <w:right w:val="single" w:sz="8" w:space="0" w:color="000000"/>
+            </w:tcBorders>
+            <w:vAlign w:val="center"/>
+          </w:tcPr>
+          <w:p>
+            <w:pPr>
+              <w:jc w:val="left"/>
               <w:rPr>
                 <w:sz w:val="24"/>
                 <w:szCs w:val="24"/>
@@ -8474,63 +8644,63 @@
           </w:tcPr>
           <w:p>
             <w:pPr>
-              <w:jc w:val="both"/>
-              <w:rPr>
-                <w:sz w:val="24"/>
-                <w:szCs w:val="24"/>
-              </w:rPr>
-            </w:pPr>
-            <w:r>
-              <w:rPr>
-                <w:b w:val="0"/>
-                <w:sz w:val="24"/>
-                <w:szCs w:val="24"/>
-              </w:rPr>
-            </w:r>
-          </w:p>
-        </w:tc>
-        <w:tc>
-          <w:tcPr>
-            <w:tcW w:w="1530" w:type="dxa"/>
-            <w:tcBorders>
-              <w:top w:val="single" w:sz="8" w:space="0" w:color="000000"/>
-              <w:left w:val="single" w:sz="8" w:space="0" w:color="000000"/>
-              <w:bottom w:val="single" w:sz="8" w:space="0" w:color="000000"/>
-              <w:right w:val="single" w:sz="8" w:space="0" w:color="000000"/>
-            </w:tcBorders>
-            <w:vAlign w:val="center"/>
-          </w:tcPr>
-          <w:p>
-            <w:pPr>
-              <w:jc w:val="both"/>
-              <w:rPr>
-                <w:sz w:val="24"/>
-                <w:szCs w:val="24"/>
-              </w:rPr>
-            </w:pPr>
-            <w:r>
-              <w:rPr>
-                <w:b w:val="0"/>
-                <w:sz w:val="24"/>
-                <w:szCs w:val="24"/>
-              </w:rPr>
-            </w:r>
-          </w:p>
-        </w:tc>
-        <w:tc>
-          <w:tcPr>
-            <w:tcW w:w="1360" w:type="dxa"/>
-            <w:tcBorders>
-              <w:top w:val="single" w:sz="8" w:space="0" w:color="000000"/>
-              <w:left w:val="single" w:sz="8" w:space="0" w:color="000000"/>
-              <w:bottom w:val="single" w:sz="8" w:space="0" w:color="000000"/>
-              <w:right w:val="single" w:sz="8" w:space="0" w:color="000000"/>
-            </w:tcBorders>
-            <w:vAlign w:val="center"/>
-          </w:tcPr>
-          <w:p>
-            <w:pPr>
-              <w:jc w:val="both"/>
+              <w:jc w:val="left"/>
+              <w:rPr>
+                <w:sz w:val="24"/>
+                <w:szCs w:val="24"/>
+              </w:rPr>
+            </w:pPr>
+            <w:r>
+              <w:rPr>
+                <w:b w:val="0"/>
+                <w:sz w:val="24"/>
+                <w:szCs w:val="24"/>
+              </w:rPr>
+            </w:r>
+          </w:p>
+        </w:tc>
+        <w:tc>
+          <w:tcPr>
+            <w:tcW w:w="1417" w:type="dxa"/>
+            <w:tcBorders>
+              <w:top w:val="single" w:sz="8" w:space="0" w:color="000000"/>
+              <w:left w:val="single" w:sz="8" w:space="0" w:color="000000"/>
+              <w:bottom w:val="single" w:sz="8" w:space="0" w:color="000000"/>
+              <w:right w:val="single" w:sz="8" w:space="0" w:color="000000"/>
+            </w:tcBorders>
+            <w:vAlign w:val="center"/>
+          </w:tcPr>
+          <w:p>
+            <w:pPr>
+              <w:jc w:val="left"/>
+              <w:rPr>
+                <w:sz w:val="24"/>
+                <w:szCs w:val="24"/>
+              </w:rPr>
+            </w:pPr>
+            <w:r>
+              <w:rPr>
+                <w:b w:val="0"/>
+                <w:sz w:val="24"/>
+                <w:szCs w:val="24"/>
+              </w:rPr>
+            </w:r>
+          </w:p>
+        </w:tc>
+        <w:tc>
+          <w:tcPr>
+            <w:tcW w:w="1247" w:type="dxa"/>
+            <w:tcBorders>
+              <w:top w:val="single" w:sz="8" w:space="0" w:color="000000"/>
+              <w:left w:val="single" w:sz="8" w:space="0" w:color="000000"/>
+              <w:bottom w:val="single" w:sz="8" w:space="0" w:color="000000"/>
+              <w:right w:val="single" w:sz="8" w:space="0" w:color="000000"/>
+            </w:tcBorders>
+            <w:vAlign w:val="center"/>
+          </w:tcPr>
+          <w:p>
+            <w:pPr>
+              <w:jc w:val="left"/>
               <w:rPr>
                 <w:sz w:val="24"/>
                 <w:szCs w:val="24"/>
@@ -8548,11 +8718,12 @@
       </w:tr>
       <w:tr>
         <w:trPr>
+          <w:cantSplit/>
           <w:jc w:val="center"/>
         </w:trPr>
         <w:tc>
           <w:tcPr>
-            <w:tcW w:w="2097" w:type="dxa"/>
+            <w:tcW w:w="1984" w:type="dxa"/>
             <w:tcBorders>
               <w:top w:val="single" w:sz="8" w:space="0" w:color="000000"/>
               <w:left w:val="single" w:sz="8" w:space="0" w:color="000000"/>
@@ -8580,45 +8751,45 @@
         </w:tc>
         <w:tc>
           <w:tcPr>
-            <w:tcW w:w="1304" w:type="dxa"/>
-            <w:tcBorders>
-              <w:top w:val="single" w:sz="8" w:space="0" w:color="000000"/>
-              <w:left w:val="single" w:sz="8" w:space="0" w:color="000000"/>
-              <w:bottom w:val="single" w:sz="8" w:space="0" w:color="000000"/>
-              <w:right w:val="single" w:sz="8" w:space="0" w:color="000000"/>
-            </w:tcBorders>
-            <w:vAlign w:val="center"/>
-          </w:tcPr>
-          <w:p>
-            <w:pPr>
-              <w:rPr>
-                <w:sz w:val="24"/>
-                <w:szCs w:val="24"/>
-              </w:rPr>
-            </w:pPr>
-            <w:r>
-              <w:rPr>
-                <w:b w:val="0"/>
-                <w:sz w:val="24"/>
-                <w:szCs w:val="24"/>
-              </w:rPr>
-            </w:r>
-          </w:p>
-        </w:tc>
-        <w:tc>
-          <w:tcPr>
-            <w:tcW w:w="1701" w:type="dxa"/>
-            <w:tcBorders>
-              <w:top w:val="single" w:sz="8" w:space="0" w:color="000000"/>
-              <w:left w:val="single" w:sz="8" w:space="0" w:color="000000"/>
-              <w:bottom w:val="single" w:sz="8" w:space="0" w:color="000000"/>
-              <w:right w:val="single" w:sz="8" w:space="0" w:color="000000"/>
-            </w:tcBorders>
-            <w:vAlign w:val="center"/>
-          </w:tcPr>
-          <w:p>
-            <w:pPr>
-              <w:jc w:val="both"/>
+            <w:tcW w:w="1134" w:type="dxa"/>
+            <w:tcBorders>
+              <w:top w:val="single" w:sz="8" w:space="0" w:color="000000"/>
+              <w:left w:val="single" w:sz="8" w:space="0" w:color="000000"/>
+              <w:bottom w:val="single" w:sz="8" w:space="0" w:color="000000"/>
+              <w:right w:val="single" w:sz="8" w:space="0" w:color="000000"/>
+            </w:tcBorders>
+            <w:vAlign w:val="center"/>
+          </w:tcPr>
+          <w:p>
+            <w:pPr>
+              <w:rPr>
+                <w:sz w:val="24"/>
+                <w:szCs w:val="24"/>
+              </w:rPr>
+            </w:pPr>
+            <w:r>
+              <w:rPr>
+                <w:b w:val="0"/>
+                <w:sz w:val="24"/>
+                <w:szCs w:val="24"/>
+              </w:rPr>
+            </w:r>
+          </w:p>
+        </w:tc>
+        <w:tc>
+          <w:tcPr>
+            <w:tcW w:w="1814" w:type="dxa"/>
+            <w:tcBorders>
+              <w:top w:val="single" w:sz="8" w:space="0" w:color="000000"/>
+              <w:left w:val="single" w:sz="8" w:space="0" w:color="000000"/>
+              <w:bottom w:val="single" w:sz="8" w:space="0" w:color="000000"/>
+              <w:right w:val="single" w:sz="8" w:space="0" w:color="000000"/>
+            </w:tcBorders>
+            <w:vAlign w:val="center"/>
+          </w:tcPr>
+          <w:p>
+            <w:pPr>
+              <w:jc w:val="left"/>
               <w:rPr>
                 <w:sz w:val="24"/>
                 <w:szCs w:val="24"/>
@@ -8646,63 +8817,63 @@
           </w:tcPr>
           <w:p>
             <w:pPr>
-              <w:jc w:val="both"/>
-              <w:rPr>
-                <w:sz w:val="24"/>
-                <w:szCs w:val="24"/>
-              </w:rPr>
-            </w:pPr>
-            <w:r>
-              <w:rPr>
-                <w:b w:val="0"/>
-                <w:sz w:val="24"/>
-                <w:szCs w:val="24"/>
-              </w:rPr>
-            </w:r>
-          </w:p>
-        </w:tc>
-        <w:tc>
-          <w:tcPr>
-            <w:tcW w:w="1530" w:type="dxa"/>
-            <w:tcBorders>
-              <w:top w:val="single" w:sz="8" w:space="0" w:color="000000"/>
-              <w:left w:val="single" w:sz="8" w:space="0" w:color="000000"/>
-              <w:bottom w:val="single" w:sz="8" w:space="0" w:color="000000"/>
-              <w:right w:val="single" w:sz="8" w:space="0" w:color="000000"/>
-            </w:tcBorders>
-            <w:vAlign w:val="center"/>
-          </w:tcPr>
-          <w:p>
-            <w:pPr>
-              <w:jc w:val="both"/>
-              <w:rPr>
-                <w:sz w:val="24"/>
-                <w:szCs w:val="24"/>
-              </w:rPr>
-            </w:pPr>
-            <w:r>
-              <w:rPr>
-                <w:b w:val="0"/>
-                <w:sz w:val="24"/>
-                <w:szCs w:val="24"/>
-              </w:rPr>
-            </w:r>
-          </w:p>
-        </w:tc>
-        <w:tc>
-          <w:tcPr>
-            <w:tcW w:w="1360" w:type="dxa"/>
-            <w:tcBorders>
-              <w:top w:val="single" w:sz="8" w:space="0" w:color="000000"/>
-              <w:left w:val="single" w:sz="8" w:space="0" w:color="000000"/>
-              <w:bottom w:val="single" w:sz="8" w:space="0" w:color="000000"/>
-              <w:right w:val="single" w:sz="8" w:space="0" w:color="000000"/>
-            </w:tcBorders>
-            <w:vAlign w:val="center"/>
-          </w:tcPr>
-          <w:p>
-            <w:pPr>
-              <w:jc w:val="both"/>
+              <w:jc w:val="left"/>
+              <w:rPr>
+                <w:sz w:val="24"/>
+                <w:szCs w:val="24"/>
+              </w:rPr>
+            </w:pPr>
+            <w:r>
+              <w:rPr>
+                <w:b w:val="0"/>
+                <w:sz w:val="24"/>
+                <w:szCs w:val="24"/>
+              </w:rPr>
+            </w:r>
+          </w:p>
+        </w:tc>
+        <w:tc>
+          <w:tcPr>
+            <w:tcW w:w="1417" w:type="dxa"/>
+            <w:tcBorders>
+              <w:top w:val="single" w:sz="8" w:space="0" w:color="000000"/>
+              <w:left w:val="single" w:sz="8" w:space="0" w:color="000000"/>
+              <w:bottom w:val="single" w:sz="8" w:space="0" w:color="000000"/>
+              <w:right w:val="single" w:sz="8" w:space="0" w:color="000000"/>
+            </w:tcBorders>
+            <w:vAlign w:val="center"/>
+          </w:tcPr>
+          <w:p>
+            <w:pPr>
+              <w:jc w:val="left"/>
+              <w:rPr>
+                <w:sz w:val="24"/>
+                <w:szCs w:val="24"/>
+              </w:rPr>
+            </w:pPr>
+            <w:r>
+              <w:rPr>
+                <w:b w:val="0"/>
+                <w:sz w:val="24"/>
+                <w:szCs w:val="24"/>
+              </w:rPr>
+            </w:r>
+          </w:p>
+        </w:tc>
+        <w:tc>
+          <w:tcPr>
+            <w:tcW w:w="1247" w:type="dxa"/>
+            <w:tcBorders>
+              <w:top w:val="single" w:sz="8" w:space="0" w:color="000000"/>
+              <w:left w:val="single" w:sz="8" w:space="0" w:color="000000"/>
+              <w:bottom w:val="single" w:sz="8" w:space="0" w:color="000000"/>
+              <w:right w:val="single" w:sz="8" w:space="0" w:color="000000"/>
+            </w:tcBorders>
+            <w:vAlign w:val="center"/>
+          </w:tcPr>
+          <w:p>
+            <w:pPr>
+              <w:jc w:val="left"/>
               <w:rPr>
                 <w:sz w:val="24"/>
                 <w:szCs w:val="24"/>
@@ -8758,6 +8929,7 @@
     </w:p>
     <w:p>
       <w:pPr>
+        <w:keepNext/>
         <w:pBdr>
           <w:top w:val="nil"/>
           <w:left w:val="nil"/>
@@ -8799,6 +8971,8 @@
       </w:tblGrid>
       <w:tr>
         <w:trPr>
+          <w:cantSplit/>
+          <w:tblHeader/>
           <w:jc w:val="center"/>
         </w:trPr>
         <w:tc>
@@ -8814,6 +8988,7 @@
           </w:tcPr>
           <w:p>
             <w:pPr>
+              <w:keepNext/>
               <w:jc w:val="center"/>
               <w:rPr>
                 <w:sz w:val="24"/>
@@ -8844,6 +9019,7 @@
           </w:tcPr>
           <w:p>
             <w:pPr>
+              <w:keepNext/>
               <w:jc w:val="center"/>
               <w:rPr>
                 <w:sz w:val="24"/>
@@ -8874,6 +9050,7 @@
           </w:tcPr>
           <w:p>
             <w:pPr>
+              <w:keepNext/>
               <w:jc w:val="center"/>
               <w:rPr>
                 <w:sz w:val="24"/>
@@ -8904,6 +9081,7 @@
           </w:tcPr>
           <w:p>
             <w:pPr>
+              <w:keepNext/>
               <w:jc w:val="center"/>
               <w:rPr>
                 <w:sz w:val="24"/>
@@ -8934,6 +9112,7 @@
           </w:tcPr>
           <w:p>
             <w:pPr>
+              <w:keepNext/>
               <w:jc w:val="center"/>
               <w:rPr>
                 <w:sz w:val="24"/>
@@ -8964,6 +9143,7 @@
           </w:tcPr>
           <w:p>
             <w:pPr>
+              <w:keepNext/>
               <w:jc w:val="center"/>
               <w:rPr>
                 <w:sz w:val="24"/>
@@ -8984,6 +9164,7 @@
       </w:tr>
       <w:tr>
         <w:trPr>
+          <w:cantSplit/>
           <w:jc w:val="center"/>
         </w:trPr>
         <w:tc>
@@ -9054,7 +9235,7 @@
           </w:tcPr>
           <w:p>
             <w:pPr>
-              <w:jc w:val="both"/>
+              <w:jc w:val="left"/>
               <w:rPr>
                 <w:sz w:val="24"/>
                 <w:szCs w:val="24"/>
@@ -9082,7 +9263,7 @@
           </w:tcPr>
           <w:p>
             <w:pPr>
-              <w:jc w:val="both"/>
+              <w:jc w:val="left"/>
               <w:rPr>
                 <w:sz w:val="24"/>
                 <w:szCs w:val="24"/>
@@ -9110,7 +9291,7 @@
           </w:tcPr>
           <w:p>
             <w:pPr>
-              <w:jc w:val="both"/>
+              <w:jc w:val="left"/>
               <w:rPr>
                 <w:sz w:val="24"/>
                 <w:szCs w:val="24"/>
@@ -9138,7 +9319,7 @@
           </w:tcPr>
           <w:p>
             <w:pPr>
-              <w:jc w:val="both"/>
+              <w:jc w:val="left"/>
               <w:rPr>
                 <w:sz w:val="24"/>
                 <w:szCs w:val="24"/>
@@ -9156,6 +9337,7 @@
       </w:tr>
       <w:tr>
         <w:trPr>
+          <w:cantSplit/>
           <w:jc w:val="center"/>
         </w:trPr>
         <w:tc>
@@ -9226,7 +9408,7 @@
           </w:tcPr>
           <w:p>
             <w:pPr>
-              <w:jc w:val="both"/>
+              <w:jc w:val="left"/>
               <w:rPr>
                 <w:sz w:val="24"/>
                 <w:szCs w:val="24"/>
@@ -9254,7 +9436,7 @@
           </w:tcPr>
           <w:p>
             <w:pPr>
-              <w:jc w:val="both"/>
+              <w:jc w:val="left"/>
               <w:rPr>
                 <w:sz w:val="24"/>
                 <w:szCs w:val="24"/>
@@ -9282,7 +9464,7 @@
           </w:tcPr>
           <w:p>
             <w:pPr>
-              <w:jc w:val="both"/>
+              <w:jc w:val="left"/>
               <w:rPr>
                 <w:sz w:val="24"/>
                 <w:szCs w:val="24"/>
@@ -9310,7 +9492,7 @@
           </w:tcPr>
           <w:p>
             <w:pPr>
-              <w:jc w:val="both"/>
+              <w:jc w:val="left"/>
               <w:rPr>
                 <w:sz w:val="24"/>
                 <w:szCs w:val="24"/>
@@ -9328,6 +9510,7 @@
       </w:tr>
       <w:tr>
         <w:trPr>
+          <w:cantSplit/>
           <w:jc w:val="center"/>
         </w:trPr>
         <w:tc>
@@ -9398,7 +9581,7 @@
           </w:tcPr>
           <w:p>
             <w:pPr>
-              <w:jc w:val="both"/>
+              <w:jc w:val="left"/>
               <w:rPr>
                 <w:sz w:val="24"/>
                 <w:szCs w:val="24"/>
@@ -9426,7 +9609,7 @@
           </w:tcPr>
           <w:p>
             <w:pPr>
-              <w:jc w:val="both"/>
+              <w:jc w:val="left"/>
               <w:rPr>
                 <w:sz w:val="24"/>
                 <w:szCs w:val="24"/>
@@ -9454,7 +9637,7 @@
           </w:tcPr>
           <w:p>
             <w:pPr>
-              <w:jc w:val="both"/>
+              <w:jc w:val="left"/>
               <w:rPr>
                 <w:sz w:val="24"/>
                 <w:szCs w:val="24"/>
@@ -9482,7 +9665,7 @@
           </w:tcPr>
           <w:p>
             <w:pPr>
-              <w:jc w:val="both"/>
+              <w:jc w:val="left"/>
               <w:rPr>
                 <w:sz w:val="24"/>
                 <w:szCs w:val="24"/>
@@ -9500,6 +9683,7 @@
       </w:tr>
       <w:tr>
         <w:trPr>
+          <w:cantSplit/>
           <w:jc w:val="center"/>
         </w:trPr>
         <w:tc>
@@ -9570,7 +9754,7 @@
           </w:tcPr>
           <w:p>
             <w:pPr>
-              <w:jc w:val="both"/>
+              <w:jc w:val="left"/>
               <w:rPr>
                 <w:sz w:val="24"/>
                 <w:szCs w:val="24"/>
@@ -9598,7 +9782,7 @@
           </w:tcPr>
           <w:p>
             <w:pPr>
-              <w:jc w:val="both"/>
+              <w:jc w:val="left"/>
               <w:rPr>
                 <w:sz w:val="24"/>
                 <w:szCs w:val="24"/>
@@ -9626,7 +9810,7 @@
           </w:tcPr>
           <w:p>
             <w:pPr>
-              <w:jc w:val="both"/>
+              <w:jc w:val="left"/>
               <w:rPr>
                 <w:sz w:val="24"/>
                 <w:szCs w:val="24"/>
@@ -9654,7 +9838,7 @@
           </w:tcPr>
           <w:p>
             <w:pPr>
-              <w:jc w:val="both"/>
+              <w:jc w:val="left"/>
               <w:rPr>
                 <w:sz w:val="24"/>
                 <w:szCs w:val="24"/>
@@ -9672,6 +9856,7 @@
       </w:tr>
       <w:tr>
         <w:trPr>
+          <w:cantSplit/>
           <w:jc w:val="center"/>
         </w:trPr>
         <w:tc>
@@ -9742,7 +9927,7 @@
           </w:tcPr>
           <w:p>
             <w:pPr>
-              <w:jc w:val="both"/>
+              <w:jc w:val="left"/>
               <w:rPr>
                 <w:sz w:val="24"/>
                 <w:szCs w:val="24"/>
@@ -9770,7 +9955,7 @@
           </w:tcPr>
           <w:p>
             <w:pPr>
-              <w:jc w:val="both"/>
+              <w:jc w:val="left"/>
               <w:rPr>
                 <w:sz w:val="24"/>
                 <w:szCs w:val="24"/>
@@ -9798,7 +9983,7 @@
           </w:tcPr>
           <w:p>
             <w:pPr>
-              <w:jc w:val="both"/>
+              <w:jc w:val="left"/>
               <w:rPr>
                 <w:sz w:val="24"/>
                 <w:szCs w:val="24"/>
@@ -9826,7 +10011,7 @@
           </w:tcPr>
           <w:p>
             <w:pPr>
-              <w:jc w:val="both"/>
+              <w:jc w:val="left"/>
               <w:rPr>
                 <w:sz w:val="24"/>
                 <w:szCs w:val="24"/>
@@ -9844,6 +10029,7 @@
       </w:tr>
       <w:tr>
         <w:trPr>
+          <w:cantSplit/>
           <w:jc w:val="center"/>
         </w:trPr>
         <w:tc>
@@ -9914,7 +10100,7 @@
           </w:tcPr>
           <w:p>
             <w:pPr>
-              <w:jc w:val="both"/>
+              <w:jc w:val="left"/>
               <w:rPr>
                 <w:sz w:val="24"/>
                 <w:szCs w:val="24"/>
@@ -9942,7 +10128,7 @@
           </w:tcPr>
           <w:p>
             <w:pPr>
-              <w:jc w:val="both"/>
+              <w:jc w:val="left"/>
               <w:rPr>
                 <w:sz w:val="24"/>
                 <w:szCs w:val="24"/>
@@ -9970,7 +10156,7 @@
           </w:tcPr>
           <w:p>
             <w:pPr>
-              <w:jc w:val="both"/>
+              <w:jc w:val="left"/>
               <w:rPr>
                 <w:sz w:val="24"/>
                 <w:szCs w:val="24"/>
@@ -9998,7 +10184,7 @@
           </w:tcPr>
           <w:p>
             <w:pPr>
-              <w:jc w:val="both"/>
+              <w:jc w:val="left"/>
               <w:rPr>
                 <w:sz w:val="24"/>
                 <w:szCs w:val="24"/>
@@ -10016,6 +10202,7 @@
       </w:tr>
       <w:tr>
         <w:trPr>
+          <w:cantSplit/>
           <w:jc w:val="center"/>
         </w:trPr>
         <w:tc>
@@ -10086,7 +10273,7 @@
           </w:tcPr>
           <w:p>
             <w:pPr>
-              <w:jc w:val="both"/>
+              <w:jc w:val="left"/>
               <w:rPr>
                 <w:sz w:val="24"/>
                 <w:szCs w:val="24"/>
@@ -10114,7 +10301,7 @@
           </w:tcPr>
           <w:p>
             <w:pPr>
-              <w:jc w:val="both"/>
+              <w:jc w:val="left"/>
               <w:rPr>
                 <w:sz w:val="24"/>
                 <w:szCs w:val="24"/>
@@ -10142,7 +10329,7 @@
           </w:tcPr>
           <w:p>
             <w:pPr>
-              <w:jc w:val="both"/>
+              <w:jc w:val="left"/>
               <w:rPr>
                 <w:sz w:val="24"/>
                 <w:szCs w:val="24"/>
@@ -10170,7 +10357,7 @@
           </w:tcPr>
           <w:p>
             <w:pPr>
-              <w:jc w:val="both"/>
+              <w:jc w:val="left"/>
               <w:rPr>
                 <w:sz w:val="24"/>
                 <w:szCs w:val="24"/>
@@ -10188,6 +10375,7 @@
       </w:tr>
       <w:tr>
         <w:trPr>
+          <w:cantSplit/>
           <w:jc w:val="center"/>
         </w:trPr>
         <w:tc>
@@ -10258,7 +10446,7 @@
           </w:tcPr>
           <w:p>
             <w:pPr>
-              <w:jc w:val="both"/>
+              <w:jc w:val="left"/>
               <w:rPr>
                 <w:sz w:val="24"/>
                 <w:szCs w:val="24"/>
@@ -10286,7 +10474,7 @@
           </w:tcPr>
           <w:p>
             <w:pPr>
-              <w:jc w:val="both"/>
+              <w:jc w:val="left"/>
               <w:rPr>
                 <w:sz w:val="24"/>
                 <w:szCs w:val="24"/>
@@ -10314,7 +10502,7 @@
           </w:tcPr>
           <w:p>
             <w:pPr>
-              <w:jc w:val="both"/>
+              <w:jc w:val="left"/>
               <w:rPr>
                 <w:sz w:val="24"/>
                 <w:szCs w:val="24"/>
@@ -10342,7 +10530,7 @@
           </w:tcPr>
           <w:p>
             <w:pPr>
-              <w:jc w:val="both"/>
+              <w:jc w:val="left"/>
               <w:rPr>
                 <w:sz w:val="24"/>
                 <w:szCs w:val="24"/>
@@ -10360,6 +10548,7 @@
       </w:tr>
       <w:tr>
         <w:trPr>
+          <w:cantSplit/>
           <w:jc w:val="center"/>
         </w:trPr>
         <w:tc>
@@ -10430,7 +10619,7 @@
           </w:tcPr>
           <w:p>
             <w:pPr>
-              <w:jc w:val="both"/>
+              <w:jc w:val="left"/>
               <w:rPr>
                 <w:sz w:val="24"/>
                 <w:szCs w:val="24"/>
@@ -10458,7 +10647,7 @@
           </w:tcPr>
           <w:p>
             <w:pPr>
-              <w:jc w:val="both"/>
+              <w:jc w:val="left"/>
               <w:rPr>
                 <w:sz w:val="24"/>
                 <w:szCs w:val="24"/>
@@ -10486,7 +10675,7 @@
           </w:tcPr>
           <w:p>
             <w:pPr>
-              <w:jc w:val="both"/>
+              <w:jc w:val="left"/>
               <w:rPr>
                 <w:sz w:val="24"/>
                 <w:szCs w:val="24"/>
@@ -10514,7 +10703,7 @@
           </w:tcPr>
           <w:p>
             <w:pPr>
-              <w:jc w:val="both"/>
+              <w:jc w:val="left"/>
               <w:rPr>
                 <w:sz w:val="24"/>
                 <w:szCs w:val="24"/>
@@ -10557,6 +10746,7 @@
     </w:p>
     <w:p>
       <w:pPr>
+        <w:keepNext/>
         <w:pBdr>
           <w:top w:val="nil"/>
           <w:left w:val="nil"/>
@@ -10595,6 +10785,8 @@
       </w:tblGrid>
       <w:tr>
         <w:trPr>
+          <w:cantSplit/>
+          <w:tblHeader/>
           <w:jc w:val="center"/>
         </w:trPr>
         <w:tc>
@@ -10610,6 +10802,7 @@
           </w:tcPr>
           <w:p>
             <w:pPr>
+              <w:keepNext/>
               <w:jc w:val="center"/>
               <w:rPr>
                 <w:sz w:val="24"/>
@@ -10640,6 +10833,7 @@
           </w:tcPr>
           <w:p>
             <w:pPr>
+              <w:keepNext/>
               <w:jc w:val="center"/>
               <w:rPr>
                 <w:sz w:val="24"/>
@@ -10670,6 +10864,7 @@
           </w:tcPr>
           <w:p>
             <w:pPr>
+              <w:keepNext/>
               <w:jc w:val="center"/>
               <w:rPr>
                 <w:sz w:val="24"/>
@@ -10690,6 +10885,7 @@
       </w:tr>
       <w:tr>
         <w:trPr>
+          <w:cantSplit/>
           <w:jc w:val="center"/>
         </w:trPr>
         <w:tc>
@@ -10760,7 +10956,7 @@
           </w:tcPr>
           <w:p>
             <w:pPr>
-              <w:jc w:val="both"/>
+              <w:jc w:val="left"/>
               <w:rPr>
                 <w:sz w:val="24"/>
                 <w:szCs w:val="24"/>
@@ -10778,6 +10974,7 @@
       </w:tr>
       <w:tr>
         <w:trPr>
+          <w:cantSplit/>
           <w:jc w:val="center"/>
         </w:trPr>
         <w:tc>
@@ -10848,7 +11045,7 @@
           </w:tcPr>
           <w:p>
             <w:pPr>
-              <w:jc w:val="both"/>
+              <w:jc w:val="left"/>
               <w:rPr>
                 <w:sz w:val="24"/>
                 <w:szCs w:val="24"/>
@@ -10866,6 +11063,7 @@
       </w:tr>
       <w:tr>
         <w:trPr>
+          <w:cantSplit/>
           <w:jc w:val="center"/>
         </w:trPr>
         <w:tc>
@@ -10936,7 +11134,7 @@
           </w:tcPr>
           <w:p>
             <w:pPr>
-              <w:jc w:val="both"/>
+              <w:jc w:val="left"/>
               <w:rPr>
                 <w:sz w:val="24"/>
                 <w:szCs w:val="24"/>
@@ -10954,6 +11152,7 @@
       </w:tr>
       <w:tr>
         <w:trPr>
+          <w:cantSplit/>
           <w:jc w:val="center"/>
         </w:trPr>
         <w:tc>
@@ -11024,7 +11223,7 @@
           </w:tcPr>
           <w:p>
             <w:pPr>
-              <w:jc w:val="both"/>
+              <w:jc w:val="left"/>
               <w:rPr>
                 <w:sz w:val="24"/>
                 <w:szCs w:val="24"/>
@@ -11042,6 +11241,7 @@
       </w:tr>
       <w:tr>
         <w:trPr>
+          <w:cantSplit/>
           <w:jc w:val="center"/>
         </w:trPr>
         <w:tc>
@@ -11112,7 +11312,7 @@
           </w:tcPr>
           <w:p>
             <w:pPr>
-              <w:jc w:val="both"/>
+              <w:jc w:val="left"/>
               <w:rPr>
                 <w:sz w:val="24"/>
                 <w:szCs w:val="24"/>
@@ -11130,6 +11330,7 @@
       </w:tr>
       <w:tr>
         <w:trPr>
+          <w:cantSplit/>
           <w:jc w:val="center"/>
         </w:trPr>
         <w:tc>
@@ -11200,7 +11401,7 @@
           </w:tcPr>
           <w:p>
             <w:pPr>
-              <w:jc w:val="both"/>
+              <w:jc w:val="left"/>
               <w:rPr>
                 <w:sz w:val="24"/>
                 <w:szCs w:val="24"/>
@@ -11218,6 +11419,7 @@
       </w:tr>
       <w:tr>
         <w:trPr>
+          <w:cantSplit/>
           <w:jc w:val="center"/>
         </w:trPr>
         <w:tc>
@@ -11288,7 +11490,7 @@
           </w:tcPr>
           <w:p>
             <w:pPr>
-              <w:jc w:val="both"/>
+              <w:jc w:val="left"/>
               <w:rPr>
                 <w:sz w:val="24"/>
                 <w:szCs w:val="24"/>
@@ -11306,6 +11508,7 @@
       </w:tr>
       <w:tr>
         <w:trPr>
+          <w:cantSplit/>
           <w:jc w:val="center"/>
         </w:trPr>
         <w:tc>
@@ -11376,7 +11579,7 @@
           </w:tcPr>
           <w:p>
             <w:pPr>
-              <w:jc w:val="both"/>
+              <w:jc w:val="left"/>
               <w:rPr>
                 <w:sz w:val="24"/>
                 <w:szCs w:val="24"/>
@@ -11394,6 +11597,7 @@
       </w:tr>
       <w:tr>
         <w:trPr>
+          <w:cantSplit/>
           <w:jc w:val="center"/>
         </w:trPr>
         <w:tc>
@@ -11464,7 +11668,7 @@
           </w:tcPr>
           <w:p>
             <w:pPr>
-              <w:jc w:val="both"/>
+              <w:jc w:val="left"/>
               <w:rPr>
                 <w:sz w:val="24"/>
                 <w:szCs w:val="24"/>
@@ -11508,6 +11712,7 @@
     <w:p>
       <w:pPr>
         <w:pStyle w:val="Heading2"/>
+        <w:keepNext/>
         <w:numPr>
           <w:ilvl w:val="1"/>
           <w:numId w:val="7"/>
@@ -11533,6 +11738,8 @@
       </w:tblGrid>
       <w:tr>
         <w:trPr>
+          <w:cantSplit/>
+          <w:tblHeader/>
           <w:jc w:val="center"/>
         </w:trPr>
         <w:tc>
@@ -11548,6 +11755,7 @@
           </w:tcPr>
           <w:p>
             <w:pPr>
+              <w:keepNext/>
               <w:jc w:val="center"/>
               <w:rPr>
                 <w:sz w:val="24"/>
@@ -11578,6 +11786,7 @@
           </w:tcPr>
           <w:p>
             <w:pPr>
+              <w:keepNext/>
               <w:jc w:val="center"/>
               <w:rPr>
                 <w:sz w:val="24"/>
@@ -11598,6 +11807,7 @@
       </w:tr>
       <w:tr>
         <w:trPr>
+          <w:cantSplit/>
           <w:jc w:val="center"/>
         </w:trPr>
         <w:tc>
@@ -11658,6 +11868,7 @@
       </w:tr>
       <w:tr>
         <w:trPr>
+          <w:cantSplit/>
           <w:jc w:val="center"/>
         </w:trPr>
         <w:tc>
@@ -11718,6 +11929,7 @@
       </w:tr>
       <w:tr>
         <w:trPr>
+          <w:cantSplit/>
           <w:jc w:val="center"/>
         </w:trPr>
         <w:tc>
@@ -11804,6 +12016,7 @@
     <w:p>
       <w:pPr>
         <w:pStyle w:val="Heading2"/>
+        <w:keepNext/>
         <w:numPr>
           <w:ilvl w:val="1"/>
           <w:numId w:val="7"/>
@@ -11829,6 +12042,8 @@
       </w:tblGrid>
       <w:tr>
         <w:trPr>
+          <w:cantSplit/>
+          <w:tblHeader/>
           <w:jc w:val="center"/>
         </w:trPr>
         <w:tc>
@@ -11844,6 +12059,7 @@
           </w:tcPr>
           <w:p>
             <w:pPr>
+              <w:keepNext/>
               <w:jc w:val="center"/>
               <w:rPr>
                 <w:sz w:val="24"/>
@@ -11874,6 +12090,7 @@
           </w:tcPr>
           <w:p>
             <w:pPr>
+              <w:keepNext/>
               <w:jc w:val="center"/>
               <w:rPr>
                 <w:sz w:val="24"/>
@@ -11894,7 +12111,9 @@
       </w:tr>
       <w:tr>
         <w:trPr>
+          <w:cantSplit/>
           <w:jc w:val="center"/>
+          <w:trHeight w:val="1134" w:hRule="atLeast"/>
         </w:trPr>
         <w:tc>
           <w:tcPr>
@@ -11954,7 +12173,9 @@
       </w:tr>
       <w:tr>
         <w:trPr>
+          <w:cantSplit/>
           <w:jc w:val="center"/>
+          <w:trHeight w:val="1134" w:hRule="atLeast"/>
         </w:trPr>
         <w:tc>
           <w:tcPr>
@@ -12014,7 +12235,9 @@
       </w:tr>
       <w:tr>
         <w:trPr>
+          <w:cantSplit/>
           <w:jc w:val="center"/>
+          <w:trHeight w:val="1134" w:hRule="atLeast"/>
         </w:trPr>
         <w:tc>
           <w:tcPr>
@@ -12100,6 +12323,7 @@
     <w:p>
       <w:pPr>
         <w:pStyle w:val="Heading2"/>
+        <w:keepNext/>
         <w:numPr>
           <w:ilvl w:val="1"/>
           <w:numId w:val="7"/>
@@ -12127,6 +12351,8 @@
       </w:tblGrid>
       <w:tr>
         <w:trPr>
+          <w:cantSplit/>
+          <w:tblHeader/>
           <w:jc w:val="center"/>
         </w:trPr>
         <w:tc>
@@ -12142,6 +12368,7 @@
           </w:tcPr>
           <w:p>
             <w:pPr>
+              <w:keepNext/>
               <w:jc w:val="center"/>
               <w:rPr>
                 <w:sz w:val="24"/>
@@ -12172,6 +12399,7 @@
           </w:tcPr>
           <w:p>
             <w:pPr>
+              <w:keepNext/>
               <w:jc w:val="center"/>
               <w:rPr>
                 <w:sz w:val="24"/>
@@ -12202,6 +12430,7 @@
           </w:tcPr>
           <w:p>
             <w:pPr>
+              <w:keepNext/>
               <w:jc w:val="center"/>
               <w:rPr>
                 <w:sz w:val="24"/>
@@ -12232,6 +12461,7 @@
           </w:tcPr>
           <w:p>
             <w:pPr>
+              <w:keepNext/>
               <w:jc w:val="center"/>
               <w:rPr>
                 <w:sz w:val="24"/>
@@ -12252,6 +12482,7 @@
       </w:tr>
       <w:tr>
         <w:trPr>
+          <w:cantSplit/>
           <w:jc w:val="center"/>
         </w:trPr>
         <w:tc>
@@ -12322,7 +12553,7 @@
           </w:tcPr>
           <w:p>
             <w:pPr>
-              <w:jc w:val="both"/>
+              <w:jc w:val="left"/>
               <w:rPr>
                 <w:sz w:val="24"/>
                 <w:szCs w:val="24"/>
@@ -12350,7 +12581,7 @@
           </w:tcPr>
           <w:p>
             <w:pPr>
-              <w:jc w:val="both"/>
+              <w:jc w:val="left"/>
               <w:rPr>
                 <w:sz w:val="24"/>
                 <w:szCs w:val="24"/>
@@ -12368,6 +12599,7 @@
       </w:tr>
       <w:tr>
         <w:trPr>
+          <w:cantSplit/>
           <w:jc w:val="center"/>
         </w:trPr>
         <w:tc>
@@ -12438,7 +12670,7 @@
           </w:tcPr>
           <w:p>
             <w:pPr>
-              <w:jc w:val="both"/>
+              <w:jc w:val="left"/>
               <w:rPr>
                 <w:sz w:val="24"/>
                 <w:szCs w:val="24"/>
@@ -12466,7 +12698,7 @@
           </w:tcPr>
           <w:p>
             <w:pPr>
-              <w:jc w:val="both"/>
+              <w:jc w:val="left"/>
               <w:rPr>
                 <w:sz w:val="24"/>
                 <w:szCs w:val="24"/>
@@ -12484,6 +12716,7 @@
       </w:tr>
       <w:tr>
         <w:trPr>
+          <w:cantSplit/>
           <w:jc w:val="center"/>
         </w:trPr>
         <w:tc>
@@ -12554,7 +12787,7 @@
           </w:tcPr>
           <w:p>
             <w:pPr>
-              <w:jc w:val="both"/>
+              <w:jc w:val="left"/>
               <w:rPr>
                 <w:sz w:val="24"/>
                 <w:szCs w:val="24"/>
@@ -12582,7 +12815,7 @@
           </w:tcPr>
           <w:p>
             <w:pPr>
-              <w:jc w:val="both"/>
+              <w:jc w:val="left"/>
               <w:rPr>
                 <w:sz w:val="24"/>
                 <w:szCs w:val="24"/>
@@ -12626,6 +12859,7 @@
     <w:p>
       <w:pPr>
         <w:pStyle w:val="Heading2"/>
+        <w:keepNext/>
         <w:numPr>
           <w:ilvl w:val="1"/>
           <w:numId w:val="7"/>
@@ -12653,6 +12887,8 @@
       </w:tblGrid>
       <w:tr>
         <w:trPr>
+          <w:cantSplit/>
+          <w:tblHeader/>
           <w:jc w:val="center"/>
         </w:trPr>
         <w:tc>
@@ -12668,6 +12904,7 @@
           </w:tcPr>
           <w:p>
             <w:pPr>
+              <w:keepNext/>
               <w:jc w:val="center"/>
               <w:rPr>
                 <w:sz w:val="24"/>
@@ -12698,6 +12935,7 @@
           </w:tcPr>
           <w:p>
             <w:pPr>
+              <w:keepNext/>
               <w:jc w:val="center"/>
               <w:rPr>
                 <w:sz w:val="24"/>
@@ -12728,6 +12966,7 @@
           </w:tcPr>
           <w:p>
             <w:pPr>
+              <w:keepNext/>
               <w:jc w:val="center"/>
               <w:rPr>
                 <w:sz w:val="24"/>
@@ -12758,6 +12997,7 @@
           </w:tcPr>
           <w:p>
             <w:pPr>
+              <w:keepNext/>
               <w:jc w:val="center"/>
               <w:rPr>
                 <w:sz w:val="24"/>
@@ -12778,6 +13018,7 @@
       </w:tr>
       <w:tr>
         <w:trPr>
+          <w:cantSplit/>
           <w:jc w:val="center"/>
         </w:trPr>
         <w:tc>
@@ -12848,7 +13089,7 @@
           </w:tcPr>
           <w:p>
             <w:pPr>
-              <w:jc w:val="both"/>
+              <w:jc w:val="left"/>
               <w:rPr>
                 <w:sz w:val="24"/>
                 <w:szCs w:val="24"/>
@@ -12876,7 +13117,7 @@
           </w:tcPr>
           <w:p>
             <w:pPr>
-              <w:jc w:val="both"/>
+              <w:jc w:val="left"/>
               <w:rPr>
                 <w:sz w:val="24"/>
                 <w:szCs w:val="24"/>
@@ -12894,6 +13135,7 @@
       </w:tr>
       <w:tr>
         <w:trPr>
+          <w:cantSplit/>
           <w:jc w:val="center"/>
         </w:trPr>
         <w:tc>
@@ -12964,7 +13206,7 @@
           </w:tcPr>
           <w:p>
             <w:pPr>
-              <w:jc w:val="both"/>
+              <w:jc w:val="left"/>
               <w:rPr>
                 <w:sz w:val="24"/>
                 <w:szCs w:val="24"/>
@@ -12992,7 +13234,7 @@
           </w:tcPr>
           <w:p>
             <w:pPr>
-              <w:jc w:val="both"/>
+              <w:jc w:val="left"/>
               <w:rPr>
                 <w:sz w:val="24"/>
                 <w:szCs w:val="24"/>
@@ -13010,6 +13252,7 @@
       </w:tr>
       <w:tr>
         <w:trPr>
+          <w:cantSplit/>
           <w:jc w:val="center"/>
         </w:trPr>
         <w:tc>
@@ -13080,7 +13323,7 @@
           </w:tcPr>
           <w:p>
             <w:pPr>
-              <w:jc w:val="both"/>
+              <w:jc w:val="left"/>
               <w:rPr>
                 <w:sz w:val="24"/>
                 <w:szCs w:val="24"/>
@@ -13108,7 +13351,7 @@
           </w:tcPr>
           <w:p>
             <w:pPr>
-              <w:jc w:val="both"/>
+              <w:jc w:val="left"/>
               <w:rPr>
                 <w:sz w:val="24"/>
                 <w:szCs w:val="24"/>
@@ -13164,6 +13407,7 @@
     </w:p>
     <w:p>
       <w:pPr>
+        <w:keepNext/>
         <w:pBdr>
           <w:top w:val="nil"/>
           <w:left w:val="nil"/>
@@ -13183,7 +13427,7 @@
           <w:sz w:val="24"/>
           <w:szCs w:val="24"/>
         </w:rPr>
-        <w:t xml:space="preserve">Pemetaan tiap dokumen ke laporan ini berstatus (USULAN).</w:t>
+        <w:t xml:space="preserve">Pemetaan setiap dokumen ke laporan ini berstatus (USULAN).</w:t>
       </w:r>
     </w:p>
     <w:tbl>
@@ -13201,6 +13445,8 @@
       </w:tblGrid>
       <w:tr>
         <w:trPr>
+          <w:cantSplit/>
+          <w:tblHeader/>
           <w:jc w:val="center"/>
         </w:trPr>
         <w:tc>
@@ -13216,6 +13462,7 @@
           </w:tcPr>
           <w:p>
             <w:pPr>
+              <w:keepNext/>
               <w:jc w:val="center"/>
               <w:rPr>
                 <w:sz w:val="24"/>
@@ -13246,6 +13493,7 @@
           </w:tcPr>
           <w:p>
             <w:pPr>
+              <w:keepNext/>
               <w:jc w:val="center"/>
               <w:rPr>
                 <w:sz w:val="24"/>
@@ -13266,6 +13514,7 @@
       </w:tr>
       <w:tr>
         <w:trPr>
+          <w:cantSplit/>
           <w:jc w:val="center"/>
         </w:trPr>
         <w:tc>
@@ -13320,13 +13569,14 @@
                 <w:sz w:val="24"/>
                 <w:szCs w:val="24"/>
               </w:rPr>
-              <w:t>Legal &amp; Regulatory Requirements Register. Sumber daftar Persyaratan, nomor baris, nilai Bidang, dan Penanggung Jawab Kegiatan (Ketentuan butir 2).</w:t>
+              <w:t>Legal &amp; Regulatory Requirements Register. Sumber daftar Persyaratan, nomor baris, nilai Bidang, dan Penanggung Jawab Kegiatan.</w:t>
             </w:r>
           </w:p>
         </w:tc>
       </w:tr>
       <w:tr>
         <w:trPr>
+          <w:cantSplit/>
           <w:jc w:val="center"/>
         </w:trPr>
         <w:tc>
@@ -13388,6 +13638,7 @@
       </w:tr>
       <w:tr>
         <w:trPr>
+          <w:cantSplit/>
           <w:jc w:val="center"/>
         </w:trPr>
         <w:tc>
@@ -13449,6 +13700,7 @@
       </w:tr>
       <w:tr>
         <w:trPr>
+          <w:cantSplit/>
           <w:jc w:val="center"/>
         </w:trPr>
         <w:tc>
@@ -13503,13 +13755,14 @@
                 <w:sz w:val="24"/>
                 <w:szCs w:val="24"/>
               </w:rPr>
-              <w:t>Legal Compliance Monitoring &amp; Corrective Action Report. Tempat Catatan Temuan, Tindakan Perbaikan, dan hasil pemantauan per periode. Sumber Rujukan Temuan.</w:t>
+              <w:t>Legal Compliance Monitoring &amp; Corrective Action Report. Sumber Catatan Temuan, Tindakan Perbaikan, hasil pemantauan per periode, dan Rujukan Temuan.</w:t>
             </w:r>
           </w:p>
         </w:tc>
       </w:tr>
       <w:tr>
         <w:trPr>
+          <w:cantSplit/>
           <w:jc w:val="center"/>
         </w:trPr>
         <w:tc>
@@ -13571,6 +13824,7 @@
       </w:tr>
       <w:tr>
         <w:trPr>
+          <w:cantSplit/>
           <w:jc w:val="center"/>
         </w:trPr>
         <w:tc>
@@ -13632,6 +13886,7 @@
       </w:tr>
       <w:tr>
         <w:trPr>
+          <w:cantSplit/>
           <w:jc w:val="center"/>
         </w:trPr>
         <w:tc>
@@ -13693,6 +13948,7 @@
       </w:tr>
       <w:tr>
         <w:trPr>
+          <w:cantSplit/>
           <w:jc w:val="center"/>
         </w:trPr>
         <w:tc>
@@ -13747,13 +14003,14 @@
                 <w:sz w:val="24"/>
                 <w:szCs w:val="24"/>
               </w:rPr>
-              <w:t>Legal Operational. Memuat memo kepatuhan triwulanan (prosedur 6.7), laporan bulanan kepada Manajemen (prosedur 6.10), dan folder Google Drive departemen Legal (butir 4.24, USULAN).</w:t>
+              <w:t>Legal Operational. Memuat memo kepatuhan triwulanan (prosedur 6.7), laporan bulanan kepada Manajemen (prosedur 6.10), dan folder Google Drive Departemen Legal (butir 4.24, USULAN).</w:t>
             </w:r>
           </w:p>
         </w:tc>
       </w:tr>
       <w:tr>
         <w:trPr>
+          <w:cantSplit/>
           <w:jc w:val="center"/>
         </w:trPr>
         <w:tc>
@@ -13815,6 +14072,7 @@
       </w:tr>
       <w:tr>
         <w:trPr>
+          <w:cantSplit/>
           <w:jc w:val="center"/>
         </w:trPr>
         <w:tc>
@@ -13869,13 +14127,14 @@
                 <w:sz w:val="24"/>
                 <w:szCs w:val="24"/>
               </w:rPr>
-              <w:t>Legal Document Control &amp; Retention. Tempat usulan periode retensi dan Kategori 4 (dokumen penelaahan Legal), repositori resmi (butir 4.8), dan pembagian pemilik rekaman dan pencatat (butir 4.26).</w:t>
+              <w:t>Legal Document Control &amp; Retention. Memuat usulan periode retensi dan Kategori 4 (dokumen penelaahan Legal), repositori resmi (butir 4.8), serta pembagian pemilik record (rekaman) dan pencatat (butir 4.26).</w:t>
             </w:r>
           </w:p>
         </w:tc>
       </w:tr>
       <w:tr>
         <w:trPr>
+          <w:cantSplit/>
           <w:jc w:val="center"/>
         </w:trPr>
         <w:tc>
@@ -13937,6 +14196,7 @@
       </w:tr>
       <w:tr>
         <w:trPr>
+          <w:cantSplit/>
           <w:jc w:val="center"/>
         </w:trPr>
         <w:tc>
@@ -13991,7 +14251,7 @@
                 <w:sz w:val="24"/>
                 <w:szCs w:val="24"/>
               </w:rPr>
-              <w:t>Struktur Organisasi SINUX. Sumber jabatan Legal &amp; Compliance (JA-08 dan JA-09), yang dipetakan ke nama peran Line Manager Legal dan Staff Legal, serta unit Management dan jabatan Penanggung Jawab Kegiatan.</w:t>
+              <w:t>Struktur Organisasi SINUX. Sumber jabatan Legal &amp; Compliance (JA-08, JA-09) untuk Line Manager Legal dan Staff Legal, unit Management, dan jabatan Penanggung Jawab Kegiatan.</w:t>
             </w:r>
           </w:p>
         </w:tc>
@@ -14037,6 +14297,7 @@
     <w:p>
       <w:pPr>
         <w:pStyle w:val="Heading2"/>
+        <w:keepNext/>
         <w:numPr>
           <w:ilvl w:val="1"/>
           <w:numId w:val="7"/>
@@ -14057,27 +14318,30 @@
         <w:tblLook w:val="0400" w:firstRow="0" w:lastRow="0" w:firstColumn="0" w:lastColumn="0" w:noHBand="0" w:noVBand="1"/>
       </w:tblPr>
       <w:tblGrid>
-        <w:gridCol w:w="2551"/>
-        <w:gridCol w:w="3969"/>
-        <w:gridCol w:w="2551"/>
+        <w:gridCol w:w="1587"/>
+        <w:gridCol w:w="4649"/>
+        <w:gridCol w:w="2835"/>
       </w:tblGrid>
       <w:tr>
         <w:trPr>
+          <w:cantSplit/>
+          <w:tblHeader/>
           <w:jc w:val="center"/>
         </w:trPr>
         <w:tc>
           <w:tcPr>
-            <w:tcW w:w="2551" w:type="dxa"/>
-            <w:tcBorders>
-              <w:top w:val="single" w:sz="8" w:space="0" w:color="000000"/>
-              <w:left w:val="single" w:sz="8" w:space="0" w:color="000000"/>
-              <w:bottom w:val="single" w:sz="8" w:space="0" w:color="000000"/>
-              <w:right w:val="single" w:sz="8" w:space="0" w:color="000000"/>
-            </w:tcBorders>
-            <w:vAlign w:val="center"/>
-          </w:tcPr>
-          <w:p>
-            <w:pPr>
+            <w:tcW w:w="1587" w:type="dxa"/>
+            <w:tcBorders>
+              <w:top w:val="single" w:sz="8" w:space="0" w:color="000000"/>
+              <w:left w:val="single" w:sz="8" w:space="0" w:color="000000"/>
+              <w:bottom w:val="single" w:sz="8" w:space="0" w:color="000000"/>
+              <w:right w:val="single" w:sz="8" w:space="0" w:color="000000"/>
+            </w:tcBorders>
+            <w:vAlign w:val="center"/>
+          </w:tcPr>
+          <w:p>
+            <w:pPr>
+              <w:keepNext/>
               <w:jc w:val="center"/>
               <w:rPr>
                 <w:sz w:val="24"/>
@@ -14091,23 +14355,24 @@
                 <w:sz w:val="24"/>
                 <w:szCs w:val="24"/>
               </w:rPr>
-              <w:t>Rekaman</w:t>
-            </w:r>
-          </w:p>
-        </w:tc>
-        <w:tc>
-          <w:tcPr>
-            <w:tcW w:w="3969" w:type="dxa"/>
-            <w:tcBorders>
-              <w:top w:val="single" w:sz="8" w:space="0" w:color="000000"/>
-              <w:left w:val="single" w:sz="8" w:space="0" w:color="000000"/>
-              <w:bottom w:val="single" w:sz="8" w:space="0" w:color="000000"/>
-              <w:right w:val="single" w:sz="8" w:space="0" w:color="000000"/>
-            </w:tcBorders>
-            <w:vAlign w:val="center"/>
-          </w:tcPr>
-          <w:p>
-            <w:pPr>
+              <w:t>Record</w:t>
+            </w:r>
+          </w:p>
+        </w:tc>
+        <w:tc>
+          <w:tcPr>
+            <w:tcW w:w="4649" w:type="dxa"/>
+            <w:tcBorders>
+              <w:top w:val="single" w:sz="8" w:space="0" w:color="000000"/>
+              <w:left w:val="single" w:sz="8" w:space="0" w:color="000000"/>
+              <w:bottom w:val="single" w:sz="8" w:space="0" w:color="000000"/>
+              <w:right w:val="single" w:sz="8" w:space="0" w:color="000000"/>
+            </w:tcBorders>
+            <w:vAlign w:val="center"/>
+          </w:tcPr>
+          <w:p>
+            <w:pPr>
+              <w:keepNext/>
               <w:jc w:val="center"/>
               <w:rPr>
                 <w:sz w:val="24"/>
@@ -14127,17 +14392,18 @@
         </w:tc>
         <w:tc>
           <w:tcPr>
-            <w:tcW w:w="2551" w:type="dxa"/>
-            <w:tcBorders>
-              <w:top w:val="single" w:sz="8" w:space="0" w:color="000000"/>
-              <w:left w:val="single" w:sz="8" w:space="0" w:color="000000"/>
-              <w:bottom w:val="single" w:sz="8" w:space="0" w:color="000000"/>
-              <w:right w:val="single" w:sz="8" w:space="0" w:color="000000"/>
-            </w:tcBorders>
-            <w:vAlign w:val="center"/>
-          </w:tcPr>
-          <w:p>
-            <w:pPr>
+            <w:tcW w:w="2835" w:type="dxa"/>
+            <w:tcBorders>
+              <w:top w:val="single" w:sz="8" w:space="0" w:color="000000"/>
+              <w:left w:val="single" w:sz="8" w:space="0" w:color="000000"/>
+              <w:bottom w:val="single" w:sz="8" w:space="0" w:color="000000"/>
+              <w:right w:val="single" w:sz="8" w:space="0" w:color="000000"/>
+            </w:tcBorders>
+            <w:vAlign w:val="center"/>
+          </w:tcPr>
+          <w:p>
+            <w:pPr>
+              <w:keepNext/>
               <w:jc w:val="center"/>
               <w:rPr>
                 <w:sz w:val="24"/>
@@ -14158,11 +14424,12 @@
       </w:tr>
       <w:tr>
         <w:trPr>
+          <w:cantSplit/>
           <w:jc w:val="center"/>
         </w:trPr>
         <w:tc>
           <w:tcPr>
-            <w:tcW w:w="2551" w:type="dxa"/>
+            <w:tcW w:w="1587" w:type="dxa"/>
             <w:tcBorders>
               <w:top w:val="single" w:sz="8" w:space="0" w:color="000000"/>
               <w:left w:val="single" w:sz="8" w:space="0" w:color="000000"/>
@@ -14190,69 +14457,70 @@
         </w:tc>
         <w:tc>
           <w:tcPr>
-            <w:tcW w:w="3969" w:type="dxa"/>
-            <w:tcBorders>
-              <w:top w:val="single" w:sz="8" w:space="0" w:color="000000"/>
-              <w:left w:val="single" w:sz="8" w:space="0" w:color="000000"/>
-              <w:bottom w:val="single" w:sz="8" w:space="0" w:color="000000"/>
-              <w:right w:val="single" w:sz="8" w:space="0" w:color="000000"/>
-            </w:tcBorders>
-            <w:vAlign w:val="center"/>
-          </w:tcPr>
-          <w:p>
-            <w:pPr>
-              <w:rPr>
-                <w:sz w:val="24"/>
-                <w:szCs w:val="24"/>
-              </w:rPr>
-            </w:pPr>
-            <w:r>
-              <w:rPr>
-                <w:b w:val="0"/>
-                <w:sz w:val="24"/>
-                <w:szCs w:val="24"/>
-              </w:rPr>
-              <w:t>Folder Google Drive departemen Legal (Ketentuan butir 18; SNX-LEG-SOP-03 butir 4.8). Pencatat Staff Legal, pemilik Line Manager Legal (SNX-LEG-SOP-03 butir 4.26, USULAN). Klasifikasi RESTRICTED (Internal) menurut SNX-ISMS-PRO-01.</w:t>
-            </w:r>
-          </w:p>
-        </w:tc>
-        <w:tc>
-          <w:tcPr>
-            <w:tcW w:w="2551" w:type="dxa"/>
-            <w:tcBorders>
-              <w:top w:val="single" w:sz="8" w:space="0" w:color="000000"/>
-              <w:left w:val="single" w:sz="8" w:space="0" w:color="000000"/>
-              <w:bottom w:val="single" w:sz="8" w:space="0" w:color="000000"/>
-              <w:right w:val="single" w:sz="8" w:space="0" w:color="000000"/>
-            </w:tcBorders>
-            <w:vAlign w:val="center"/>
-          </w:tcPr>
-          <w:p>
-            <w:pPr>
-              <w:jc w:val="both"/>
-              <w:rPr>
-                <w:sz w:val="24"/>
-                <w:szCs w:val="24"/>
-              </w:rPr>
-            </w:pPr>
-            <w:r>
-              <w:rPr>
-                <w:b w:val="0"/>
-                <w:sz w:val="24"/>
-                <w:szCs w:val="24"/>
-              </w:rPr>
-              <w:t>Belum ditetapkan. Kategori 4 (dokumen penelaahan Legal) di SNX-LEG-SOP-03; pemilihan kategori menunggu keputusan Legal (USULAN).</w:t>
+            <w:tcW w:w="4649" w:type="dxa"/>
+            <w:tcBorders>
+              <w:top w:val="single" w:sz="8" w:space="0" w:color="000000"/>
+              <w:left w:val="single" w:sz="8" w:space="0" w:color="000000"/>
+              <w:bottom w:val="single" w:sz="8" w:space="0" w:color="000000"/>
+              <w:right w:val="single" w:sz="8" w:space="0" w:color="000000"/>
+            </w:tcBorders>
+            <w:vAlign w:val="center"/>
+          </w:tcPr>
+          <w:p>
+            <w:pPr>
+              <w:rPr>
+                <w:sz w:val="24"/>
+                <w:szCs w:val="24"/>
+              </w:rPr>
+            </w:pPr>
+            <w:r>
+              <w:rPr>
+                <w:b w:val="0"/>
+                <w:sz w:val="24"/>
+                <w:szCs w:val="24"/>
+              </w:rPr>
+              <w:t>Folder Google Drive Departemen Legal (USULAN, SNX-LEG-SOP-03 butir 4.8). Pencatat: Staff Legal. Pemilik: Line Manager Legal (SNX-LEG-SOP-03 butir 4.26, USULAN). Klasifikasi RESTRICTED (Internal) menurut SNX-ISMS-PRO-01.</w:t>
+            </w:r>
+          </w:p>
+        </w:tc>
+        <w:tc>
+          <w:tcPr>
+            <w:tcW w:w="2835" w:type="dxa"/>
+            <w:tcBorders>
+              <w:top w:val="single" w:sz="8" w:space="0" w:color="000000"/>
+              <w:left w:val="single" w:sz="8" w:space="0" w:color="000000"/>
+              <w:bottom w:val="single" w:sz="8" w:space="0" w:color="000000"/>
+              <w:right w:val="single" w:sz="8" w:space="0" w:color="000000"/>
+            </w:tcBorders>
+            <w:vAlign w:val="center"/>
+          </w:tcPr>
+          <w:p>
+            <w:pPr>
+              <w:jc w:val="left"/>
+              <w:rPr>
+                <w:sz w:val="24"/>
+                <w:szCs w:val="24"/>
+              </w:rPr>
+            </w:pPr>
+            <w:r>
+              <w:rPr>
+                <w:b w:val="0"/>
+                <w:sz w:val="24"/>
+                <w:szCs w:val="24"/>
+              </w:rPr>
+              <w:t>Belum ditetapkan; Kategori 4 (dokumen penelaahan Legal) SNX-LEG-SOP-03 menunggu keputusan Legal (USULAN).</w:t>
             </w:r>
           </w:p>
         </w:tc>
       </w:tr>
       <w:tr>
         <w:trPr>
+          <w:cantSplit/>
           <w:jc w:val="center"/>
         </w:trPr>
         <w:tc>
           <w:tcPr>
-            <w:tcW w:w="2551" w:type="dxa"/>
+            <w:tcW w:w="1587" w:type="dxa"/>
             <w:tcBorders>
               <w:top w:val="single" w:sz="8" w:space="0" w:color="000000"/>
               <w:left w:val="single" w:sz="8" w:space="0" w:color="000000"/>
@@ -14280,46 +14548,46 @@
         </w:tc>
         <w:tc>
           <w:tcPr>
-            <w:tcW w:w="3969" w:type="dxa"/>
-            <w:tcBorders>
-              <w:top w:val="single" w:sz="8" w:space="0" w:color="000000"/>
-              <w:left w:val="single" w:sz="8" w:space="0" w:color="000000"/>
-              <w:bottom w:val="single" w:sz="8" w:space="0" w:color="000000"/>
-              <w:right w:val="single" w:sz="8" w:space="0" w:color="000000"/>
-            </w:tcBorders>
-            <w:vAlign w:val="center"/>
-          </w:tcPr>
-          <w:p>
-            <w:pPr>
-              <w:rPr>
-                <w:sz w:val="24"/>
-                <w:szCs w:val="24"/>
-              </w:rPr>
-            </w:pPr>
-            <w:r>
-              <w:rPr>
-                <w:b w:val="0"/>
-                <w:sz w:val="24"/>
-                <w:szCs w:val="24"/>
-              </w:rPr>
-              <w:t>Lokasi tertulis di kolom Bukti yang Diperiksa (Ketentuan butir 18). Pencatat lokasi Staff Legal. Bukti asli dimiliki Penanggung Jawab Kegiatan di unit asalnya; salinan di folder Google Drive departemen Legal, bila ada, dimiliki Line Manager Legal (SNX-LEG-SOP-03 butir 4.26, USULAN).</w:t>
-            </w:r>
-          </w:p>
-        </w:tc>
-        <w:tc>
-          <w:tcPr>
-            <w:tcW w:w="2551" w:type="dxa"/>
-            <w:tcBorders>
-              <w:top w:val="single" w:sz="8" w:space="0" w:color="000000"/>
-              <w:left w:val="single" w:sz="8" w:space="0" w:color="000000"/>
-              <w:bottom w:val="single" w:sz="8" w:space="0" w:color="000000"/>
-              <w:right w:val="single" w:sz="8" w:space="0" w:color="000000"/>
-            </w:tcBorders>
-            <w:vAlign w:val="center"/>
-          </w:tcPr>
-          <w:p>
-            <w:pPr>
-              <w:jc w:val="both"/>
+            <w:tcW w:w="4649" w:type="dxa"/>
+            <w:tcBorders>
+              <w:top w:val="single" w:sz="8" w:space="0" w:color="000000"/>
+              <w:left w:val="single" w:sz="8" w:space="0" w:color="000000"/>
+              <w:bottom w:val="single" w:sz="8" w:space="0" w:color="000000"/>
+              <w:right w:val="single" w:sz="8" w:space="0" w:color="000000"/>
+            </w:tcBorders>
+            <w:vAlign w:val="center"/>
+          </w:tcPr>
+          <w:p>
+            <w:pPr>
+              <w:rPr>
+                <w:sz w:val="24"/>
+                <w:szCs w:val="24"/>
+              </w:rPr>
+            </w:pPr>
+            <w:r>
+              <w:rPr>
+                <w:b w:val="0"/>
+                <w:sz w:val="24"/>
+                <w:szCs w:val="24"/>
+              </w:rPr>
+              <w:t>Lokasi di kolom Bukti yang Diperiksa, dicatat Staff Legal. Bukti asli milik Penanggung Jawab Kegiatan di unit asalnya; salinannya di folder Google Drive Departemen Legal, jika ada, milik Line Manager Legal (SNX-LEG-SOP-03 butir 4.26, USULAN) (USULAN).</w:t>
+            </w:r>
+          </w:p>
+        </w:tc>
+        <w:tc>
+          <w:tcPr>
+            <w:tcW w:w="2835" w:type="dxa"/>
+            <w:tcBorders>
+              <w:top w:val="single" w:sz="8" w:space="0" w:color="000000"/>
+              <w:left w:val="single" w:sz="8" w:space="0" w:color="000000"/>
+              <w:bottom w:val="single" w:sz="8" w:space="0" w:color="000000"/>
+              <w:right w:val="single" w:sz="8" w:space="0" w:color="000000"/>
+            </w:tcBorders>
+            <w:vAlign w:val="center"/>
+          </w:tcPr>
+          <w:p>
+            <w:pPr>
+              <w:jc w:val="left"/>
               <w:rPr>
                 <w:sz w:val="24"/>
                 <w:szCs w:val="24"/>
@@ -14376,6 +14644,7 @@
     </w:p>
     <w:p>
       <w:pPr>
+        <w:keepNext/>
         <w:pBdr>
           <w:top w:val="nil"/>
           <w:left w:val="nil"/>
@@ -14395,7 +14664,7 @@
           <w:sz w:val="24"/>
           <w:szCs w:val="24"/>
         </w:rPr>
-        <w:t xml:space="preserve">Klausul berikut berstatus (USULAN, perlu konfirmasi konsultan).</w:t>
+        <w:t xml:space="preserve">Klausul berikut masih perlu dikonfirmasi konsultan (USULAN).</w:t>
       </w:r>
     </w:p>
     <w:tbl>
@@ -14408,27 +14677,30 @@
         <w:tblLook w:val="0400" w:firstRow="0" w:lastRow="0" w:firstColumn="0" w:lastColumn="0" w:noHBand="0" w:noVBand="1"/>
       </w:tblPr>
       <w:tblGrid>
-        <w:gridCol w:w="2041"/>
-        <w:gridCol w:w="3061"/>
-        <w:gridCol w:w="3969"/>
+        <w:gridCol w:w="1474"/>
+        <w:gridCol w:w="3175"/>
+        <w:gridCol w:w="4422"/>
       </w:tblGrid>
       <w:tr>
         <w:trPr>
+          <w:cantSplit/>
+          <w:tblHeader/>
           <w:jc w:val="center"/>
         </w:trPr>
         <w:tc>
           <w:tcPr>
-            <w:tcW w:w="2041" w:type="dxa"/>
-            <w:tcBorders>
-              <w:top w:val="single" w:sz="8" w:space="0" w:color="000000"/>
-              <w:left w:val="single" w:sz="8" w:space="0" w:color="000000"/>
-              <w:bottom w:val="single" w:sz="8" w:space="0" w:color="000000"/>
-              <w:right w:val="single" w:sz="8" w:space="0" w:color="000000"/>
-            </w:tcBorders>
-            <w:vAlign w:val="center"/>
-          </w:tcPr>
-          <w:p>
-            <w:pPr>
+            <w:tcW w:w="1474" w:type="dxa"/>
+            <w:tcBorders>
+              <w:top w:val="single" w:sz="8" w:space="0" w:color="000000"/>
+              <w:left w:val="single" w:sz="8" w:space="0" w:color="000000"/>
+              <w:bottom w:val="single" w:sz="8" w:space="0" w:color="000000"/>
+              <w:right w:val="single" w:sz="8" w:space="0" w:color="000000"/>
+            </w:tcBorders>
+            <w:vAlign w:val="center"/>
+          </w:tcPr>
+          <w:p>
+            <w:pPr>
+              <w:keepNext/>
               <w:jc w:val="center"/>
               <w:rPr>
                 <w:sz w:val="24"/>
@@ -14448,17 +14720,18 @@
         </w:tc>
         <w:tc>
           <w:tcPr>
-            <w:tcW w:w="3061" w:type="dxa"/>
-            <w:tcBorders>
-              <w:top w:val="single" w:sz="8" w:space="0" w:color="000000"/>
-              <w:left w:val="single" w:sz="8" w:space="0" w:color="000000"/>
-              <w:bottom w:val="single" w:sz="8" w:space="0" w:color="000000"/>
-              <w:right w:val="single" w:sz="8" w:space="0" w:color="000000"/>
-            </w:tcBorders>
-            <w:vAlign w:val="center"/>
-          </w:tcPr>
-          <w:p>
-            <w:pPr>
+            <w:tcW w:w="3175" w:type="dxa"/>
+            <w:tcBorders>
+              <w:top w:val="single" w:sz="8" w:space="0" w:color="000000"/>
+              <w:left w:val="single" w:sz="8" w:space="0" w:color="000000"/>
+              <w:bottom w:val="single" w:sz="8" w:space="0" w:color="000000"/>
+              <w:right w:val="single" w:sz="8" w:space="0" w:color="000000"/>
+            </w:tcBorders>
+            <w:vAlign w:val="center"/>
+          </w:tcPr>
+          <w:p>
+            <w:pPr>
+              <w:keepNext/>
               <w:jc w:val="center"/>
               <w:rPr>
                 <w:sz w:val="24"/>
@@ -14478,17 +14751,18 @@
         </w:tc>
         <w:tc>
           <w:tcPr>
-            <w:tcW w:w="3969" w:type="dxa"/>
-            <w:tcBorders>
-              <w:top w:val="single" w:sz="8" w:space="0" w:color="000000"/>
-              <w:left w:val="single" w:sz="8" w:space="0" w:color="000000"/>
-              <w:bottom w:val="single" w:sz="8" w:space="0" w:color="000000"/>
-              <w:right w:val="single" w:sz="8" w:space="0" w:color="000000"/>
-            </w:tcBorders>
-            <w:vAlign w:val="center"/>
-          </w:tcPr>
-          <w:p>
-            <w:pPr>
+            <w:tcW w:w="4422" w:type="dxa"/>
+            <w:tcBorders>
+              <w:top w:val="single" w:sz="8" w:space="0" w:color="000000"/>
+              <w:left w:val="single" w:sz="8" w:space="0" w:color="000000"/>
+              <w:bottom w:val="single" w:sz="8" w:space="0" w:color="000000"/>
+              <w:right w:val="single" w:sz="8" w:space="0" w:color="000000"/>
+            </w:tcBorders>
+            <w:vAlign w:val="center"/>
+          </w:tcPr>
+          <w:p>
+            <w:pPr>
+              <w:keepNext/>
               <w:jc w:val="center"/>
               <w:rPr>
                 <w:sz w:val="24"/>
@@ -14509,11 +14783,12 @@
       </w:tr>
       <w:tr>
         <w:trPr>
+          <w:cantSplit/>
           <w:jc w:val="center"/>
         </w:trPr>
         <w:tc>
           <w:tcPr>
-            <w:tcW w:w="2041" w:type="dxa"/>
+            <w:tcW w:w="1474" w:type="dxa"/>
             <w:tcBorders>
               <w:top w:val="single" w:sz="8" w:space="0" w:color="000000"/>
               <w:left w:val="single" w:sz="8" w:space="0" w:color="000000"/>
@@ -14541,7 +14816,7 @@
         </w:tc>
         <w:tc>
           <w:tcPr>
-            <w:tcW w:w="3061" w:type="dxa"/>
+            <w:tcW w:w="3175" w:type="dxa"/>
             <w:tcBorders>
               <w:top w:val="single" w:sz="8" w:space="0" w:color="000000"/>
               <w:left w:val="single" w:sz="8" w:space="0" w:color="000000"/>
@@ -14569,41 +14844,42 @@
         </w:tc>
         <w:tc>
           <w:tcPr>
-            <w:tcW w:w="3969" w:type="dxa"/>
-            <w:tcBorders>
-              <w:top w:val="single" w:sz="8" w:space="0" w:color="000000"/>
-              <w:left w:val="single" w:sz="8" w:space="0" w:color="000000"/>
-              <w:bottom w:val="single" w:sz="8" w:space="0" w:color="000000"/>
-              <w:right w:val="single" w:sz="8" w:space="0" w:color="000000"/>
-            </w:tcBorders>
-            <w:vAlign w:val="center"/>
-          </w:tcPr>
-          <w:p>
-            <w:pPr>
-              <w:jc w:val="both"/>
-              <w:rPr>
-                <w:sz w:val="24"/>
-                <w:szCs w:val="24"/>
-              </w:rPr>
-            </w:pPr>
-            <w:r>
-              <w:rPr>
-                <w:b w:val="0"/>
-                <w:sz w:val="24"/>
-                <w:szCs w:val="24"/>
-              </w:rPr>
-              <w:t>Daftar Evaluasi Persyaratan memuat Persyaratan menurut peraturan perundang-undangan yang berlaku bagi produk dan jasa SINUX, beserta Status Kepatuhan-nya.</w:t>
+            <w:tcW w:w="4422" w:type="dxa"/>
+            <w:tcBorders>
+              <w:top w:val="single" w:sz="8" w:space="0" w:color="000000"/>
+              <w:left w:val="single" w:sz="8" w:space="0" w:color="000000"/>
+              <w:bottom w:val="single" w:sz="8" w:space="0" w:color="000000"/>
+              <w:right w:val="single" w:sz="8" w:space="0" w:color="000000"/>
+            </w:tcBorders>
+            <w:vAlign w:val="center"/>
+          </w:tcPr>
+          <w:p>
+            <w:pPr>
+              <w:jc w:val="left"/>
+              <w:rPr>
+                <w:sz w:val="24"/>
+                <w:szCs w:val="24"/>
+              </w:rPr>
+            </w:pPr>
+            <w:r>
+              <w:rPr>
+                <w:b w:val="0"/>
+                <w:sz w:val="24"/>
+                <w:szCs w:val="24"/>
+              </w:rPr>
+              <w:t>Daftar Evaluasi Persyaratan memuat Persyaratan peraturan perundang-undangan yang berlaku bagi produk dan jasa SINUX beserta Status Kepatuhannya.</w:t>
             </w:r>
           </w:p>
         </w:tc>
       </w:tr>
       <w:tr>
         <w:trPr>
+          <w:cantSplit/>
           <w:jc w:val="center"/>
         </w:trPr>
         <w:tc>
           <w:tcPr>
-            <w:tcW w:w="2041" w:type="dxa"/>
+            <w:tcW w:w="1474" w:type="dxa"/>
             <w:tcBorders>
               <w:top w:val="single" w:sz="8" w:space="0" w:color="000000"/>
               <w:left w:val="single" w:sz="8" w:space="0" w:color="000000"/>
@@ -14631,7 +14907,7 @@
         </w:tc>
         <w:tc>
           <w:tcPr>
-            <w:tcW w:w="3061" w:type="dxa"/>
+            <w:tcW w:w="3175" w:type="dxa"/>
             <w:tcBorders>
               <w:top w:val="single" w:sz="8" w:space="0" w:color="000000"/>
               <w:left w:val="single" w:sz="8" w:space="0" w:color="000000"/>
@@ -14659,18 +14935,18 @@
         </w:tc>
         <w:tc>
           <w:tcPr>
-            <w:tcW w:w="3969" w:type="dxa"/>
-            <w:tcBorders>
-              <w:top w:val="single" w:sz="8" w:space="0" w:color="000000"/>
-              <w:left w:val="single" w:sz="8" w:space="0" w:color="000000"/>
-              <w:bottom w:val="single" w:sz="8" w:space="0" w:color="000000"/>
-              <w:right w:val="single" w:sz="8" w:space="0" w:color="000000"/>
-            </w:tcBorders>
-            <w:vAlign w:val="center"/>
-          </w:tcPr>
-          <w:p>
-            <w:pPr>
-              <w:jc w:val="both"/>
+            <w:tcW w:w="4422" w:type="dxa"/>
+            <w:tcBorders>
+              <w:top w:val="single" w:sz="8" w:space="0" w:color="000000"/>
+              <w:left w:val="single" w:sz="8" w:space="0" w:color="000000"/>
+              <w:bottom w:val="single" w:sz="8" w:space="0" w:color="000000"/>
+              <w:right w:val="single" w:sz="8" w:space="0" w:color="000000"/>
+            </w:tcBorders>
+            <w:vAlign w:val="center"/>
+          </w:tcPr>
+          <w:p>
+            <w:pPr>
+              <w:jc w:val="left"/>
               <w:rPr>
                 <w:sz w:val="24"/>
                 <w:szCs w:val="24"/>
@@ -14689,11 +14965,12 @@
       </w:tr>
       <w:tr>
         <w:trPr>
+          <w:cantSplit/>
           <w:jc w:val="center"/>
         </w:trPr>
         <w:tc>
           <w:tcPr>
-            <w:tcW w:w="2041" w:type="dxa"/>
+            <w:tcW w:w="1474" w:type="dxa"/>
             <w:tcBorders>
               <w:top w:val="single" w:sz="8" w:space="0" w:color="000000"/>
               <w:left w:val="single" w:sz="8" w:space="0" w:color="000000"/>
@@ -14721,7 +14998,7 @@
         </w:tc>
         <w:tc>
           <w:tcPr>
-            <w:tcW w:w="3061" w:type="dxa"/>
+            <w:tcW w:w="3175" w:type="dxa"/>
             <w:tcBorders>
               <w:top w:val="single" w:sz="8" w:space="0" w:color="000000"/>
               <w:left w:val="single" w:sz="8" w:space="0" w:color="000000"/>
@@ -14749,41 +15026,42 @@
         </w:tc>
         <w:tc>
           <w:tcPr>
-            <w:tcW w:w="3969" w:type="dxa"/>
-            <w:tcBorders>
-              <w:top w:val="single" w:sz="8" w:space="0" w:color="000000"/>
-              <w:left w:val="single" w:sz="8" w:space="0" w:color="000000"/>
-              <w:bottom w:val="single" w:sz="8" w:space="0" w:color="000000"/>
-              <w:right w:val="single" w:sz="8" w:space="0" w:color="000000"/>
-            </w:tcBorders>
-            <w:vAlign w:val="center"/>
-          </w:tcPr>
-          <w:p>
-            <w:pPr>
-              <w:jc w:val="both"/>
-              <w:rPr>
-                <w:sz w:val="24"/>
-                <w:szCs w:val="24"/>
-              </w:rPr>
-            </w:pPr>
-            <w:r>
-              <w:rPr>
-                <w:b w:val="0"/>
-                <w:sz w:val="24"/>
-                <w:szCs w:val="24"/>
-              </w:rPr>
-              <w:t>Kolom Catatan dan Rujukan Temuan memuat tautan dari tiap Persyaratan yang tidak terpenuhi ke Catatan Temuan yang memuat Tindakan Perbaikan.</w:t>
+            <w:tcW w:w="4422" w:type="dxa"/>
+            <w:tcBorders>
+              <w:top w:val="single" w:sz="8" w:space="0" w:color="000000"/>
+              <w:left w:val="single" w:sz="8" w:space="0" w:color="000000"/>
+              <w:bottom w:val="single" w:sz="8" w:space="0" w:color="000000"/>
+              <w:right w:val="single" w:sz="8" w:space="0" w:color="000000"/>
+            </w:tcBorders>
+            <w:vAlign w:val="center"/>
+          </w:tcPr>
+          <w:p>
+            <w:pPr>
+              <w:jc w:val="left"/>
+              <w:rPr>
+                <w:sz w:val="24"/>
+                <w:szCs w:val="24"/>
+              </w:rPr>
+            </w:pPr>
+            <w:r>
+              <w:rPr>
+                <w:b w:val="0"/>
+                <w:sz w:val="24"/>
+                <w:szCs w:val="24"/>
+              </w:rPr>
+              <w:t>Kolom Catatan dan Rujukan Temuan menautkan Persyaratan yang tidak terpenuhi ke Catatan Temuan berisi Tindakan Perbaikan.</w:t>
             </w:r>
           </w:p>
         </w:tc>
       </w:tr>
       <w:tr>
         <w:trPr>
+          <w:cantSplit/>
           <w:jc w:val="center"/>
         </w:trPr>
         <w:tc>
           <w:tcPr>
-            <w:tcW w:w="2041" w:type="dxa"/>
+            <w:tcW w:w="1474" w:type="dxa"/>
             <w:tcBorders>
               <w:top w:val="single" w:sz="8" w:space="0" w:color="000000"/>
               <w:left w:val="single" w:sz="8" w:space="0" w:color="000000"/>
@@ -14811,7 +15089,7 @@
         </w:tc>
         <w:tc>
           <w:tcPr>
-            <w:tcW w:w="3061" w:type="dxa"/>
+            <w:tcW w:w="3175" w:type="dxa"/>
             <w:tcBorders>
               <w:top w:val="single" w:sz="8" w:space="0" w:color="000000"/>
               <w:left w:val="single" w:sz="8" w:space="0" w:color="000000"/>
@@ -14839,41 +15117,42 @@
         </w:tc>
         <w:tc>
           <w:tcPr>
-            <w:tcW w:w="3969" w:type="dxa"/>
-            <w:tcBorders>
-              <w:top w:val="single" w:sz="8" w:space="0" w:color="000000"/>
-              <w:left w:val="single" w:sz="8" w:space="0" w:color="000000"/>
-              <w:bottom w:val="single" w:sz="8" w:space="0" w:color="000000"/>
-              <w:right w:val="single" w:sz="8" w:space="0" w:color="000000"/>
-            </w:tcBorders>
-            <w:vAlign w:val="center"/>
-          </w:tcPr>
-          <w:p>
-            <w:pPr>
-              <w:jc w:val="both"/>
-              <w:rPr>
-                <w:sz w:val="24"/>
-                <w:szCs w:val="24"/>
-              </w:rPr>
-            </w:pPr>
-            <w:r>
-              <w:rPr>
-                <w:b w:val="0"/>
-                <w:sz w:val="24"/>
-                <w:szCs w:val="24"/>
-              </w:rPr>
-              <w:t>Cakupan Verifikasi dan Tingkat Kepatuhan memuat hasil evaluasi pemenuhan Persyaratan yang terkait keamanan informasi.</w:t>
+            <w:tcW w:w="4422" w:type="dxa"/>
+            <w:tcBorders>
+              <w:top w:val="single" w:sz="8" w:space="0" w:color="000000"/>
+              <w:left w:val="single" w:sz="8" w:space="0" w:color="000000"/>
+              <w:bottom w:val="single" w:sz="8" w:space="0" w:color="000000"/>
+              <w:right w:val="single" w:sz="8" w:space="0" w:color="000000"/>
+            </w:tcBorders>
+            <w:vAlign w:val="center"/>
+          </w:tcPr>
+          <w:p>
+            <w:pPr>
+              <w:jc w:val="left"/>
+              <w:rPr>
+                <w:sz w:val="24"/>
+                <w:szCs w:val="24"/>
+              </w:rPr>
+            </w:pPr>
+            <w:r>
+              <w:rPr>
+                <w:b w:val="0"/>
+                <w:sz w:val="24"/>
+                <w:szCs w:val="24"/>
+              </w:rPr>
+              <w:t>Cakupan Verifikasi dan Tingkat Kepatuhan menunjukkan pemenuhan Persyaratan terkait keamanan informasi.</w:t>
             </w:r>
           </w:p>
         </w:tc>
       </w:tr>
       <w:tr>
         <w:trPr>
+          <w:cantSplit/>
           <w:jc w:val="center"/>
         </w:trPr>
         <w:tc>
           <w:tcPr>
-            <w:tcW w:w="2041" w:type="dxa"/>
+            <w:tcW w:w="1474" w:type="dxa"/>
             <w:tcBorders>
               <w:top w:val="single" w:sz="8" w:space="0" w:color="000000"/>
               <w:left w:val="single" w:sz="8" w:space="0" w:color="000000"/>
@@ -14901,7 +15180,7 @@
         </w:tc>
         <w:tc>
           <w:tcPr>
-            <w:tcW w:w="3061" w:type="dxa"/>
+            <w:tcW w:w="3175" w:type="dxa"/>
             <w:tcBorders>
               <w:top w:val="single" w:sz="8" w:space="0" w:color="000000"/>
               <w:left w:val="single" w:sz="8" w:space="0" w:color="000000"/>
@@ -14929,41 +15208,42 @@
         </w:tc>
         <w:tc>
           <w:tcPr>
-            <w:tcW w:w="3969" w:type="dxa"/>
-            <w:tcBorders>
-              <w:top w:val="single" w:sz="8" w:space="0" w:color="000000"/>
-              <w:left w:val="single" w:sz="8" w:space="0" w:color="000000"/>
-              <w:bottom w:val="single" w:sz="8" w:space="0" w:color="000000"/>
-              <w:right w:val="single" w:sz="8" w:space="0" w:color="000000"/>
-            </w:tcBorders>
-            <w:vAlign w:val="center"/>
-          </w:tcPr>
-          <w:p>
-            <w:pPr>
-              <w:jc w:val="both"/>
-              <w:rPr>
-                <w:sz w:val="24"/>
-                <w:szCs w:val="24"/>
-              </w:rPr>
-            </w:pPr>
-            <w:r>
-              <w:rPr>
-                <w:b w:val="0"/>
-                <w:sz w:val="24"/>
-                <w:szCs w:val="24"/>
-              </w:rPr>
-              <w:t>Kolom Catatan dan Rujukan Temuan memuat tautan dari tiap Persyaratan yang tidak terpenuhi ke Catatan Temuan yang memuat Tindakan Perbaikan.</w:t>
+            <w:tcW w:w="4422" w:type="dxa"/>
+            <w:tcBorders>
+              <w:top w:val="single" w:sz="8" w:space="0" w:color="000000"/>
+              <w:left w:val="single" w:sz="8" w:space="0" w:color="000000"/>
+              <w:bottom w:val="single" w:sz="8" w:space="0" w:color="000000"/>
+              <w:right w:val="single" w:sz="8" w:space="0" w:color="000000"/>
+            </w:tcBorders>
+            <w:vAlign w:val="center"/>
+          </w:tcPr>
+          <w:p>
+            <w:pPr>
+              <w:jc w:val="left"/>
+              <w:rPr>
+                <w:sz w:val="24"/>
+                <w:szCs w:val="24"/>
+              </w:rPr>
+            </w:pPr>
+            <w:r>
+              <w:rPr>
+                <w:b w:val="0"/>
+                <w:sz w:val="24"/>
+                <w:szCs w:val="24"/>
+              </w:rPr>
+              <w:t>Kolom Catatan dan Rujukan Temuan menautkan Persyaratan yang tidak terpenuhi ke Catatan Temuan berisi Tindakan Perbaikan.</w:t>
             </w:r>
           </w:p>
         </w:tc>
       </w:tr>
       <w:tr>
         <w:trPr>
+          <w:cantSplit/>
           <w:jc w:val="center"/>
         </w:trPr>
         <w:tc>
           <w:tcPr>
-            <w:tcW w:w="2041" w:type="dxa"/>
+            <w:tcW w:w="1474" w:type="dxa"/>
             <w:tcBorders>
               <w:top w:val="single" w:sz="8" w:space="0" w:color="000000"/>
               <w:left w:val="single" w:sz="8" w:space="0" w:color="000000"/>
@@ -14991,7 +15271,7 @@
         </w:tc>
         <w:tc>
           <w:tcPr>
-            <w:tcW w:w="3061" w:type="dxa"/>
+            <w:tcW w:w="3175" w:type="dxa"/>
             <w:tcBorders>
               <w:top w:val="single" w:sz="8" w:space="0" w:color="000000"/>
               <w:left w:val="single" w:sz="8" w:space="0" w:color="000000"/>
@@ -15019,18 +15299,18 @@
         </w:tc>
         <w:tc>
           <w:tcPr>
-            <w:tcW w:w="3969" w:type="dxa"/>
-            <w:tcBorders>
-              <w:top w:val="single" w:sz="8" w:space="0" w:color="000000"/>
-              <w:left w:val="single" w:sz="8" w:space="0" w:color="000000"/>
-              <w:bottom w:val="single" w:sz="8" w:space="0" w:color="000000"/>
-              <w:right w:val="single" w:sz="8" w:space="0" w:color="000000"/>
-            </w:tcBorders>
-            <w:vAlign w:val="center"/>
-          </w:tcPr>
-          <w:p>
-            <w:pPr>
-              <w:jc w:val="both"/>
+            <w:tcW w:w="4422" w:type="dxa"/>
+            <w:tcBorders>
+              <w:top w:val="single" w:sz="8" w:space="0" w:color="000000"/>
+              <w:left w:val="single" w:sz="8" w:space="0" w:color="000000"/>
+              <w:bottom w:val="single" w:sz="8" w:space="0" w:color="000000"/>
+              <w:right w:val="single" w:sz="8" w:space="0" w:color="000000"/>
+            </w:tcBorders>
+            <w:vAlign w:val="center"/>
+          </w:tcPr>
+          <w:p>
+            <w:pPr>
+              <w:jc w:val="left"/>
               <w:rPr>
                 <w:sz w:val="24"/>
                 <w:szCs w:val="24"/>
@@ -15049,11 +15329,12 @@
       </w:tr>
       <w:tr>
         <w:trPr>
+          <w:cantSplit/>
           <w:jc w:val="center"/>
         </w:trPr>
         <w:tc>
           <w:tcPr>
-            <w:tcW w:w="2041" w:type="dxa"/>
+            <w:tcW w:w="1474" w:type="dxa"/>
             <w:tcBorders>
               <w:top w:val="single" w:sz="8" w:space="0" w:color="000000"/>
               <w:left w:val="single" w:sz="8" w:space="0" w:color="000000"/>
@@ -15081,7 +15362,7 @@
         </w:tc>
         <w:tc>
           <w:tcPr>
-            <w:tcW w:w="3061" w:type="dxa"/>
+            <w:tcW w:w="3175" w:type="dxa"/>
             <w:tcBorders>
               <w:top w:val="single" w:sz="8" w:space="0" w:color="000000"/>
               <w:left w:val="single" w:sz="8" w:space="0" w:color="000000"/>
@@ -15109,18 +15390,18 @@
         </w:tc>
         <w:tc>
           <w:tcPr>
-            <w:tcW w:w="3969" w:type="dxa"/>
-            <w:tcBorders>
-              <w:top w:val="single" w:sz="8" w:space="0" w:color="000000"/>
-              <w:left w:val="single" w:sz="8" w:space="0" w:color="000000"/>
-              <w:bottom w:val="single" w:sz="8" w:space="0" w:color="000000"/>
-              <w:right w:val="single" w:sz="8" w:space="0" w:color="000000"/>
-            </w:tcBorders>
-            <w:vAlign w:val="center"/>
-          </w:tcPr>
-          <w:p>
-            <w:pPr>
-              <w:jc w:val="both"/>
+            <w:tcW w:w="4422" w:type="dxa"/>
+            <w:tcBorders>
+              <w:top w:val="single" w:sz="8" w:space="0" w:color="000000"/>
+              <w:left w:val="single" w:sz="8" w:space="0" w:color="000000"/>
+              <w:bottom w:val="single" w:sz="8" w:space="0" w:color="000000"/>
+              <w:right w:val="single" w:sz="8" w:space="0" w:color="000000"/>
+            </w:tcBorders>
+            <w:vAlign w:val="center"/>
+          </w:tcPr>
+          <w:p>
+            <w:pPr>
+              <w:jc w:val="left"/>
               <w:rPr>
                 <w:sz w:val="24"/>
                 <w:szCs w:val="24"/>
@@ -15196,7 +15477,7 @@
           <w:sz w:val="24"/>
           <w:szCs w:val="24"/>
         </w:rPr>
-        <w:t xml:space="preserve">Laporan ini berstatus Draft dan baru berlaku sesudah Direktur Utama menandatangani blok Approval. Line Manager Legal meninjau dokumen ini setiap tahun.</w:t>
+        <w:t xml:space="preserve">Laporan ini berstatus Draft dan baru berlaku setelah Direktur Utama menandatangani blok Approval. Line Manager Legal meninjau dokumen ini setiap tahun.</w:t>
       </w:r>
     </w:p>
     <w:sectPr>

--- a/out/04_Legal/SNX-LEG-RPT-02 Legal Compliance Evaluation Report (Rev00 DRAFT).docx
+++ b/out/04_Legal/SNX-LEG-RPT-02 Legal Compliance Evaluation Report (Rev00 DRAFT).docx
@@ -6548,7 +6548,7 @@
           <w:sz w:val="24"/>
           <w:szCs w:val="24"/>
         </w:rPr>
-        <w:t xml:space="preserve">5. Di kolom Bukti yang Diperiksa, tulis nama dan lokasi Bukti. Isi kolom Status Kepatuhan dengan salah satu dari lima nilai di bagian Istilah. Di kolom Catatan dan Rujukan Temuan, tulis Rujukan Temuan untuk status Sebagian Sesuai atau Tidak Sesuai, atau alasan status Tidak Berlaku atau Belum Diverifikasi (USULAN).</w:t>
+        <w:t xml:space="preserve">5. Di kolom Bukti yang Diperiksa, tulis nama dan lokasi Bukti. Isi kolom Status Kepatuhan dengan salah satu dari lima nilai di bagian Istilah. Di kolom Catatan dan Rujukan Temuan, tulis Rujukan Temuan sesuai Ketentuan butir 11 untuk status Sebagian Sesuai atau Tidak Sesuai, atau alasan status Tidak Berlaku atau Belum Diverifikasi (USULAN).</w:t>
       </w:r>
     </w:p>
     <w:p>

--- a/out/04_Legal/SNX-LEG-RPT-02 Legal Compliance Evaluation Report (Rev00 DRAFT).docx
+++ b/out/04_Legal/SNX-LEG-RPT-02 Legal Compliance Evaluation Report (Rev00 DRAFT).docx
@@ -6548,7 +6548,7 @@
           <w:sz w:val="24"/>
           <w:szCs w:val="24"/>
         </w:rPr>
-        <w:t xml:space="preserve">5. Di kolom Bukti yang Diperiksa, tulis nama dan lokasi Bukti. Isi kolom Status Kepatuhan dengan salah satu dari lima nilai di bagian Istilah. Di kolom Catatan dan Rujukan Temuan, tulis Rujukan Temuan sesuai Ketentuan butir 11 untuk status Sebagian Sesuai atau Tidak Sesuai, atau alasan status Tidak Berlaku atau Belum Diverifikasi (USULAN).</w:t>
+        <w:t xml:space="preserve">5. Di kolom Bukti yang Diperiksa, tulis nama dan lokasi Bukti. Isi kolom Status Kepatuhan dengan salah satu dari lima nilai di bagian Istilah. Di kolom Catatan dan Rujukan Temuan, tulis Rujukan Temuan sesuai Ketentuan butir 11 untuk status Sebagian Sesuai atau Tidak Sesuai, atau alasan status Tidak Berlaku atau Belum Diverifikasi.</w:t>
       </w:r>
     </w:p>
     <w:p>
@@ -6644,7 +6644,7 @@
           <w:sz w:val="24"/>
           <w:szCs w:val="24"/>
         </w:rPr>
-        <w:t xml:space="preserve">9. Di Batasan Evaluasi, tulis Bukti yang masih diperlukan untuk Persyaratan berstatus Belum Diverifikasi, Bidang yang Tingkat Kepatuhannya dikosongkan beserta alasannya, dan Persyaratan yang masih Belum Diverifikasi di SNX-LEG-REG-03 dan tidak dihitung (USULAN).</w:t>
+        <w:t xml:space="preserve">9. Di Batasan Evaluasi, tulis Bukti yang masih diperlukan untuk Persyaratan berstatus Belum Diverifikasi dan Bidang yang Tingkat Kepatuhannya dikosongkan beserta alasannya. Tulis juga Persyaratan yang masih Belum Diverifikasi di SNX-LEG-REG-03 dan tidak dihitung (USULAN).</w:t>
       </w:r>
     </w:p>
     <w:p>
@@ -14570,7 +14570,7 @@
                 <w:sz w:val="24"/>
                 <w:szCs w:val="24"/>
               </w:rPr>
-              <w:t>Lokasi di kolom Bukti yang Diperiksa, dicatat Staff Legal. Bukti asli milik Penanggung Jawab Kegiatan di unit asalnya; salinannya di folder Google Drive Departemen Legal, jika ada, milik Line Manager Legal (SNX-LEG-SOP-03 butir 4.26, USULAN) (USULAN).</w:t>
+              <w:t>Lokasi di kolom Bukti yang Diperiksa, dicatat Staff Legal. Bukti asli milik Penanggung Jawab Kegiatan di unit asalnya; salinannya di folder Google Drive Departemen Legal, jika ada, milik Line Manager Legal (SNX-LEG-SOP-03 butir 4.26, USULAN).</w:t>
             </w:r>
           </w:p>
         </w:tc>

--- a/out/04_Legal/SNX-LEG-RPT-02 Legal Compliance Evaluation Report (Rev00 DRAFT).docx
+++ b/out/04_Legal/SNX-LEG-RPT-02 Legal Compliance Evaluation Report (Rev00 DRAFT).docx
@@ -14479,7 +14479,7 @@
                 <w:sz w:val="24"/>
                 <w:szCs w:val="24"/>
               </w:rPr>
-              <w:t>Folder Google Drive Departemen Legal (USULAN, SNX-LEG-SOP-03 butir 4.8). Pencatat: Staff Legal. Pemilik: Line Manager Legal (SNX-LEG-SOP-03 butir 4.26, USULAN). Klasifikasi RESTRICTED (Internal) menurut SNX-ISMS-PRO-01.</w:t>
+              <w:t>Folder Google Drive Departemen Legal (Ketentuan butir 18; SNX-LEG-SOP-03 butir 4.8). Pencatat Staff Legal, pemilik Line Manager Legal (SNX-LEG-SOP-03 butir 4.26, USULAN). Klasifikasi RESTRICTED (Internal) menurut SNX-ISMS-PRO-01.</w:t>
             </w:r>
           </w:p>
         </w:tc>
